--- a/DOCUMENTACION/Registro_de_pruebas.docx
+++ b/DOCUMENTACION/Registro_de_pruebas.docx
@@ -21,310 +21,301 @@
           <w:sz w:val="72"/>
           <w:szCs w:val="72"/>
         </w:rPr>
-        <w:t>REGISTRO DE PRUEBAS</w:t>
-      </w:r>
-      <w:r>
+        <w:t>REGISTRO DE PRUEBAS DE BLANCONOMICON</w:t>
+      </w:r>
+    </w:p>
+    <w:p>
+      <w:pPr>
+        <w:pStyle w:val="Normal"/>
+        <w:bidi w:val="0"/>
+        <w:jc w:val="center"/>
         <w:rPr>
           <w:b/>
           <w:bCs/>
           <w:sz w:val="72"/>
           <w:szCs w:val="72"/>
         </w:rPr>
-        <w:t xml:space="preserve"> DE BLANCONOMICON</w:t>
-      </w:r>
-    </w:p>
-    <w:p>
-      <w:pPr>
-        <w:pStyle w:val="Normal"/>
-        <w:bidi w:val="0"/>
-        <w:jc w:val="center"/>
+      </w:pPr>
+      <w:r>
         <w:rPr>
           <w:b/>
           <w:bCs/>
           <w:sz w:val="72"/>
           <w:szCs w:val="72"/>
         </w:rPr>
-      </w:pPr>
-      <w:r>
+      </w:r>
+    </w:p>
+    <w:p>
+      <w:pPr>
+        <w:pStyle w:val="Normal"/>
+        <w:bidi w:val="0"/>
+        <w:jc w:val="center"/>
         <w:rPr>
           <w:b/>
           <w:bCs/>
           <w:sz w:val="72"/>
           <w:szCs w:val="72"/>
         </w:rPr>
-      </w:r>
-    </w:p>
-    <w:p>
-      <w:pPr>
-        <w:pStyle w:val="Normal"/>
-        <w:bidi w:val="0"/>
-        <w:jc w:val="center"/>
+      </w:pPr>
+      <w:r>
         <w:rPr>
           <w:b/>
           <w:bCs/>
           <w:sz w:val="72"/>
           <w:szCs w:val="72"/>
         </w:rPr>
-      </w:pPr>
-      <w:r>
+      </w:r>
+    </w:p>
+    <w:p>
+      <w:pPr>
+        <w:pStyle w:val="Normal"/>
+        <w:bidi w:val="0"/>
+        <w:jc w:val="center"/>
         <w:rPr>
           <w:b/>
           <w:bCs/>
           <w:sz w:val="72"/>
           <w:szCs w:val="72"/>
         </w:rPr>
-      </w:r>
-    </w:p>
-    <w:p>
-      <w:pPr>
-        <w:pStyle w:val="Normal"/>
-        <w:bidi w:val="0"/>
-        <w:jc w:val="center"/>
+      </w:pPr>
+      <w:r>
         <w:rPr>
           <w:b/>
           <w:bCs/>
           <w:sz w:val="72"/>
           <w:szCs w:val="72"/>
         </w:rPr>
-      </w:pPr>
-      <w:r>
+      </w:r>
+    </w:p>
+    <w:p>
+      <w:pPr>
+        <w:pStyle w:val="Normal"/>
+        <w:bidi w:val="0"/>
+        <w:jc w:val="center"/>
         <w:rPr>
           <w:b/>
           <w:bCs/>
           <w:sz w:val="72"/>
           <w:szCs w:val="72"/>
         </w:rPr>
-      </w:r>
-    </w:p>
-    <w:p>
-      <w:pPr>
-        <w:pStyle w:val="Normal"/>
-        <w:bidi w:val="0"/>
-        <w:jc w:val="center"/>
+      </w:pPr>
+      <w:r>
         <w:rPr>
           <w:b/>
           <w:bCs/>
           <w:sz w:val="72"/>
           <w:szCs w:val="72"/>
         </w:rPr>
-      </w:pPr>
-      <w:r>
+      </w:r>
+    </w:p>
+    <w:p>
+      <w:pPr>
+        <w:pStyle w:val="Normal"/>
+        <w:bidi w:val="0"/>
+        <w:jc w:val="center"/>
         <w:rPr>
           <w:b/>
           <w:bCs/>
           <w:sz w:val="72"/>
           <w:szCs w:val="72"/>
         </w:rPr>
-      </w:r>
-    </w:p>
-    <w:p>
-      <w:pPr>
-        <w:pStyle w:val="Normal"/>
-        <w:bidi w:val="0"/>
-        <w:jc w:val="center"/>
+      </w:pPr>
+      <w:r>
         <w:rPr>
           <w:b/>
           <w:bCs/>
           <w:sz w:val="72"/>
           <w:szCs w:val="72"/>
         </w:rPr>
-      </w:pPr>
-      <w:r>
+      </w:r>
+    </w:p>
+    <w:p>
+      <w:pPr>
+        <w:pStyle w:val="Normal"/>
+        <w:bidi w:val="0"/>
+        <w:jc w:val="center"/>
         <w:rPr>
           <w:b/>
           <w:bCs/>
           <w:sz w:val="72"/>
           <w:szCs w:val="72"/>
         </w:rPr>
-      </w:r>
-    </w:p>
-    <w:p>
-      <w:pPr>
-        <w:pStyle w:val="Normal"/>
-        <w:bidi w:val="0"/>
-        <w:jc w:val="center"/>
+      </w:pPr>
+      <w:r>
         <w:rPr>
           <w:b/>
           <w:bCs/>
           <w:sz w:val="72"/>
           <w:szCs w:val="72"/>
         </w:rPr>
-      </w:pPr>
-      <w:r>
+      </w:r>
+    </w:p>
+    <w:p>
+      <w:pPr>
+        <w:pStyle w:val="Normal"/>
+        <w:bidi w:val="0"/>
+        <w:jc w:val="center"/>
         <w:rPr>
           <w:b/>
           <w:bCs/>
           <w:sz w:val="72"/>
           <w:szCs w:val="72"/>
         </w:rPr>
-      </w:r>
-    </w:p>
-    <w:p>
-      <w:pPr>
-        <w:pStyle w:val="Normal"/>
-        <w:bidi w:val="0"/>
-        <w:jc w:val="center"/>
+      </w:pPr>
+      <w:r>
         <w:rPr>
           <w:b/>
           <w:bCs/>
           <w:sz w:val="72"/>
           <w:szCs w:val="72"/>
         </w:rPr>
-      </w:pPr>
-      <w:r>
+      </w:r>
+    </w:p>
+    <w:p>
+      <w:pPr>
+        <w:pStyle w:val="Normal"/>
+        <w:bidi w:val="0"/>
+        <w:jc w:val="center"/>
         <w:rPr>
           <w:b/>
           <w:bCs/>
           <w:sz w:val="72"/>
           <w:szCs w:val="72"/>
         </w:rPr>
-      </w:r>
-    </w:p>
-    <w:p>
-      <w:pPr>
-        <w:pStyle w:val="Normal"/>
-        <w:bidi w:val="0"/>
-        <w:jc w:val="center"/>
+      </w:pPr>
+      <w:r>
         <w:rPr>
           <w:b/>
           <w:bCs/>
           <w:sz w:val="72"/>
           <w:szCs w:val="72"/>
         </w:rPr>
-      </w:pPr>
-      <w:r>
+      </w:r>
+    </w:p>
+    <w:p>
+      <w:pPr>
+        <w:pStyle w:val="Normal"/>
+        <w:bidi w:val="0"/>
+        <w:jc w:val="center"/>
         <w:rPr>
           <w:b/>
           <w:bCs/>
           <w:sz w:val="72"/>
           <w:szCs w:val="72"/>
         </w:rPr>
-      </w:r>
-    </w:p>
-    <w:p>
-      <w:pPr>
-        <w:pStyle w:val="Normal"/>
-        <w:bidi w:val="0"/>
-        <w:jc w:val="center"/>
+      </w:pPr>
+      <w:r>
         <w:rPr>
           <w:b/>
           <w:bCs/>
           <w:sz w:val="72"/>
           <w:szCs w:val="72"/>
         </w:rPr>
-      </w:pPr>
-      <w:r>
+      </w:r>
+    </w:p>
+    <w:p>
+      <w:pPr>
+        <w:pStyle w:val="Normal"/>
+        <w:bidi w:val="0"/>
+        <w:jc w:val="center"/>
         <w:rPr>
           <w:b/>
           <w:bCs/>
           <w:sz w:val="72"/>
           <w:szCs w:val="72"/>
         </w:rPr>
-      </w:r>
-    </w:p>
-    <w:p>
-      <w:pPr>
-        <w:pStyle w:val="Normal"/>
-        <w:bidi w:val="0"/>
-        <w:jc w:val="center"/>
+      </w:pPr>
+      <w:r>
         <w:rPr>
           <w:b/>
           <w:bCs/>
           <w:sz w:val="72"/>
           <w:szCs w:val="72"/>
         </w:rPr>
-      </w:pPr>
-      <w:r>
+      </w:r>
+    </w:p>
+    <w:p>
+      <w:pPr>
+        <w:pStyle w:val="Normal"/>
+        <w:bidi w:val="0"/>
+        <w:jc w:val="center"/>
         <w:rPr>
           <w:b/>
           <w:bCs/>
           <w:sz w:val="72"/>
           <w:szCs w:val="72"/>
         </w:rPr>
-      </w:r>
-    </w:p>
-    <w:p>
-      <w:pPr>
-        <w:pStyle w:val="Normal"/>
-        <w:bidi w:val="0"/>
-        <w:jc w:val="center"/>
+      </w:pPr>
+      <w:r>
         <w:rPr>
           <w:b/>
           <w:bCs/>
           <w:sz w:val="72"/>
           <w:szCs w:val="72"/>
         </w:rPr>
-      </w:pPr>
-      <w:r>
+      </w:r>
+    </w:p>
+    <w:p>
+      <w:pPr>
+        <w:pStyle w:val="Normal"/>
+        <w:bidi w:val="0"/>
+        <w:jc w:val="center"/>
         <w:rPr>
           <w:b/>
           <w:bCs/>
           <w:sz w:val="72"/>
           <w:szCs w:val="72"/>
         </w:rPr>
-      </w:r>
-    </w:p>
-    <w:p>
-      <w:pPr>
-        <w:pStyle w:val="Normal"/>
-        <w:bidi w:val="0"/>
-        <w:jc w:val="center"/>
+      </w:pPr>
+      <w:r>
         <w:rPr>
           <w:b/>
           <w:bCs/>
           <w:sz w:val="72"/>
           <w:szCs w:val="72"/>
         </w:rPr>
-      </w:pPr>
-      <w:r>
+      </w:r>
+    </w:p>
+    <w:p>
+      <w:pPr>
+        <w:pStyle w:val="Normal"/>
+        <w:bidi w:val="0"/>
+        <w:jc w:val="center"/>
         <w:rPr>
           <w:b/>
           <w:bCs/>
           <w:sz w:val="72"/>
           <w:szCs w:val="72"/>
         </w:rPr>
-      </w:r>
-    </w:p>
-    <w:p>
-      <w:pPr>
-        <w:pStyle w:val="Normal"/>
-        <w:bidi w:val="0"/>
-        <w:jc w:val="center"/>
+      </w:pPr>
+      <w:r>
         <w:rPr>
           <w:b/>
           <w:bCs/>
           <w:sz w:val="72"/>
           <w:szCs w:val="72"/>
         </w:rPr>
-      </w:pPr>
-      <w:r>
+      </w:r>
+    </w:p>
+    <w:p>
+      <w:pPr>
+        <w:pStyle w:val="Normal"/>
+        <w:bidi w:val="0"/>
+        <w:jc w:val="center"/>
         <w:rPr>
           <w:b/>
           <w:bCs/>
           <w:sz w:val="72"/>
           <w:szCs w:val="72"/>
         </w:rPr>
-      </w:r>
-    </w:p>
-    <w:p>
-      <w:pPr>
-        <w:pStyle w:val="Normal"/>
-        <w:bidi w:val="0"/>
-        <w:jc w:val="center"/>
+      </w:pPr>
+      <w:r>
         <w:rPr>
           <w:b/>
           <w:bCs/>
           <w:sz w:val="72"/>
           <w:szCs w:val="72"/>
         </w:rPr>
-      </w:pPr>
-      <w:r>
-        <w:rPr>
-          <w:b/>
-          <w:bCs/>
-          <w:sz w:val="72"/>
-          <w:szCs w:val="72"/>
-        </w:rPr>
       </w:r>
     </w:p>
     <w:p>
@@ -372,7 +363,7 @@
     </w:p>
     <w:p>
       <w:pPr>
-        <w:pStyle w:val="Ttulodelndicedeusuario"/>
+        <w:pStyle w:val="Ttulodelndicedeusuariouser"/>
         <w:suppressLineNumbers/>
         <w:bidi w:val="0"/>
         <w:ind w:hanging="0" w:start="0"/>
@@ -391,8 +382,6 @@
           <w:tab w:val="clear" w:pos="9638"/>
           <w:tab w:val="right" w:pos="9637" w:leader="dot"/>
         </w:tabs>
-        <w:bidi w:val="0"/>
-        <w:jc w:val="start"/>
         <w:rPr/>
       </w:pPr>
       <w:r>
@@ -422,8 +411,6 @@
           <w:tab w:val="clear" w:pos="9638"/>
           <w:tab w:val="right" w:pos="9637" w:leader="dot"/>
         </w:tabs>
-        <w:bidi w:val="0"/>
-        <w:jc w:val="start"/>
         <w:rPr/>
       </w:pPr>
       <w:r>
@@ -431,6 +418,294 @@
         <w:t>Desarrollo</w:t>
         <w:tab/>
         <w:t>4</w:t>
+      </w:r>
+    </w:p>
+    <w:p>
+      <w:pPr>
+        <w:pStyle w:val="ndicedeusuario2"/>
+        <w:tabs>
+          <w:tab w:val="clear" w:pos="9355"/>
+          <w:tab w:val="right" w:pos="9637" w:leader="dot"/>
+        </w:tabs>
+        <w:rPr/>
+      </w:pPr>
+      <w:r>
+        <w:rPr/>
+        <w:t>Servidor</w:t>
+        <w:tab/>
+        <w:t>4</w:t>
+      </w:r>
+    </w:p>
+    <w:p>
+      <w:pPr>
+        <w:pStyle w:val="ndicedeusuario3"/>
+        <w:tabs>
+          <w:tab w:val="clear" w:pos="9071"/>
+          <w:tab w:val="right" w:pos="9637" w:leader="dot"/>
+        </w:tabs>
+        <w:rPr/>
+      </w:pPr>
+      <w:r>
+        <w:rPr/>
+        <w:t>Montar la red</w:t>
+        <w:tab/>
+        <w:t>4</w:t>
+      </w:r>
+    </w:p>
+    <w:p>
+      <w:pPr>
+        <w:pStyle w:val="ndicedeusuario3"/>
+        <w:tabs>
+          <w:tab w:val="clear" w:pos="9071"/>
+          <w:tab w:val="right" w:pos="9637" w:leader="dot"/>
+        </w:tabs>
+        <w:rPr/>
+      </w:pPr>
+      <w:r>
+        <w:rPr/>
+        <w:t>Desplegar web</w:t>
+        <w:tab/>
+        <w:t>5</w:t>
+      </w:r>
+    </w:p>
+    <w:p>
+      <w:pPr>
+        <w:pStyle w:val="ndicedeusuario3"/>
+        <w:tabs>
+          <w:tab w:val="clear" w:pos="9071"/>
+          <w:tab w:val="right" w:pos="9637" w:leader="dot"/>
+        </w:tabs>
+        <w:rPr/>
+      </w:pPr>
+      <w:r>
+        <w:rPr/>
+        <w:t>Desplegar base de datos (local)</w:t>
+        <w:tab/>
+        <w:t>6</w:t>
+      </w:r>
+    </w:p>
+    <w:p>
+      <w:pPr>
+        <w:pStyle w:val="ndicedeusuario4"/>
+        <w:tabs>
+          <w:tab w:val="clear" w:pos="8788"/>
+          <w:tab w:val="right" w:pos="9637" w:leader="dot"/>
+        </w:tabs>
+        <w:rPr/>
+      </w:pPr>
+      <w:r>
+        <w:rPr/>
+        <w:t>Creación de tablas</w:t>
+        <w:tab/>
+        <w:t>6</w:t>
+      </w:r>
+    </w:p>
+    <w:p>
+      <w:pPr>
+        <w:pStyle w:val="ndicedeusuario4"/>
+        <w:tabs>
+          <w:tab w:val="clear" w:pos="8788"/>
+          <w:tab w:val="right" w:pos="9637" w:leader="dot"/>
+        </w:tabs>
+        <w:rPr/>
+      </w:pPr>
+      <w:r>
+        <w:rPr/>
+        <w:t>Dump de información</w:t>
+        <w:tab/>
+        <w:t>7</w:t>
+      </w:r>
+    </w:p>
+    <w:p>
+      <w:pPr>
+        <w:pStyle w:val="ndicedeusuario2"/>
+        <w:tabs>
+          <w:tab w:val="clear" w:pos="9355"/>
+          <w:tab w:val="right" w:pos="9637" w:leader="dot"/>
+        </w:tabs>
+        <w:rPr/>
+      </w:pPr>
+      <w:r>
+        <w:rPr/>
+        <w:t>WEB</w:t>
+        <w:tab/>
+        <w:t>8</w:t>
+      </w:r>
+    </w:p>
+    <w:p>
+      <w:pPr>
+        <w:pStyle w:val="ndicedeusuario3"/>
+        <w:tabs>
+          <w:tab w:val="clear" w:pos="9071"/>
+          <w:tab w:val="right" w:pos="9637" w:leader="dot"/>
+        </w:tabs>
+        <w:rPr/>
+      </w:pPr>
+      <w:r>
+        <w:rPr/>
+        <w:t>Login con usuario válido</w:t>
+        <w:tab/>
+        <w:t>8</w:t>
+      </w:r>
+    </w:p>
+    <w:p>
+      <w:pPr>
+        <w:pStyle w:val="ndicedeusuario3"/>
+        <w:tabs>
+          <w:tab w:val="clear" w:pos="9071"/>
+          <w:tab w:val="right" w:pos="9637" w:leader="dot"/>
+        </w:tabs>
+        <w:rPr/>
+      </w:pPr>
+      <w:r>
+        <w:rPr/>
+        <w:t>Login con contraseña incorrecta inválido</w:t>
+        <w:tab/>
+        <w:t>10</w:t>
+      </w:r>
+    </w:p>
+    <w:p>
+      <w:pPr>
+        <w:pStyle w:val="ndicedeusuario3"/>
+        <w:tabs>
+          <w:tab w:val="clear" w:pos="9071"/>
+          <w:tab w:val="right" w:pos="9637" w:leader="dot"/>
+        </w:tabs>
+        <w:rPr/>
+      </w:pPr>
+      <w:r>
+        <w:rPr/>
+        <w:t>Registrar usuario valido</w:t>
+        <w:tab/>
+        <w:t>11</w:t>
+      </w:r>
+    </w:p>
+    <w:p>
+      <w:pPr>
+        <w:pStyle w:val="ndicedeusuario3"/>
+        <w:tabs>
+          <w:tab w:val="clear" w:pos="9071"/>
+          <w:tab w:val="right" w:pos="9637" w:leader="dot"/>
+        </w:tabs>
+        <w:rPr/>
+      </w:pPr>
+      <w:r>
+        <w:rPr/>
+        <w:t>Registrar usuario inválido</w:t>
+        <w:tab/>
+        <w:t>12</w:t>
+      </w:r>
+    </w:p>
+    <w:p>
+      <w:pPr>
+        <w:pStyle w:val="ndicedeusuario3"/>
+        <w:tabs>
+          <w:tab w:val="clear" w:pos="9071"/>
+          <w:tab w:val="right" w:pos="9637" w:leader="dot"/>
+        </w:tabs>
+        <w:rPr/>
+      </w:pPr>
+      <w:r>
+        <w:rPr/>
+        <w:t>Crear un grupo</w:t>
+        <w:tab/>
+        <w:t>13</w:t>
+      </w:r>
+    </w:p>
+    <w:p>
+      <w:pPr>
+        <w:pStyle w:val="ndicedeusuario3"/>
+        <w:tabs>
+          <w:tab w:val="clear" w:pos="9071"/>
+          <w:tab w:val="right" w:pos="9637" w:leader="dot"/>
+        </w:tabs>
+        <w:rPr/>
+      </w:pPr>
+      <w:r>
+        <w:rPr/>
+        <w:t>Borrar un grupo</w:t>
+        <w:tab/>
+        <w:t>14</w:t>
+      </w:r>
+    </w:p>
+    <w:p>
+      <w:pPr>
+        <w:pStyle w:val="ndicedeusuario3"/>
+        <w:tabs>
+          <w:tab w:val="clear" w:pos="9071"/>
+          <w:tab w:val="right" w:pos="9637" w:leader="dot"/>
+        </w:tabs>
+        <w:rPr/>
+      </w:pPr>
+      <w:r>
+        <w:rPr/>
+        <w:t>Añadir usuario a grupo</w:t>
+        <w:tab/>
+        <w:t>15</w:t>
+      </w:r>
+    </w:p>
+    <w:p>
+      <w:pPr>
+        <w:pStyle w:val="ndicedeusuario3"/>
+        <w:tabs>
+          <w:tab w:val="clear" w:pos="9071"/>
+          <w:tab w:val="right" w:pos="9637" w:leader="dot"/>
+        </w:tabs>
+        <w:rPr/>
+      </w:pPr>
+      <w:r>
+        <w:rPr/>
+        <w:t>Salir de un grupo</w:t>
+        <w:tab/>
+        <w:t>16</w:t>
+      </w:r>
+    </w:p>
+    <w:p>
+      <w:pPr>
+        <w:pStyle w:val="ndicedeusuario3"/>
+        <w:tabs>
+          <w:tab w:val="clear" w:pos="9071"/>
+          <w:tab w:val="right" w:pos="9637" w:leader="dot"/>
+        </w:tabs>
+        <w:rPr/>
+      </w:pPr>
+      <w:r>
+        <w:rPr/>
+        <w:t>Crear un personaje</w:t>
+        <w:tab/>
+        <w:t>17</w:t>
+      </w:r>
+    </w:p>
+    <w:p>
+      <w:pPr>
+        <w:pStyle w:val="ndicedeusuario3"/>
+        <w:tabs>
+          <w:tab w:val="clear" w:pos="9071"/>
+          <w:tab w:val="right" w:pos="9637" w:leader="dot"/>
+        </w:tabs>
+        <w:rPr/>
+      </w:pPr>
+      <w:r>
+        <w:rPr/>
+        <w:t>Ver un personaje</w:t>
+        <w:tab/>
+        <w:t>20</w:t>
+      </w:r>
+    </w:p>
+    <w:p>
+      <w:pPr>
+        <w:pStyle w:val="ndicedeusuario3"/>
+        <w:tabs>
+          <w:tab w:val="clear" w:pos="9071"/>
+          <w:tab w:val="right" w:pos="9637" w:leader="dot"/>
+        </w:tabs>
+        <w:rPr/>
+      </w:pPr>
+      <w:r>
+        <w:rPr/>
+        <w:t>Eliminar un personaje</w:t>
+        <w:tab/>
+        <w:t>21</w:t>
       </w:r>
     </w:p>
     <w:p>
@@ -440,15 +715,13 @@
           <w:tab w:val="clear" w:pos="9638"/>
           <w:tab w:val="right" w:pos="9637" w:leader="dot"/>
         </w:tabs>
-        <w:bidi w:val="0"/>
-        <w:jc w:val="start"/>
         <w:rPr/>
       </w:pPr>
       <w:r>
         <w:rPr/>
         <w:t>Bibliografia</w:t>
         <w:tab/>
-        <w:t>5</w:t>
+        <w:t>22</w:t>
       </w:r>
       <w:r>
         <w:rPr/>
@@ -1027,16 +1300,7 @@
           <w:sz w:val="36"/>
           <w:szCs w:val="36"/>
         </w:rPr>
-        <w:t>Registro de pruebas</w:t>
-      </w:r>
-      <w:r>
-        <w:rPr>
-          <w:b w:val="false"/>
-          <w:bCs w:val="false"/>
-          <w:sz w:val="36"/>
-          <w:szCs w:val="36"/>
-        </w:rPr>
-        <w:t xml:space="preserve"> de Blanconomicon, una aplicación web que permite a los usuarios crear y ver los personajes de Dragones y Mazmorras 5.5e (2024). Esta web permite a los usuarios crear personajes con estas normas de manera fácil y en castellano.</w:t>
+        <w:t>Registro de pruebas de Blanconomicon, una aplicación web que permite a los usuarios crear y ver los personajes de Dragones y Mazmorras 5.5e (2024). Esta web permite a los usuarios crear personajes con estas normas de manera fácil y en castellano.</w:t>
       </w:r>
     </w:p>
     <w:p>
@@ -1418,457 +1682,6 @@
       <w:pPr>
         <w:pStyle w:val="Normal"/>
         <w:bidi w:val="0"/>
-        <w:jc w:val="start"/>
-        <w:rPr>
-          <w:b/>
-          <w:bCs/>
-          <w:sz w:val="52"/>
-          <w:szCs w:val="52"/>
-        </w:rPr>
-      </w:pPr>
-      <w:r>
-        <w:rPr>
-          <w:b/>
-          <w:bCs/>
-          <w:sz w:val="52"/>
-          <w:szCs w:val="52"/>
-        </w:rPr>
-        <w:t xml:space="preserve">TODO AÑADIR EL DESARROLLO DEL </w:t>
-      </w:r>
-      <w:r>
-        <w:rPr>
-          <w:b/>
-          <w:bCs/>
-          <w:sz w:val="52"/>
-          <w:szCs w:val="52"/>
-        </w:rPr>
-        <w:t>REGISTRO</w:t>
-      </w:r>
-    </w:p>
-    <w:p>
-      <w:pPr>
-        <w:pStyle w:val="Normal"/>
-        <w:bidi w:val="0"/>
-        <w:jc w:val="start"/>
-        <w:rPr>
-          <w:b/>
-          <w:bCs/>
-          <w:sz w:val="52"/>
-          <w:szCs w:val="52"/>
-        </w:rPr>
-      </w:pPr>
-      <w:r>
-        <w:rPr>
-          <w:b/>
-          <w:bCs/>
-          <w:sz w:val="52"/>
-          <w:szCs w:val="52"/>
-        </w:rPr>
-      </w:r>
-    </w:p>
-    <w:p>
-      <w:pPr>
-        <w:pStyle w:val="Normal"/>
-        <w:bidi w:val="0"/>
-        <w:jc w:val="start"/>
-        <w:rPr>
-          <w:b/>
-          <w:bCs/>
-          <w:sz w:val="52"/>
-          <w:szCs w:val="52"/>
-        </w:rPr>
-      </w:pPr>
-      <w:r>
-        <w:rPr>
-          <w:b/>
-          <w:bCs/>
-          <w:sz w:val="52"/>
-          <w:szCs w:val="52"/>
-        </w:rPr>
-      </w:r>
-    </w:p>
-    <w:p>
-      <w:pPr>
-        <w:pStyle w:val="Normal"/>
-        <w:bidi w:val="0"/>
-        <w:jc w:val="start"/>
-        <w:rPr>
-          <w:b/>
-          <w:bCs/>
-          <w:sz w:val="52"/>
-          <w:szCs w:val="52"/>
-        </w:rPr>
-      </w:pPr>
-      <w:r>
-        <w:rPr>
-          <w:b/>
-          <w:bCs/>
-          <w:sz w:val="52"/>
-          <w:szCs w:val="52"/>
-        </w:rPr>
-      </w:r>
-    </w:p>
-    <w:p>
-      <w:pPr>
-        <w:pStyle w:val="Normal"/>
-        <w:bidi w:val="0"/>
-        <w:jc w:val="start"/>
-        <w:rPr>
-          <w:b/>
-          <w:bCs/>
-          <w:sz w:val="52"/>
-          <w:szCs w:val="52"/>
-        </w:rPr>
-      </w:pPr>
-      <w:r>
-        <w:rPr>
-          <w:b/>
-          <w:bCs/>
-          <w:sz w:val="52"/>
-          <w:szCs w:val="52"/>
-        </w:rPr>
-      </w:r>
-    </w:p>
-    <w:p>
-      <w:pPr>
-        <w:pStyle w:val="Normal"/>
-        <w:bidi w:val="0"/>
-        <w:jc w:val="start"/>
-        <w:rPr>
-          <w:b/>
-          <w:bCs/>
-          <w:sz w:val="52"/>
-          <w:szCs w:val="52"/>
-        </w:rPr>
-      </w:pPr>
-      <w:r>
-        <w:rPr>
-          <w:b/>
-          <w:bCs/>
-          <w:sz w:val="52"/>
-          <w:szCs w:val="52"/>
-        </w:rPr>
-      </w:r>
-    </w:p>
-    <w:p>
-      <w:pPr>
-        <w:pStyle w:val="Normal"/>
-        <w:bidi w:val="0"/>
-        <w:jc w:val="start"/>
-        <w:rPr>
-          <w:b/>
-          <w:bCs/>
-          <w:sz w:val="52"/>
-          <w:szCs w:val="52"/>
-        </w:rPr>
-      </w:pPr>
-      <w:r>
-        <w:rPr>
-          <w:b/>
-          <w:bCs/>
-          <w:sz w:val="52"/>
-          <w:szCs w:val="52"/>
-        </w:rPr>
-      </w:r>
-    </w:p>
-    <w:p>
-      <w:pPr>
-        <w:pStyle w:val="Normal"/>
-        <w:bidi w:val="0"/>
-        <w:jc w:val="start"/>
-        <w:rPr>
-          <w:b/>
-          <w:bCs/>
-          <w:sz w:val="52"/>
-          <w:szCs w:val="52"/>
-        </w:rPr>
-      </w:pPr>
-      <w:r>
-        <w:rPr>
-          <w:b/>
-          <w:bCs/>
-          <w:sz w:val="52"/>
-          <w:szCs w:val="52"/>
-        </w:rPr>
-      </w:r>
-    </w:p>
-    <w:p>
-      <w:pPr>
-        <w:pStyle w:val="Normal"/>
-        <w:bidi w:val="0"/>
-        <w:jc w:val="start"/>
-        <w:rPr>
-          <w:b/>
-          <w:bCs/>
-          <w:sz w:val="52"/>
-          <w:szCs w:val="52"/>
-        </w:rPr>
-      </w:pPr>
-      <w:r>
-        <w:rPr>
-          <w:b/>
-          <w:bCs/>
-          <w:sz w:val="52"/>
-          <w:szCs w:val="52"/>
-        </w:rPr>
-      </w:r>
-    </w:p>
-    <w:p>
-      <w:pPr>
-        <w:pStyle w:val="Normal"/>
-        <w:bidi w:val="0"/>
-        <w:jc w:val="start"/>
-        <w:rPr>
-          <w:b/>
-          <w:bCs/>
-          <w:sz w:val="52"/>
-          <w:szCs w:val="52"/>
-        </w:rPr>
-      </w:pPr>
-      <w:r>
-        <w:rPr>
-          <w:b/>
-          <w:bCs/>
-          <w:sz w:val="52"/>
-          <w:szCs w:val="52"/>
-        </w:rPr>
-      </w:r>
-    </w:p>
-    <w:p>
-      <w:pPr>
-        <w:pStyle w:val="Normal"/>
-        <w:bidi w:val="0"/>
-        <w:jc w:val="start"/>
-        <w:rPr>
-          <w:b/>
-          <w:bCs/>
-          <w:sz w:val="52"/>
-          <w:szCs w:val="52"/>
-        </w:rPr>
-      </w:pPr>
-      <w:r>
-        <w:rPr>
-          <w:b/>
-          <w:bCs/>
-          <w:sz w:val="52"/>
-          <w:szCs w:val="52"/>
-        </w:rPr>
-      </w:r>
-    </w:p>
-    <w:p>
-      <w:pPr>
-        <w:pStyle w:val="Normal"/>
-        <w:bidi w:val="0"/>
-        <w:jc w:val="start"/>
-        <w:rPr>
-          <w:b/>
-          <w:bCs/>
-          <w:sz w:val="52"/>
-          <w:szCs w:val="52"/>
-        </w:rPr>
-      </w:pPr>
-      <w:r>
-        <w:rPr>
-          <w:b/>
-          <w:bCs/>
-          <w:sz w:val="52"/>
-          <w:szCs w:val="52"/>
-        </w:rPr>
-      </w:r>
-    </w:p>
-    <w:p>
-      <w:pPr>
-        <w:pStyle w:val="Normal"/>
-        <w:bidi w:val="0"/>
-        <w:jc w:val="start"/>
-        <w:rPr>
-          <w:b/>
-          <w:bCs/>
-          <w:sz w:val="52"/>
-          <w:szCs w:val="52"/>
-        </w:rPr>
-      </w:pPr>
-      <w:r>
-        <w:rPr>
-          <w:b/>
-          <w:bCs/>
-          <w:sz w:val="52"/>
-          <w:szCs w:val="52"/>
-        </w:rPr>
-      </w:r>
-    </w:p>
-    <w:p>
-      <w:pPr>
-        <w:pStyle w:val="Normal"/>
-        <w:bidi w:val="0"/>
-        <w:jc w:val="start"/>
-        <w:rPr>
-          <w:b/>
-          <w:bCs/>
-          <w:sz w:val="52"/>
-          <w:szCs w:val="52"/>
-        </w:rPr>
-      </w:pPr>
-      <w:r>
-        <w:rPr>
-          <w:b/>
-          <w:bCs/>
-          <w:sz w:val="52"/>
-          <w:szCs w:val="52"/>
-        </w:rPr>
-      </w:r>
-    </w:p>
-    <w:p>
-      <w:pPr>
-        <w:pStyle w:val="Normal"/>
-        <w:bidi w:val="0"/>
-        <w:jc w:val="start"/>
-        <w:rPr>
-          <w:b/>
-          <w:bCs/>
-          <w:sz w:val="52"/>
-          <w:szCs w:val="52"/>
-        </w:rPr>
-      </w:pPr>
-      <w:r>
-        <w:rPr>
-          <w:b/>
-          <w:bCs/>
-          <w:sz w:val="52"/>
-          <w:szCs w:val="52"/>
-        </w:rPr>
-      </w:r>
-    </w:p>
-    <w:p>
-      <w:pPr>
-        <w:pStyle w:val="Normal"/>
-        <w:bidi w:val="0"/>
-        <w:jc w:val="start"/>
-        <w:rPr>
-          <w:b/>
-          <w:bCs/>
-          <w:sz w:val="52"/>
-          <w:szCs w:val="52"/>
-        </w:rPr>
-      </w:pPr>
-      <w:r>
-        <w:rPr>
-          <w:b/>
-          <w:bCs/>
-          <w:sz w:val="52"/>
-          <w:szCs w:val="52"/>
-        </w:rPr>
-      </w:r>
-    </w:p>
-    <w:p>
-      <w:pPr>
-        <w:pStyle w:val="Normal"/>
-        <w:bidi w:val="0"/>
-        <w:jc w:val="start"/>
-        <w:rPr>
-          <w:b/>
-          <w:bCs/>
-          <w:sz w:val="52"/>
-          <w:szCs w:val="52"/>
-        </w:rPr>
-      </w:pPr>
-      <w:r>
-        <w:rPr>
-          <w:b/>
-          <w:bCs/>
-          <w:sz w:val="52"/>
-          <w:szCs w:val="52"/>
-        </w:rPr>
-      </w:r>
-    </w:p>
-    <w:p>
-      <w:pPr>
-        <w:pStyle w:val="Normal"/>
-        <w:bidi w:val="0"/>
-        <w:jc w:val="start"/>
-        <w:rPr>
-          <w:b/>
-          <w:bCs/>
-          <w:sz w:val="52"/>
-          <w:szCs w:val="52"/>
-        </w:rPr>
-      </w:pPr>
-      <w:r>
-        <w:rPr>
-          <w:b/>
-          <w:bCs/>
-          <w:sz w:val="52"/>
-          <w:szCs w:val="52"/>
-        </w:rPr>
-      </w:r>
-    </w:p>
-    <w:p>
-      <w:pPr>
-        <w:pStyle w:val="Normal"/>
-        <w:bidi w:val="0"/>
-        <w:jc w:val="start"/>
-        <w:rPr>
-          <w:b/>
-          <w:bCs/>
-          <w:sz w:val="52"/>
-          <w:szCs w:val="52"/>
-        </w:rPr>
-      </w:pPr>
-      <w:r>
-        <w:rPr>
-          <w:b/>
-          <w:bCs/>
-          <w:sz w:val="52"/>
-          <w:szCs w:val="52"/>
-        </w:rPr>
-      </w:r>
-    </w:p>
-    <w:p>
-      <w:pPr>
-        <w:pStyle w:val="Normal"/>
-        <w:bidi w:val="0"/>
-        <w:jc w:val="start"/>
-        <w:rPr>
-          <w:b/>
-          <w:bCs/>
-          <w:sz w:val="52"/>
-          <w:szCs w:val="52"/>
-        </w:rPr>
-      </w:pPr>
-      <w:r>
-        <w:rPr>
-          <w:b/>
-          <w:bCs/>
-          <w:sz w:val="52"/>
-          <w:szCs w:val="52"/>
-        </w:rPr>
-      </w:r>
-    </w:p>
-    <w:p>
-      <w:pPr>
-        <w:pStyle w:val="Normal"/>
-        <w:bidi w:val="0"/>
-        <w:jc w:val="start"/>
-        <w:rPr>
-          <w:b/>
-          <w:bCs/>
-          <w:sz w:val="52"/>
-          <w:szCs w:val="52"/>
-        </w:rPr>
-      </w:pPr>
-      <w:r>
-        <w:rPr>
-          <w:b/>
-          <w:bCs/>
-          <w:sz w:val="52"/>
-          <w:szCs w:val="52"/>
-        </w:rPr>
-      </w:r>
-    </w:p>
-    <w:p>
-      <w:pPr>
-        <w:pStyle w:val="Normal"/>
-        <w:bidi w:val="0"/>
         <w:jc w:val="center"/>
         <w:rPr>
           <w:b/>
@@ -1878,10 +1691,5354 @@
         </w:rPr>
       </w:pPr>
       <w:r>
+        <w:rPr>
+          <w:b/>
+          <w:bCs/>
+          <w:sz w:val="52"/>
+          <w:szCs w:val="52"/>
+        </w:rPr>
+      </w:r>
+    </w:p>
+    <w:p>
+      <w:pPr>
+        <w:pStyle w:val="Normal"/>
+        <w:bidi w:val="0"/>
+        <w:jc w:val="center"/>
+        <w:rPr>
+          <w:sz w:val="52"/>
+          <w:szCs w:val="52"/>
+        </w:rPr>
+      </w:pPr>
+      <w:r>
         <w:fldChar w:fldCharType="begin"/>
       </w:r>
       <w:r>
         <w:rPr>
+          <w:sz w:val="52"/>
+          <w:szCs w:val="52"/>
+        </w:rPr>
+        <w:instrText xml:space="preserve"> XE "Servidor" \f "Índice personalizado" </w:instrText>
+      </w:r>
+      <w:r>
+        <w:rPr>
+          <w:sz w:val="52"/>
+          <w:szCs w:val="52"/>
+        </w:rPr>
+        <w:fldChar w:fldCharType="separate"/>
+      </w:r>
+      <w:r>
+        <w:rPr>
+          <w:sz w:val="52"/>
+          <w:szCs w:val="52"/>
+        </w:rPr>
+      </w:r>
+      <w:r>
+        <w:rPr>
+          <w:sz w:val="52"/>
+          <w:szCs w:val="52"/>
+        </w:rPr>
+        <w:fldChar w:fldCharType="end"/>
+      </w:r>
+      <w:r>
+        <w:rPr>
+          <w:sz w:val="52"/>
+          <w:szCs w:val="52"/>
+        </w:rPr>
+        <w:t>Levantar entorno Físico</w:t>
+      </w:r>
+    </w:p>
+    <w:p>
+      <w:pPr>
+        <w:pStyle w:val="Normal"/>
+        <w:bidi w:val="0"/>
+        <w:jc w:val="start"/>
+        <w:rPr>
+          <w:b/>
+          <w:bCs/>
+          <w:sz w:val="52"/>
+          <w:szCs w:val="52"/>
+        </w:rPr>
+      </w:pPr>
+      <w:r>
+        <w:rPr>
+          <w:b/>
+          <w:bCs/>
+          <w:sz w:val="52"/>
+          <w:szCs w:val="52"/>
+        </w:rPr>
+        <w:tab/>
+        <w:tab/>
+      </w:r>
+    </w:p>
+    <w:p>
+      <w:pPr>
+        <w:pStyle w:val="Normal"/>
+        <w:bidi w:val="0"/>
+        <w:jc w:val="center"/>
+        <w:rPr>
+          <w:b/>
+          <w:bCs/>
+          <w:sz w:val="44"/>
+          <w:szCs w:val="44"/>
+        </w:rPr>
+      </w:pPr>
+      <w:r>
+        <w:fldChar w:fldCharType="begin"/>
+      </w:r>
+      <w:r>
+        <w:rPr>
+          <w:b/>
+          <w:bCs/>
+          <w:sz w:val="44"/>
+          <w:szCs w:val="44"/>
+        </w:rPr>
+        <w:instrText xml:space="preserve"> XE "Montar la red" \f "Índice personalizado" </w:instrText>
+      </w:r>
+      <w:r>
+        <w:rPr>
+          <w:b/>
+          <w:bCs/>
+          <w:sz w:val="44"/>
+          <w:szCs w:val="44"/>
+        </w:rPr>
+        <w:fldChar w:fldCharType="separate"/>
+      </w:r>
+      <w:r>
+        <w:rPr>
+          <w:b/>
+          <w:bCs/>
+          <w:sz w:val="44"/>
+          <w:szCs w:val="44"/>
+        </w:rPr>
+        <w:t>Montar la red</w:t>
+      </w:r>
+      <w:r>
+        <w:rPr>
+          <w:b/>
+          <w:bCs/>
+          <w:sz w:val="44"/>
+          <w:szCs w:val="44"/>
+        </w:rPr>
+        <w:fldChar w:fldCharType="end"/>
+      </w:r>
+    </w:p>
+    <w:p>
+      <w:pPr>
+        <w:pStyle w:val="Normal"/>
+        <w:bidi w:val="0"/>
+        <w:jc w:val="start"/>
+        <w:rPr>
+          <w:b/>
+          <w:bCs/>
+          <w:sz w:val="52"/>
+          <w:szCs w:val="52"/>
+        </w:rPr>
+      </w:pPr>
+      <w:r>
+        <w:rPr>
+          <w:b/>
+          <w:bCs/>
+          <w:sz w:val="52"/>
+          <w:szCs w:val="52"/>
+        </w:rPr>
+      </w:r>
+    </w:p>
+    <w:p>
+      <w:pPr>
+        <w:pStyle w:val="Normal"/>
+        <w:bidi w:val="0"/>
+        <w:jc w:val="start"/>
+        <w:rPr>
+          <w:b/>
+          <w:bCs/>
+          <w:sz w:val="52"/>
+          <w:szCs w:val="52"/>
+        </w:rPr>
+      </w:pPr>
+      <w:r>
+        <w:rPr>
+          <w:b/>
+          <w:bCs/>
+          <w:sz w:val="52"/>
+          <w:szCs w:val="52"/>
+        </w:rPr>
+        <w:drawing>
+          <wp:anchor distT="0" distB="0" distL="0" distR="0" simplePos="0" relativeHeight="2" behindDoc="0" locked="0" layoutInCell="0" allowOverlap="1">
+            <wp:simplePos x="0" y="0"/>
+            <wp:positionH relativeFrom="column">
+              <wp:align>center</wp:align>
+            </wp:positionH>
+            <wp:positionV relativeFrom="paragraph">
+              <wp:posOffset>635</wp:posOffset>
+            </wp:positionV>
+            <wp:extent cx="6120130" cy="3136265"/>
+            <wp:effectExtent l="0" t="0" r="0" b="0"/>
+            <wp:wrapSquare wrapText="largest"/>
+            <wp:docPr id="1" name="Imagen1"/>
+            <wp:cNvGraphicFramePr>
+              <a:graphicFrameLocks xmlns:a="http://schemas.openxmlformats.org/drawingml/2006/main" noChangeAspect="1"/>
+            </wp:cNvGraphicFramePr>
+            <a:graphic xmlns:a="http://schemas.openxmlformats.org/drawingml/2006/main">
+              <a:graphicData uri="http://schemas.openxmlformats.org/drawingml/2006/picture">
+                <pic:pic xmlns:pic="http://schemas.openxmlformats.org/drawingml/2006/picture">
+                  <pic:nvPicPr>
+                    <pic:cNvPr id="1" name="Imagen1"/>
+                    <pic:cNvPicPr>
+                      <a:picLocks noChangeAspect="1" noChangeArrowheads="1"/>
+                    </pic:cNvPicPr>
+                  </pic:nvPicPr>
+                  <pic:blipFill>
+                    <a:blip r:embed="rId2"/>
+                    <a:stretch>
+                      <a:fillRect/>
+                    </a:stretch>
+                  </pic:blipFill>
+                  <pic:spPr bwMode="auto">
+                    <a:xfrm>
+                      <a:off x="0" y="0"/>
+                      <a:ext cx="6120130" cy="3136265"/>
+                    </a:xfrm>
+                    <a:prstGeom prst="rect">
+                      <a:avLst/>
+                    </a:prstGeom>
+                    <a:noFill/>
+                  </pic:spPr>
+                </pic:pic>
+              </a:graphicData>
+            </a:graphic>
+          </wp:anchor>
+        </w:drawing>
+      </w:r>
+    </w:p>
+    <w:p>
+      <w:pPr>
+        <w:pStyle w:val="Normal"/>
+        <w:bidi w:val="0"/>
+        <w:jc w:val="start"/>
+        <w:rPr>
+          <w:b/>
+          <w:bCs/>
+          <w:sz w:val="36"/>
+          <w:szCs w:val="36"/>
+        </w:rPr>
+      </w:pPr>
+      <w:r>
+        <w:rPr>
+          <w:b/>
+          <w:bCs/>
+          <w:sz w:val="36"/>
+          <w:szCs w:val="36"/>
+        </w:rPr>
+      </w:r>
+    </w:p>
+    <w:p>
+      <w:pPr>
+        <w:pStyle w:val="Normal"/>
+        <w:bidi w:val="0"/>
+        <w:jc w:val="start"/>
+        <w:rPr>
+          <w:b/>
+          <w:bCs/>
+          <w:sz w:val="52"/>
+          <w:szCs w:val="52"/>
+        </w:rPr>
+      </w:pPr>
+      <w:r>
+        <w:rPr>
+          <w:b/>
+          <w:bCs/>
+          <w:sz w:val="52"/>
+          <w:szCs w:val="52"/>
+        </w:rPr>
+      </w:r>
+    </w:p>
+    <w:p>
+      <w:pPr>
+        <w:pStyle w:val="Normal"/>
+        <w:bidi w:val="0"/>
+        <w:jc w:val="start"/>
+        <w:rPr>
+          <w:b/>
+          <w:bCs/>
+          <w:sz w:val="52"/>
+          <w:szCs w:val="52"/>
+        </w:rPr>
+      </w:pPr>
+      <w:r>
+        <w:rPr>
+          <w:b/>
+          <w:bCs/>
+          <w:sz w:val="52"/>
+          <w:szCs w:val="52"/>
+        </w:rPr>
+      </w:r>
+    </w:p>
+    <w:p>
+      <w:pPr>
+        <w:pStyle w:val="Normal"/>
+        <w:bidi w:val="0"/>
+        <w:jc w:val="start"/>
+        <w:rPr>
+          <w:b/>
+          <w:bCs/>
+          <w:sz w:val="52"/>
+          <w:szCs w:val="52"/>
+        </w:rPr>
+      </w:pPr>
+      <w:r>
+        <w:rPr>
+          <w:b/>
+          <w:bCs/>
+          <w:sz w:val="52"/>
+          <w:szCs w:val="52"/>
+        </w:rPr>
+      </w:r>
+    </w:p>
+    <w:p>
+      <w:pPr>
+        <w:pStyle w:val="Normal"/>
+        <w:bidi w:val="0"/>
+        <w:jc w:val="start"/>
+        <w:rPr>
+          <w:b/>
+          <w:bCs/>
+          <w:sz w:val="52"/>
+          <w:szCs w:val="52"/>
+        </w:rPr>
+      </w:pPr>
+      <w:r>
+        <w:rPr>
+          <w:b/>
+          <w:bCs/>
+          <w:sz w:val="52"/>
+          <w:szCs w:val="52"/>
+        </w:rPr>
+      </w:r>
+    </w:p>
+    <w:p>
+      <w:pPr>
+        <w:pStyle w:val="Normal"/>
+        <w:bidi w:val="0"/>
+        <w:jc w:val="start"/>
+        <w:rPr>
+          <w:b/>
+          <w:bCs/>
+          <w:sz w:val="52"/>
+          <w:szCs w:val="52"/>
+        </w:rPr>
+      </w:pPr>
+      <w:r>
+        <w:rPr>
+          <w:b/>
+          <w:bCs/>
+          <w:sz w:val="52"/>
+          <w:szCs w:val="52"/>
+        </w:rPr>
+      </w:r>
+    </w:p>
+    <w:p>
+      <w:pPr>
+        <w:pStyle w:val="Normal"/>
+        <w:bidi w:val="0"/>
+        <w:jc w:val="start"/>
+        <w:rPr>
+          <w:b/>
+          <w:bCs/>
+          <w:sz w:val="52"/>
+          <w:szCs w:val="52"/>
+        </w:rPr>
+      </w:pPr>
+      <w:r>
+        <w:rPr>
+          <w:b/>
+          <w:bCs/>
+          <w:sz w:val="52"/>
+          <w:szCs w:val="52"/>
+        </w:rPr>
+      </w:r>
+    </w:p>
+    <w:p>
+      <w:pPr>
+        <w:pStyle w:val="Normal"/>
+        <w:bidi w:val="0"/>
+        <w:jc w:val="center"/>
+        <w:rPr>
+          <w:b/>
+          <w:bCs/>
+          <w:sz w:val="44"/>
+          <w:szCs w:val="44"/>
+        </w:rPr>
+      </w:pPr>
+      <w:r>
+        <w:fldChar w:fldCharType="begin"/>
+      </w:r>
+      <w:r>
+        <w:rPr>
+          <w:b/>
+          <w:bCs/>
+          <w:sz w:val="44"/>
+          <w:szCs w:val="44"/>
+        </w:rPr>
+        <w:instrText xml:space="preserve"> XE "Desplegar web" \f "Índice personalizado" </w:instrText>
+      </w:r>
+      <w:r>
+        <w:rPr>
+          <w:b/>
+          <w:bCs/>
+          <w:sz w:val="44"/>
+          <w:szCs w:val="44"/>
+        </w:rPr>
+        <w:fldChar w:fldCharType="separate"/>
+      </w:r>
+      <w:r>
+        <w:rPr>
+          <w:b/>
+          <w:bCs/>
+          <w:sz w:val="44"/>
+          <w:szCs w:val="44"/>
+        </w:rPr>
+        <w:t>Desplegar web</w:t>
+      </w:r>
+      <w:r>
+        <w:rPr>
+          <w:b/>
+          <w:bCs/>
+          <w:sz w:val="44"/>
+          <w:szCs w:val="44"/>
+        </w:rPr>
+        <w:fldChar w:fldCharType="end"/>
+      </w:r>
+    </w:p>
+    <w:p>
+      <w:pPr>
+        <w:pStyle w:val="Normal"/>
+        <w:bidi w:val="0"/>
+        <w:jc w:val="start"/>
+        <w:rPr>
+          <w:b/>
+          <w:bCs/>
+          <w:sz w:val="52"/>
+          <w:szCs w:val="52"/>
+        </w:rPr>
+      </w:pPr>
+      <w:r>
+        <w:rPr>
+          <w:b/>
+          <w:bCs/>
+          <w:sz w:val="52"/>
+          <w:szCs w:val="52"/>
+        </w:rPr>
+      </w:r>
+    </w:p>
+    <w:p>
+      <w:pPr>
+        <w:pStyle w:val="Normal"/>
+        <w:bidi w:val="0"/>
+        <w:jc w:val="start"/>
+        <w:rPr>
+          <w:b/>
+          <w:bCs/>
+          <w:sz w:val="52"/>
+          <w:szCs w:val="52"/>
+        </w:rPr>
+      </w:pPr>
+      <w:r>
+        <w:rPr>
+          <w:b/>
+          <w:bCs/>
+          <w:sz w:val="52"/>
+          <w:szCs w:val="52"/>
+        </w:rPr>
+        <w:drawing>
+          <wp:anchor distT="0" distB="0" distL="0" distR="0" simplePos="0" relativeHeight="3" behindDoc="0" locked="0" layoutInCell="0" allowOverlap="1">
+            <wp:simplePos x="0" y="0"/>
+            <wp:positionH relativeFrom="column">
+              <wp:align>center</wp:align>
+            </wp:positionH>
+            <wp:positionV relativeFrom="paragraph">
+              <wp:posOffset>635</wp:posOffset>
+            </wp:positionV>
+            <wp:extent cx="6120130" cy="3168650"/>
+            <wp:effectExtent l="0" t="0" r="0" b="0"/>
+            <wp:wrapSquare wrapText="largest"/>
+            <wp:docPr id="2" name="Imagen2"/>
+            <wp:cNvGraphicFramePr>
+              <a:graphicFrameLocks xmlns:a="http://schemas.openxmlformats.org/drawingml/2006/main" noChangeAspect="1"/>
+            </wp:cNvGraphicFramePr>
+            <a:graphic xmlns:a="http://schemas.openxmlformats.org/drawingml/2006/main">
+              <a:graphicData uri="http://schemas.openxmlformats.org/drawingml/2006/picture">
+                <pic:pic xmlns:pic="http://schemas.openxmlformats.org/drawingml/2006/picture">
+                  <pic:nvPicPr>
+                    <pic:cNvPr id="2" name="Imagen2"/>
+                    <pic:cNvPicPr>
+                      <a:picLocks noChangeAspect="1" noChangeArrowheads="1"/>
+                    </pic:cNvPicPr>
+                  </pic:nvPicPr>
+                  <pic:blipFill>
+                    <a:blip r:embed="rId3"/>
+                    <a:stretch>
+                      <a:fillRect/>
+                    </a:stretch>
+                  </pic:blipFill>
+                  <pic:spPr bwMode="auto">
+                    <a:xfrm>
+                      <a:off x="0" y="0"/>
+                      <a:ext cx="6120130" cy="3168650"/>
+                    </a:xfrm>
+                    <a:prstGeom prst="rect">
+                      <a:avLst/>
+                    </a:prstGeom>
+                    <a:noFill/>
+                  </pic:spPr>
+                </pic:pic>
+              </a:graphicData>
+            </a:graphic>
+          </wp:anchor>
+        </w:drawing>
+      </w:r>
+    </w:p>
+    <w:p>
+      <w:pPr>
+        <w:pStyle w:val="Normal"/>
+        <w:bidi w:val="0"/>
+        <w:jc w:val="start"/>
+        <w:rPr>
+          <w:b/>
+          <w:bCs/>
+          <w:sz w:val="52"/>
+          <w:szCs w:val="52"/>
+        </w:rPr>
+      </w:pPr>
+      <w:r>
+        <w:rPr>
+          <w:b/>
+          <w:bCs/>
+          <w:sz w:val="52"/>
+          <w:szCs w:val="52"/>
+        </w:rPr>
+        <w:t>TEXTOOOOOOOOOOOO</w:t>
+      </w:r>
+    </w:p>
+    <w:p>
+      <w:pPr>
+        <w:pStyle w:val="Normal"/>
+        <w:bidi w:val="0"/>
+        <w:jc w:val="start"/>
+        <w:rPr>
+          <w:b/>
+          <w:bCs/>
+          <w:sz w:val="52"/>
+          <w:szCs w:val="52"/>
+        </w:rPr>
+      </w:pPr>
+      <w:r>
+        <w:rPr>
+          <w:b/>
+          <w:bCs/>
+          <w:sz w:val="52"/>
+          <w:szCs w:val="52"/>
+        </w:rPr>
+      </w:r>
+    </w:p>
+    <w:p>
+      <w:pPr>
+        <w:pStyle w:val="Normal"/>
+        <w:bidi w:val="0"/>
+        <w:jc w:val="start"/>
+        <w:rPr>
+          <w:b/>
+          <w:bCs/>
+          <w:sz w:val="52"/>
+          <w:szCs w:val="52"/>
+        </w:rPr>
+      </w:pPr>
+      <w:r>
+        <w:rPr>
+          <w:b/>
+          <w:bCs/>
+          <w:sz w:val="52"/>
+          <w:szCs w:val="52"/>
+        </w:rPr>
+      </w:r>
+    </w:p>
+    <w:p>
+      <w:pPr>
+        <w:pStyle w:val="Normal"/>
+        <w:bidi w:val="0"/>
+        <w:jc w:val="center"/>
+        <w:rPr>
+          <w:b/>
+          <w:bCs/>
+          <w:sz w:val="44"/>
+          <w:szCs w:val="44"/>
+        </w:rPr>
+      </w:pPr>
+      <w:r>
+        <w:fldChar w:fldCharType="begin"/>
+      </w:r>
+      <w:r>
+        <w:rPr>
+          <w:b/>
+          <w:bCs/>
+          <w:sz w:val="44"/>
+          <w:szCs w:val="44"/>
+        </w:rPr>
+        <w:instrText xml:space="preserve"> XE "Desplegar base de datos (local)" \f "Índice personalizado" </w:instrText>
+      </w:r>
+      <w:r>
+        <w:rPr>
+          <w:b/>
+          <w:bCs/>
+          <w:sz w:val="44"/>
+          <w:szCs w:val="44"/>
+        </w:rPr>
+        <w:fldChar w:fldCharType="separate"/>
+      </w:r>
+      <w:r>
+        <w:rPr>
+          <w:b/>
+          <w:bCs/>
+          <w:sz w:val="44"/>
+          <w:szCs w:val="44"/>
+        </w:rPr>
+        <w:t>Desplegar base de datos (local)</w:t>
+      </w:r>
+      <w:r>
+        <w:rPr>
+          <w:b/>
+          <w:bCs/>
+          <w:sz w:val="44"/>
+          <w:szCs w:val="44"/>
+        </w:rPr>
+        <w:fldChar w:fldCharType="end"/>
+      </w:r>
+    </w:p>
+    <w:p>
+      <w:pPr>
+        <w:pStyle w:val="Normal"/>
+        <w:bidi w:val="0"/>
+        <w:jc w:val="start"/>
+        <w:rPr>
+          <w:b/>
+          <w:bCs/>
+          <w:sz w:val="52"/>
+          <w:szCs w:val="52"/>
+        </w:rPr>
+      </w:pPr>
+      <w:r>
+        <w:rPr>
+          <w:b/>
+          <w:bCs/>
+          <w:sz w:val="52"/>
+          <w:szCs w:val="52"/>
+        </w:rPr>
+      </w:r>
+    </w:p>
+    <w:p>
+      <w:pPr>
+        <w:pStyle w:val="Normal"/>
+        <w:bidi w:val="0"/>
+        <w:jc w:val="center"/>
+        <w:rPr>
+          <w:b/>
+          <w:bCs/>
+          <w:sz w:val="44"/>
+          <w:szCs w:val="44"/>
+        </w:rPr>
+      </w:pPr>
+      <w:r>
+        <w:fldChar w:fldCharType="begin"/>
+      </w:r>
+      <w:r>
+        <w:rPr>
+          <w:b/>
+          <w:bCs/>
+          <w:sz w:val="44"/>
+          <w:szCs w:val="44"/>
+        </w:rPr>
+        <w:instrText xml:space="preserve"> XE "Creación de tablas" \f "Índice personalizado" </w:instrText>
+      </w:r>
+      <w:r>
+        <w:rPr>
+          <w:b/>
+          <w:bCs/>
+          <w:sz w:val="44"/>
+          <w:szCs w:val="44"/>
+        </w:rPr>
+        <w:fldChar w:fldCharType="separate"/>
+      </w:r>
+      <w:r>
+        <w:rPr>
+          <w:b/>
+          <w:bCs/>
+          <w:sz w:val="44"/>
+          <w:szCs w:val="44"/>
+        </w:rPr>
+        <w:t>Creación de tablas</w:t>
+      </w:r>
+      <w:r>
+        <w:rPr>
+          <w:b/>
+          <w:bCs/>
+          <w:sz w:val="44"/>
+          <w:szCs w:val="44"/>
+        </w:rPr>
+        <w:fldChar w:fldCharType="end"/>
+      </w:r>
+    </w:p>
+    <w:p>
+      <w:pPr>
+        <w:pStyle w:val="Normal"/>
+        <w:bidi w:val="0"/>
+        <w:jc w:val="start"/>
+        <w:rPr>
+          <w:b/>
+          <w:bCs/>
+          <w:sz w:val="52"/>
+          <w:szCs w:val="52"/>
+        </w:rPr>
+      </w:pPr>
+      <w:r>
+        <w:rPr>
+          <w:b/>
+          <w:bCs/>
+          <w:sz w:val="52"/>
+          <w:szCs w:val="52"/>
+        </w:rPr>
+      </w:r>
+    </w:p>
+    <w:p>
+      <w:pPr>
+        <w:pStyle w:val="Normal"/>
+        <w:bidi w:val="0"/>
+        <w:jc w:val="start"/>
+        <w:rPr>
+          <w:b/>
+          <w:bCs/>
+          <w:sz w:val="52"/>
+          <w:szCs w:val="52"/>
+        </w:rPr>
+      </w:pPr>
+      <w:r>
+        <w:rPr>
+          <w:b/>
+          <w:bCs/>
+          <w:sz w:val="52"/>
+          <w:szCs w:val="52"/>
+        </w:rPr>
+        <w:drawing>
+          <wp:anchor distT="0" distB="0" distL="0" distR="0" simplePos="0" relativeHeight="4" behindDoc="0" locked="0" layoutInCell="0" allowOverlap="1">
+            <wp:simplePos x="0" y="0"/>
+            <wp:positionH relativeFrom="column">
+              <wp:align>center</wp:align>
+            </wp:positionH>
+            <wp:positionV relativeFrom="paragraph">
+              <wp:posOffset>635</wp:posOffset>
+            </wp:positionV>
+            <wp:extent cx="6120130" cy="2106930"/>
+            <wp:effectExtent l="0" t="0" r="0" b="0"/>
+            <wp:wrapSquare wrapText="largest"/>
+            <wp:docPr id="3" name="Imagen3"/>
+            <wp:cNvGraphicFramePr>
+              <a:graphicFrameLocks xmlns:a="http://schemas.openxmlformats.org/drawingml/2006/main" noChangeAspect="1"/>
+            </wp:cNvGraphicFramePr>
+            <a:graphic xmlns:a="http://schemas.openxmlformats.org/drawingml/2006/main">
+              <a:graphicData uri="http://schemas.openxmlformats.org/drawingml/2006/picture">
+                <pic:pic xmlns:pic="http://schemas.openxmlformats.org/drawingml/2006/picture">
+                  <pic:nvPicPr>
+                    <pic:cNvPr id="3" name="Imagen3"/>
+                    <pic:cNvPicPr>
+                      <a:picLocks noChangeAspect="1" noChangeArrowheads="1"/>
+                    </pic:cNvPicPr>
+                  </pic:nvPicPr>
+                  <pic:blipFill>
+                    <a:blip r:embed="rId4"/>
+                    <a:stretch>
+                      <a:fillRect/>
+                    </a:stretch>
+                  </pic:blipFill>
+                  <pic:spPr bwMode="auto">
+                    <a:xfrm>
+                      <a:off x="0" y="0"/>
+                      <a:ext cx="6120130" cy="2106930"/>
+                    </a:xfrm>
+                    <a:prstGeom prst="rect">
+                      <a:avLst/>
+                    </a:prstGeom>
+                    <a:noFill/>
+                  </pic:spPr>
+                </pic:pic>
+              </a:graphicData>
+            </a:graphic>
+          </wp:anchor>
+        </w:drawing>
+      </w:r>
+    </w:p>
+    <w:p>
+      <w:pPr>
+        <w:pStyle w:val="Normal"/>
+        <w:bidi w:val="0"/>
+        <w:jc w:val="center"/>
+        <w:rPr>
+          <w:b/>
+          <w:bCs/>
+          <w:sz w:val="44"/>
+          <w:szCs w:val="44"/>
+        </w:rPr>
+      </w:pPr>
+      <w:r>
+        <w:rPr>
+          <w:b/>
+          <w:bCs/>
+          <w:sz w:val="44"/>
+          <w:szCs w:val="44"/>
+        </w:rPr>
+      </w:r>
+    </w:p>
+    <w:p>
+      <w:pPr>
+        <w:pStyle w:val="Normal"/>
+        <w:bidi w:val="0"/>
+        <w:jc w:val="center"/>
+        <w:rPr>
+          <w:b/>
+          <w:bCs/>
+          <w:sz w:val="44"/>
+          <w:szCs w:val="44"/>
+        </w:rPr>
+      </w:pPr>
+      <w:r>
+        <w:fldChar w:fldCharType="begin"/>
+      </w:r>
+      <w:r>
+        <w:rPr>
+          <w:b/>
+          <w:bCs/>
+          <w:sz w:val="44"/>
+          <w:szCs w:val="44"/>
+        </w:rPr>
+        <w:instrText xml:space="preserve"> XE "Dump de información" \f "Índice personalizado" </w:instrText>
+      </w:r>
+      <w:r>
+        <w:rPr>
+          <w:b/>
+          <w:bCs/>
+          <w:sz w:val="44"/>
+          <w:szCs w:val="44"/>
+        </w:rPr>
+        <w:fldChar w:fldCharType="separate"/>
+      </w:r>
+      <w:r>
+        <w:rPr>
+          <w:b/>
+          <w:bCs/>
+          <w:sz w:val="44"/>
+          <w:szCs w:val="44"/>
+        </w:rPr>
+        <w:t>Dump de información</w:t>
+      </w:r>
+      <w:r>
+        <w:rPr>
+          <w:b/>
+          <w:bCs/>
+          <w:sz w:val="44"/>
+          <w:szCs w:val="44"/>
+        </w:rPr>
+        <w:fldChar w:fldCharType="end"/>
+      </w:r>
+    </w:p>
+    <w:p>
+      <w:pPr>
+        <w:pStyle w:val="Normal"/>
+        <w:bidi w:val="0"/>
+        <w:jc w:val="center"/>
+        <w:rPr>
+          <w:b/>
+          <w:bCs/>
+          <w:sz w:val="44"/>
+          <w:szCs w:val="44"/>
+        </w:rPr>
+      </w:pPr>
+      <w:r>
+        <w:rPr>
+          <w:b/>
+          <w:bCs/>
+          <w:sz w:val="44"/>
+          <w:szCs w:val="44"/>
+        </w:rPr>
+      </w:r>
+    </w:p>
+    <w:p>
+      <w:pPr>
+        <w:pStyle w:val="Normal"/>
+        <w:bidi w:val="0"/>
+        <w:jc w:val="start"/>
+        <w:rPr>
+          <w:b/>
+          <w:bCs/>
+          <w:sz w:val="52"/>
+          <w:szCs w:val="52"/>
+        </w:rPr>
+      </w:pPr>
+      <w:r>
+        <w:rPr>
+          <w:b/>
+          <w:bCs/>
+          <w:sz w:val="52"/>
+          <w:szCs w:val="52"/>
+        </w:rPr>
+        <w:drawing>
+          <wp:anchor distT="0" distB="0" distL="0" distR="0" simplePos="0" relativeHeight="5" behindDoc="0" locked="0" layoutInCell="0" allowOverlap="1">
+            <wp:simplePos x="0" y="0"/>
+            <wp:positionH relativeFrom="column">
+              <wp:align>center</wp:align>
+            </wp:positionH>
+            <wp:positionV relativeFrom="paragraph">
+              <wp:posOffset>635</wp:posOffset>
+            </wp:positionV>
+            <wp:extent cx="6120130" cy="2651760"/>
+            <wp:effectExtent l="0" t="0" r="0" b="0"/>
+            <wp:wrapSquare wrapText="largest"/>
+            <wp:docPr id="4" name="Imagen4"/>
+            <wp:cNvGraphicFramePr>
+              <a:graphicFrameLocks xmlns:a="http://schemas.openxmlformats.org/drawingml/2006/main" noChangeAspect="1"/>
+            </wp:cNvGraphicFramePr>
+            <a:graphic xmlns:a="http://schemas.openxmlformats.org/drawingml/2006/main">
+              <a:graphicData uri="http://schemas.openxmlformats.org/drawingml/2006/picture">
+                <pic:pic xmlns:pic="http://schemas.openxmlformats.org/drawingml/2006/picture">
+                  <pic:nvPicPr>
+                    <pic:cNvPr id="4" name="Imagen4"/>
+                    <pic:cNvPicPr>
+                      <a:picLocks noChangeAspect="1" noChangeArrowheads="1"/>
+                    </pic:cNvPicPr>
+                  </pic:nvPicPr>
+                  <pic:blipFill>
+                    <a:blip r:embed="rId5"/>
+                    <a:stretch>
+                      <a:fillRect/>
+                    </a:stretch>
+                  </pic:blipFill>
+                  <pic:spPr bwMode="auto">
+                    <a:xfrm>
+                      <a:off x="0" y="0"/>
+                      <a:ext cx="6120130" cy="2651760"/>
+                    </a:xfrm>
+                    <a:prstGeom prst="rect">
+                      <a:avLst/>
+                    </a:prstGeom>
+                    <a:noFill/>
+                  </pic:spPr>
+                </pic:pic>
+              </a:graphicData>
+            </a:graphic>
+          </wp:anchor>
+        </w:drawing>
+      </w:r>
+    </w:p>
+    <w:p>
+      <w:pPr>
+        <w:pStyle w:val="Normal"/>
+        <w:bidi w:val="0"/>
+        <w:jc w:val="start"/>
+        <w:rPr>
+          <w:b/>
+          <w:bCs/>
+          <w:sz w:val="52"/>
+          <w:szCs w:val="52"/>
+        </w:rPr>
+      </w:pPr>
+      <w:r>
+        <w:rPr>
+          <w:b/>
+          <w:bCs/>
+          <w:sz w:val="52"/>
+          <w:szCs w:val="52"/>
+        </w:rPr>
+      </w:r>
+    </w:p>
+    <w:p>
+      <w:pPr>
+        <w:pStyle w:val="Normal"/>
+        <w:bidi w:val="0"/>
+        <w:jc w:val="start"/>
+        <w:rPr>
+          <w:b/>
+          <w:bCs/>
+          <w:sz w:val="52"/>
+          <w:szCs w:val="52"/>
+        </w:rPr>
+      </w:pPr>
+      <w:r>
+        <w:rPr>
+          <w:b/>
+          <w:bCs/>
+          <w:sz w:val="52"/>
+          <w:szCs w:val="52"/>
+        </w:rPr>
+      </w:r>
+    </w:p>
+    <w:p>
+      <w:pPr>
+        <w:pStyle w:val="Normal"/>
+        <w:bidi w:val="0"/>
+        <w:jc w:val="start"/>
+        <w:rPr>
+          <w:b/>
+          <w:bCs/>
+          <w:sz w:val="52"/>
+          <w:szCs w:val="52"/>
+        </w:rPr>
+      </w:pPr>
+      <w:r>
+        <w:rPr>
+          <w:b/>
+          <w:bCs/>
+          <w:sz w:val="52"/>
+          <w:szCs w:val="52"/>
+        </w:rPr>
+      </w:r>
+    </w:p>
+    <w:p>
+      <w:pPr>
+        <w:pStyle w:val="Normal"/>
+        <w:bidi w:val="0"/>
+        <w:jc w:val="start"/>
+        <w:rPr>
+          <w:b/>
+          <w:bCs/>
+          <w:sz w:val="52"/>
+          <w:szCs w:val="52"/>
+        </w:rPr>
+      </w:pPr>
+      <w:r>
+        <w:rPr>
+          <w:b/>
+          <w:bCs/>
+          <w:sz w:val="52"/>
+          <w:szCs w:val="52"/>
+        </w:rPr>
+      </w:r>
+    </w:p>
+    <w:p>
+      <w:pPr>
+        <w:pStyle w:val="Normal"/>
+        <w:bidi w:val="0"/>
+        <w:jc w:val="start"/>
+        <w:rPr>
+          <w:b/>
+          <w:bCs/>
+          <w:sz w:val="52"/>
+          <w:szCs w:val="52"/>
+        </w:rPr>
+      </w:pPr>
+      <w:r>
+        <w:rPr>
+          <w:b/>
+          <w:bCs/>
+          <w:sz w:val="52"/>
+          <w:szCs w:val="52"/>
+        </w:rPr>
+      </w:r>
+    </w:p>
+    <w:p>
+      <w:pPr>
+        <w:pStyle w:val="Normal"/>
+        <w:bidi w:val="0"/>
+        <w:jc w:val="start"/>
+        <w:rPr>
+          <w:b/>
+          <w:bCs/>
+          <w:sz w:val="52"/>
+          <w:szCs w:val="52"/>
+        </w:rPr>
+      </w:pPr>
+      <w:r>
+        <w:rPr>
+          <w:b/>
+          <w:bCs/>
+          <w:sz w:val="52"/>
+          <w:szCs w:val="52"/>
+        </w:rPr>
+      </w:r>
+    </w:p>
+    <w:p>
+      <w:pPr>
+        <w:pStyle w:val="Normal"/>
+        <w:bidi w:val="0"/>
+        <w:jc w:val="start"/>
+        <w:rPr>
+          <w:b/>
+          <w:bCs/>
+          <w:sz w:val="52"/>
+          <w:szCs w:val="52"/>
+        </w:rPr>
+      </w:pPr>
+      <w:r>
+        <w:rPr>
+          <w:b/>
+          <w:bCs/>
+          <w:sz w:val="52"/>
+          <w:szCs w:val="52"/>
+        </w:rPr>
+      </w:r>
+    </w:p>
+    <w:p>
+      <w:pPr>
+        <w:pStyle w:val="Normal"/>
+        <w:bidi w:val="0"/>
+        <w:jc w:val="start"/>
+        <w:rPr>
+          <w:b/>
+          <w:bCs/>
+          <w:sz w:val="52"/>
+          <w:szCs w:val="52"/>
+        </w:rPr>
+      </w:pPr>
+      <w:r>
+        <w:rPr>
+          <w:b/>
+          <w:bCs/>
+          <w:sz w:val="52"/>
+          <w:szCs w:val="52"/>
+        </w:rPr>
+      </w:r>
+    </w:p>
+    <w:p>
+      <w:pPr>
+        <w:pStyle w:val="Normal"/>
+        <w:bidi w:val="0"/>
+        <w:jc w:val="start"/>
+        <w:rPr>
+          <w:b/>
+          <w:bCs/>
+          <w:sz w:val="52"/>
+          <w:szCs w:val="52"/>
+        </w:rPr>
+      </w:pPr>
+      <w:r>
+        <w:rPr>
+          <w:b/>
+          <w:bCs/>
+          <w:sz w:val="52"/>
+          <w:szCs w:val="52"/>
+        </w:rPr>
+      </w:r>
+    </w:p>
+    <w:p>
+      <w:pPr>
+        <w:pStyle w:val="Normal"/>
+        <w:bidi w:val="0"/>
+        <w:jc w:val="start"/>
+        <w:rPr>
+          <w:b/>
+          <w:bCs/>
+          <w:sz w:val="52"/>
+          <w:szCs w:val="52"/>
+        </w:rPr>
+      </w:pPr>
+      <w:r>
+        <w:rPr>
+          <w:b/>
+          <w:bCs/>
+          <w:sz w:val="52"/>
+          <w:szCs w:val="52"/>
+        </w:rPr>
+      </w:r>
+    </w:p>
+    <w:p>
+      <w:pPr>
+        <w:pStyle w:val="Normal"/>
+        <w:bidi w:val="0"/>
+        <w:jc w:val="start"/>
+        <w:rPr>
+          <w:b/>
+          <w:bCs/>
+          <w:sz w:val="52"/>
+          <w:szCs w:val="52"/>
+        </w:rPr>
+      </w:pPr>
+      <w:r>
+        <w:rPr>
+          <w:b/>
+          <w:bCs/>
+          <w:sz w:val="52"/>
+          <w:szCs w:val="52"/>
+        </w:rPr>
+      </w:r>
+    </w:p>
+    <w:p>
+      <w:pPr>
+        <w:pStyle w:val="Normal"/>
+        <w:bidi w:val="0"/>
+        <w:jc w:val="start"/>
+        <w:rPr>
+          <w:b/>
+          <w:bCs/>
+          <w:sz w:val="52"/>
+          <w:szCs w:val="52"/>
+        </w:rPr>
+      </w:pPr>
+      <w:r>
+        <w:rPr>
+          <w:b/>
+          <w:bCs/>
+          <w:sz w:val="52"/>
+          <w:szCs w:val="52"/>
+        </w:rPr>
+      </w:r>
+    </w:p>
+    <w:p>
+      <w:pPr>
+        <w:pStyle w:val="Normal"/>
+        <w:bidi w:val="0"/>
+        <w:jc w:val="center"/>
+        <w:rPr>
+          <w:b/>
+          <w:bCs/>
+          <w:sz w:val="52"/>
+          <w:szCs w:val="52"/>
+        </w:rPr>
+      </w:pPr>
+      <w:r>
+        <w:fldChar w:fldCharType="begin"/>
+      </w:r>
+      <w:r>
+        <w:rPr>
+          <w:b/>
+          <w:bCs/>
+          <w:sz w:val="52"/>
+          <w:szCs w:val="52"/>
+        </w:rPr>
+        <w:instrText xml:space="preserve"> XE "WEB" \f "Índice personalizado" </w:instrText>
+      </w:r>
+      <w:r>
+        <w:rPr>
+          <w:b/>
+          <w:bCs/>
+          <w:sz w:val="52"/>
+          <w:szCs w:val="52"/>
+        </w:rPr>
+        <w:fldChar w:fldCharType="separate"/>
+      </w:r>
+      <w:r>
+        <w:rPr>
+          <w:b/>
+          <w:bCs/>
+          <w:sz w:val="52"/>
+          <w:szCs w:val="52"/>
+        </w:rPr>
+      </w:r>
+      <w:r>
+        <w:rPr>
+          <w:b/>
+          <w:bCs/>
+          <w:sz w:val="52"/>
+          <w:szCs w:val="52"/>
+        </w:rPr>
+        <w:fldChar w:fldCharType="end"/>
+      </w:r>
+      <w:r>
+        <w:rPr>
+          <w:b/>
+          <w:bCs/>
+          <w:sz w:val="52"/>
+          <w:szCs w:val="52"/>
+        </w:rPr>
+        <w:t>Web</w:t>
+      </w:r>
+    </w:p>
+    <w:p>
+      <w:pPr>
+        <w:pStyle w:val="Normal"/>
+        <w:bidi w:val="0"/>
+        <w:jc w:val="center"/>
+        <w:rPr>
+          <w:b/>
+          <w:bCs/>
+          <w:sz w:val="44"/>
+          <w:szCs w:val="44"/>
+        </w:rPr>
+      </w:pPr>
+      <w:r>
+        <w:fldChar w:fldCharType="begin"/>
+      </w:r>
+      <w:r>
+        <w:rPr>
+          <w:b/>
+          <w:bCs/>
+          <w:sz w:val="44"/>
+          <w:szCs w:val="44"/>
+        </w:rPr>
+        <w:instrText xml:space="preserve"> XE "Login con usuario válido" \f "Índice personalizado" </w:instrText>
+      </w:r>
+      <w:r>
+        <w:rPr>
+          <w:b/>
+          <w:bCs/>
+          <w:sz w:val="44"/>
+          <w:szCs w:val="44"/>
+        </w:rPr>
+        <w:fldChar w:fldCharType="separate"/>
+      </w:r>
+      <w:r>
+        <w:rPr>
+          <w:b/>
+          <w:bCs/>
+          <w:sz w:val="44"/>
+          <w:szCs w:val="44"/>
+        </w:rPr>
+        <w:t>Login con usuario válido</w:t>
+      </w:r>
+      <w:r>
+        <w:rPr>
+          <w:b/>
+          <w:bCs/>
+          <w:sz w:val="44"/>
+          <w:szCs w:val="44"/>
+        </w:rPr>
+        <w:fldChar w:fldCharType="end"/>
+      </w:r>
+    </w:p>
+    <w:p>
+      <w:pPr>
+        <w:pStyle w:val="Normal"/>
+        <w:bidi w:val="0"/>
+        <w:jc w:val="center"/>
+        <w:rPr>
+          <w:b/>
+          <w:bCs/>
+          <w:sz w:val="36"/>
+          <w:szCs w:val="36"/>
+        </w:rPr>
+      </w:pPr>
+      <w:r>
+        <w:rPr>
+          <w:b/>
+          <w:bCs/>
+          <w:sz w:val="36"/>
+          <w:szCs w:val="36"/>
+        </w:rPr>
+        <w:t>07/05/2026</w:t>
+      </w:r>
+    </w:p>
+    <w:p>
+      <w:pPr>
+        <w:pStyle w:val="Normal"/>
+        <w:bidi w:val="0"/>
+        <w:jc w:val="start"/>
+        <w:rPr>
+          <w:b w:val="false"/>
+          <w:bCs w:val="false"/>
+          <w:sz w:val="36"/>
+          <w:szCs w:val="36"/>
+        </w:rPr>
+      </w:pPr>
+      <w:r>
+        <w:rPr>
+          <w:b w:val="false"/>
+          <w:bCs w:val="false"/>
+          <w:sz w:val="36"/>
+          <w:szCs w:val="36"/>
+        </w:rPr>
+        <w:t>Se va a realizar un login con un usuario válido</w:t>
+      </w:r>
+    </w:p>
+    <w:p>
+      <w:pPr>
+        <w:pStyle w:val="Normal"/>
+        <w:bidi w:val="0"/>
+        <w:jc w:val="center"/>
+        <w:rPr>
+          <w:b/>
+          <w:bCs/>
+          <w:sz w:val="40"/>
+          <w:szCs w:val="40"/>
+        </w:rPr>
+      </w:pPr>
+      <w:r>
+        <w:rPr>
+          <w:b/>
+          <w:bCs/>
+          <w:sz w:val="40"/>
+          <w:szCs w:val="40"/>
+        </w:rPr>
+        <w:drawing>
+          <wp:anchor distT="0" distB="0" distL="0" distR="0" simplePos="0" relativeHeight="6" behindDoc="0" locked="0" layoutInCell="0" allowOverlap="1">
+            <wp:simplePos x="0" y="0"/>
+            <wp:positionH relativeFrom="column">
+              <wp:align>center</wp:align>
+            </wp:positionH>
+            <wp:positionV relativeFrom="paragraph">
+              <wp:posOffset>635</wp:posOffset>
+            </wp:positionV>
+            <wp:extent cx="6120130" cy="2906395"/>
+            <wp:effectExtent l="0" t="0" r="0" b="0"/>
+            <wp:wrapSquare wrapText="largest"/>
+            <wp:docPr id="5" name="Imagen5"/>
+            <wp:cNvGraphicFramePr>
+              <a:graphicFrameLocks xmlns:a="http://schemas.openxmlformats.org/drawingml/2006/main" noChangeAspect="1"/>
+            </wp:cNvGraphicFramePr>
+            <a:graphic xmlns:a="http://schemas.openxmlformats.org/drawingml/2006/main">
+              <a:graphicData uri="http://schemas.openxmlformats.org/drawingml/2006/picture">
+                <pic:pic xmlns:pic="http://schemas.openxmlformats.org/drawingml/2006/picture">
+                  <pic:nvPicPr>
+                    <pic:cNvPr id="5" name="Imagen5"/>
+                    <pic:cNvPicPr>
+                      <a:picLocks noChangeAspect="1" noChangeArrowheads="1"/>
+                    </pic:cNvPicPr>
+                  </pic:nvPicPr>
+                  <pic:blipFill>
+                    <a:blip r:embed="rId6"/>
+                    <a:stretch>
+                      <a:fillRect/>
+                    </a:stretch>
+                  </pic:blipFill>
+                  <pic:spPr bwMode="auto">
+                    <a:xfrm>
+                      <a:off x="0" y="0"/>
+                      <a:ext cx="6120130" cy="2906395"/>
+                    </a:xfrm>
+                    <a:prstGeom prst="rect">
+                      <a:avLst/>
+                    </a:prstGeom>
+                    <a:noFill/>
+                  </pic:spPr>
+                </pic:pic>
+              </a:graphicData>
+            </a:graphic>
+          </wp:anchor>
+        </w:drawing>
+      </w:r>
+    </w:p>
+    <w:p>
+      <w:pPr>
+        <w:pStyle w:val="Normal"/>
+        <w:bidi w:val="0"/>
+        <w:jc w:val="start"/>
+        <w:rPr>
+          <w:b w:val="false"/>
+          <w:bCs w:val="false"/>
+          <w:sz w:val="36"/>
+          <w:szCs w:val="36"/>
+        </w:rPr>
+      </w:pPr>
+      <w:r>
+        <w:rPr>
+          <w:b w:val="false"/>
+          <w:bCs w:val="false"/>
+          <w:sz w:val="36"/>
+          <w:szCs w:val="36"/>
+        </w:rPr>
+        <w:t>Tras meter los datos y pulsar el botón de login debe redirigir a la página principal y poner que usuario es el que ha iniciado sesión</w:t>
+      </w:r>
+    </w:p>
+    <w:p>
+      <w:pPr>
+        <w:pStyle w:val="Normal"/>
+        <w:bidi w:val="0"/>
+        <w:jc w:val="start"/>
+        <w:rPr>
+          <w:b w:val="false"/>
+          <w:bCs w:val="false"/>
+          <w:sz w:val="36"/>
+          <w:szCs w:val="36"/>
+        </w:rPr>
+      </w:pPr>
+      <w:r>
+        <w:rPr>
+          <w:b w:val="false"/>
+          <w:bCs w:val="false"/>
+          <w:sz w:val="36"/>
+          <w:szCs w:val="36"/>
+        </w:rPr>
+      </w:r>
+    </w:p>
+    <w:p>
+      <w:pPr>
+        <w:pStyle w:val="Normal"/>
+        <w:bidi w:val="0"/>
+        <w:jc w:val="start"/>
+        <w:rPr>
+          <w:b/>
+          <w:bCs/>
+          <w:sz w:val="44"/>
+          <w:szCs w:val="44"/>
+        </w:rPr>
+      </w:pPr>
+      <w:r>
+        <w:rPr>
+          <w:b/>
+          <w:bCs/>
+          <w:sz w:val="44"/>
+          <w:szCs w:val="44"/>
+        </w:rPr>
+        <w:drawing>
+          <wp:anchor distT="0" distB="0" distL="0" distR="0" simplePos="0" relativeHeight="7" behindDoc="0" locked="0" layoutInCell="0" allowOverlap="1">
+            <wp:simplePos x="0" y="0"/>
+            <wp:positionH relativeFrom="column">
+              <wp:align>center</wp:align>
+            </wp:positionH>
+            <wp:positionV relativeFrom="paragraph">
+              <wp:posOffset>635</wp:posOffset>
+            </wp:positionV>
+            <wp:extent cx="6120130" cy="2889250"/>
+            <wp:effectExtent l="0" t="0" r="0" b="0"/>
+            <wp:wrapSquare wrapText="largest"/>
+            <wp:docPr id="6" name="Imagen6"/>
+            <wp:cNvGraphicFramePr>
+              <a:graphicFrameLocks xmlns:a="http://schemas.openxmlformats.org/drawingml/2006/main" noChangeAspect="1"/>
+            </wp:cNvGraphicFramePr>
+            <a:graphic xmlns:a="http://schemas.openxmlformats.org/drawingml/2006/main">
+              <a:graphicData uri="http://schemas.openxmlformats.org/drawingml/2006/picture">
+                <pic:pic xmlns:pic="http://schemas.openxmlformats.org/drawingml/2006/picture">
+                  <pic:nvPicPr>
+                    <pic:cNvPr id="6" name="Imagen6"/>
+                    <pic:cNvPicPr>
+                      <a:picLocks noChangeAspect="1" noChangeArrowheads="1"/>
+                    </pic:cNvPicPr>
+                  </pic:nvPicPr>
+                  <pic:blipFill>
+                    <a:blip r:embed="rId7"/>
+                    <a:stretch>
+                      <a:fillRect/>
+                    </a:stretch>
+                  </pic:blipFill>
+                  <pic:spPr bwMode="auto">
+                    <a:xfrm>
+                      <a:off x="0" y="0"/>
+                      <a:ext cx="6120130" cy="2889250"/>
+                    </a:xfrm>
+                    <a:prstGeom prst="rect">
+                      <a:avLst/>
+                    </a:prstGeom>
+                    <a:noFill/>
+                  </pic:spPr>
+                </pic:pic>
+              </a:graphicData>
+            </a:graphic>
+          </wp:anchor>
+        </w:drawing>
+      </w:r>
+    </w:p>
+    <w:p>
+      <w:pPr>
+        <w:pStyle w:val="Normal"/>
+        <w:bidi w:val="0"/>
+        <w:jc w:val="start"/>
+        <w:rPr>
+          <w:b w:val="false"/>
+          <w:bCs w:val="false"/>
+          <w:sz w:val="36"/>
+          <w:szCs w:val="36"/>
+        </w:rPr>
+      </w:pPr>
+      <w:r>
+        <w:rPr>
+          <w:b w:val="false"/>
+          <w:bCs w:val="false"/>
+          <w:sz w:val="36"/>
+          <w:szCs w:val="36"/>
+        </w:rPr>
+        <w:t xml:space="preserve">Resultado correcto </w:t>
+      </w:r>
+    </w:p>
+    <w:p>
+      <w:pPr>
+        <w:pStyle w:val="Normal"/>
+        <w:bidi w:val="0"/>
+        <w:jc w:val="center"/>
+        <w:rPr/>
+      </w:pPr>
+      <w:r>
+        <w:fldChar w:fldCharType="begin"/>
+      </w:r>
+      <w:r>
+        <w:rPr>
+          <w:b/>
+          <w:bCs/>
+          <w:sz w:val="44"/>
+          <w:szCs w:val="44"/>
+        </w:rPr>
+        <w:instrText xml:space="preserve"> XE "" \f "Índice personalizado" </w:instrText>
+      </w:r>
+      <w:r>
+        <w:rPr>
+          <w:b/>
+          <w:bCs/>
+          <w:sz w:val="44"/>
+          <w:szCs w:val="44"/>
+        </w:rPr>
+        <w:fldChar w:fldCharType="separate"/>
+      </w:r>
+      <w:r>
+        <w:rPr>
+          <w:b/>
+          <w:bCs/>
+          <w:sz w:val="44"/>
+          <w:szCs w:val="44"/>
+        </w:rPr>
+      </w:r>
+      <w:r>
+        <w:rPr>
+          <w:b/>
+          <w:bCs/>
+          <w:sz w:val="44"/>
+          <w:szCs w:val="44"/>
+        </w:rPr>
+        <w:fldChar w:fldCharType="end"/>
+      </w:r>
+    </w:p>
+    <w:p>
+      <w:pPr>
+        <w:pStyle w:val="Normal"/>
+        <w:bidi w:val="0"/>
+        <w:jc w:val="center"/>
+        <w:rPr/>
+      </w:pPr>
+      <w:r>
+        <w:fldChar w:fldCharType="begin"/>
+      </w:r>
+      <w:r>
+        <w:rPr>
+          <w:b/>
+          <w:bCs/>
+          <w:sz w:val="44"/>
+          <w:szCs w:val="44"/>
+        </w:rPr>
+        <w:instrText xml:space="preserve"> XE "" \f "Índice personalizado" </w:instrText>
+      </w:r>
+      <w:r>
+        <w:rPr>
+          <w:b/>
+          <w:bCs/>
+          <w:sz w:val="44"/>
+          <w:szCs w:val="44"/>
+        </w:rPr>
+        <w:fldChar w:fldCharType="separate"/>
+      </w:r>
+      <w:r>
+        <w:rPr>
+          <w:b/>
+          <w:bCs/>
+          <w:sz w:val="44"/>
+          <w:szCs w:val="44"/>
+        </w:rPr>
+      </w:r>
+      <w:r>
+        <w:rPr>
+          <w:b/>
+          <w:bCs/>
+          <w:sz w:val="44"/>
+          <w:szCs w:val="44"/>
+        </w:rPr>
+        <w:fldChar w:fldCharType="end"/>
+      </w:r>
+      <w:r>
+        <w:br w:type="page"/>
+      </w:r>
+    </w:p>
+    <w:p>
+      <w:pPr>
+        <w:pStyle w:val="Normal"/>
+        <w:bidi w:val="0"/>
+        <w:jc w:val="center"/>
+        <w:rPr>
+          <w:b/>
+          <w:bCs/>
+          <w:sz w:val="44"/>
+          <w:szCs w:val="44"/>
+        </w:rPr>
+      </w:pPr>
+      <w:r>
+        <w:fldChar w:fldCharType="begin"/>
+      </w:r>
+      <w:r>
+        <w:rPr>
+          <w:b/>
+          <w:bCs/>
+          <w:sz w:val="44"/>
+          <w:szCs w:val="44"/>
+        </w:rPr>
+        <w:instrText xml:space="preserve"> XE "Login con contraseña incorrecta inválido" \f "Índice personalizado" </w:instrText>
+      </w:r>
+      <w:r>
+        <w:rPr>
+          <w:b/>
+          <w:bCs/>
+          <w:sz w:val="44"/>
+          <w:szCs w:val="44"/>
+        </w:rPr>
+        <w:fldChar w:fldCharType="separate"/>
+      </w:r>
+      <w:r>
+        <w:rPr>
+          <w:b/>
+          <w:bCs/>
+          <w:sz w:val="44"/>
+          <w:szCs w:val="44"/>
+        </w:rPr>
+        <w:t xml:space="preserve">Login con </w:t>
+      </w:r>
+      <w:r>
+        <w:rPr>
+          <w:b/>
+          <w:bCs/>
+          <w:sz w:val="44"/>
+          <w:szCs w:val="44"/>
+        </w:rPr>
+        <w:fldChar w:fldCharType="end"/>
+      </w:r>
+      <w:r>
+        <w:rPr>
+          <w:b/>
+          <w:bCs/>
+          <w:sz w:val="44"/>
+          <w:szCs w:val="44"/>
+        </w:rPr>
+        <w:t>contraseña incorrecta</w:t>
+      </w:r>
+      <w:r>
+        <w:rPr>
+          <w:b/>
+          <w:bCs/>
+          <w:sz w:val="44"/>
+          <w:szCs w:val="44"/>
+        </w:rPr>
+        <w:t xml:space="preserve"> inválido</w:t>
+      </w:r>
+    </w:p>
+    <w:p>
+      <w:pPr>
+        <w:pStyle w:val="Normal"/>
+        <w:bidi w:val="0"/>
+        <w:jc w:val="center"/>
+        <w:rPr>
+          <w:b/>
+          <w:bCs/>
+          <w:sz w:val="36"/>
+          <w:szCs w:val="36"/>
+        </w:rPr>
+      </w:pPr>
+      <w:r>
+        <w:rPr>
+          <w:b/>
+          <w:bCs/>
+          <w:sz w:val="36"/>
+          <w:szCs w:val="36"/>
+        </w:rPr>
+        <w:t>07/05/2026</w:t>
+      </w:r>
+    </w:p>
+    <w:p>
+      <w:pPr>
+        <w:pStyle w:val="Normal"/>
+        <w:bidi w:val="0"/>
+        <w:jc w:val="start"/>
+        <w:rPr>
+          <w:b w:val="false"/>
+          <w:bCs w:val="false"/>
+          <w:sz w:val="36"/>
+          <w:szCs w:val="36"/>
+        </w:rPr>
+      </w:pPr>
+      <w:r>
+        <w:rPr>
+          <w:b w:val="false"/>
+          <w:bCs w:val="false"/>
+          <w:sz w:val="36"/>
+          <w:szCs w:val="36"/>
+        </w:rPr>
+        <w:t>Se va a realizar un login con un usuario válido</w:t>
+      </w:r>
+    </w:p>
+    <w:p>
+      <w:pPr>
+        <w:pStyle w:val="Normal"/>
+        <w:bidi w:val="0"/>
+        <w:jc w:val="center"/>
+        <w:rPr>
+          <w:b/>
+          <w:bCs/>
+          <w:sz w:val="52"/>
+          <w:szCs w:val="52"/>
+        </w:rPr>
+      </w:pPr>
+      <w:r>
+        <w:rPr>
+          <w:b/>
+          <w:bCs/>
+          <w:sz w:val="52"/>
+          <w:szCs w:val="52"/>
+        </w:rPr>
+        <w:drawing>
+          <wp:anchor distT="0" distB="0" distL="0" distR="0" simplePos="0" relativeHeight="8" behindDoc="0" locked="0" layoutInCell="0" allowOverlap="1">
+            <wp:simplePos x="0" y="0"/>
+            <wp:positionH relativeFrom="column">
+              <wp:align>center</wp:align>
+            </wp:positionH>
+            <wp:positionV relativeFrom="paragraph">
+              <wp:posOffset>635</wp:posOffset>
+            </wp:positionV>
+            <wp:extent cx="6120130" cy="2906395"/>
+            <wp:effectExtent l="0" t="0" r="0" b="0"/>
+            <wp:wrapSquare wrapText="largest"/>
+            <wp:docPr id="7" name="Imagen5 Copia 1"/>
+            <wp:cNvGraphicFramePr>
+              <a:graphicFrameLocks xmlns:a="http://schemas.openxmlformats.org/drawingml/2006/main" noChangeAspect="1"/>
+            </wp:cNvGraphicFramePr>
+            <a:graphic xmlns:a="http://schemas.openxmlformats.org/drawingml/2006/main">
+              <a:graphicData uri="http://schemas.openxmlformats.org/drawingml/2006/picture">
+                <pic:pic xmlns:pic="http://schemas.openxmlformats.org/drawingml/2006/picture">
+                  <pic:nvPicPr>
+                    <pic:cNvPr id="7" name="Imagen5 Copia 1"/>
+                    <pic:cNvPicPr>
+                      <a:picLocks noChangeAspect="1" noChangeArrowheads="1"/>
+                    </pic:cNvPicPr>
+                  </pic:nvPicPr>
+                  <pic:blipFill>
+                    <a:blip r:embed="rId8"/>
+                    <a:stretch>
+                      <a:fillRect/>
+                    </a:stretch>
+                  </pic:blipFill>
+                  <pic:spPr bwMode="auto">
+                    <a:xfrm>
+                      <a:off x="0" y="0"/>
+                      <a:ext cx="6120130" cy="2906395"/>
+                    </a:xfrm>
+                    <a:prstGeom prst="rect">
+                      <a:avLst/>
+                    </a:prstGeom>
+                    <a:noFill/>
+                  </pic:spPr>
+                </pic:pic>
+              </a:graphicData>
+            </a:graphic>
+          </wp:anchor>
+        </w:drawing>
+      </w:r>
+    </w:p>
+    <w:p>
+      <w:pPr>
+        <w:pStyle w:val="Normal"/>
+        <w:bidi w:val="0"/>
+        <w:jc w:val="start"/>
+        <w:rPr>
+          <w:b w:val="false"/>
+          <w:bCs w:val="false"/>
+          <w:sz w:val="36"/>
+          <w:szCs w:val="36"/>
+        </w:rPr>
+      </w:pPr>
+      <w:r>
+        <w:rPr>
+          <w:b w:val="false"/>
+          <w:bCs w:val="false"/>
+          <w:sz w:val="36"/>
+          <w:szCs w:val="36"/>
+        </w:rPr>
+        <w:t xml:space="preserve">Tras meter los datos y pulsar el botón de login debe </w:t>
+      </w:r>
+      <w:r>
+        <w:rPr>
+          <w:b w:val="false"/>
+          <w:bCs w:val="false"/>
+          <w:sz w:val="36"/>
+          <w:szCs w:val="36"/>
+        </w:rPr>
+        <w:t>mostrar un mensaje de error y se vacían los campos</w:t>
+      </w:r>
+    </w:p>
+    <w:p>
+      <w:pPr>
+        <w:pStyle w:val="Normal"/>
+        <w:bidi w:val="0"/>
+        <w:jc w:val="start"/>
+        <w:rPr>
+          <w:b w:val="false"/>
+          <w:bCs w:val="false"/>
+          <w:sz w:val="36"/>
+          <w:szCs w:val="36"/>
+        </w:rPr>
+      </w:pPr>
+      <w:r>
+        <w:rPr>
+          <w:b w:val="false"/>
+          <w:bCs w:val="false"/>
+          <w:sz w:val="36"/>
+          <w:szCs w:val="36"/>
+        </w:rPr>
+      </w:r>
+    </w:p>
+    <w:p>
+      <w:pPr>
+        <w:pStyle w:val="Normal"/>
+        <w:bidi w:val="0"/>
+        <w:jc w:val="start"/>
+        <w:rPr>
+          <w:b/>
+          <w:bCs/>
+          <w:sz w:val="44"/>
+          <w:szCs w:val="44"/>
+        </w:rPr>
+      </w:pPr>
+      <w:r>
+        <w:rPr>
+          <w:b/>
+          <w:bCs/>
+          <w:sz w:val="44"/>
+          <w:szCs w:val="44"/>
+        </w:rPr>
+        <w:drawing>
+          <wp:anchor distT="0" distB="0" distL="0" distR="0" simplePos="0" relativeHeight="9" behindDoc="0" locked="0" layoutInCell="0" allowOverlap="1">
+            <wp:simplePos x="0" y="0"/>
+            <wp:positionH relativeFrom="column">
+              <wp:align>center</wp:align>
+            </wp:positionH>
+            <wp:positionV relativeFrom="paragraph">
+              <wp:posOffset>635</wp:posOffset>
+            </wp:positionV>
+            <wp:extent cx="6120130" cy="2889250"/>
+            <wp:effectExtent l="0" t="0" r="0" b="0"/>
+            <wp:wrapSquare wrapText="largest"/>
+            <wp:docPr id="8" name="Imagen6 Copia 1"/>
+            <wp:cNvGraphicFramePr>
+              <a:graphicFrameLocks xmlns:a="http://schemas.openxmlformats.org/drawingml/2006/main" noChangeAspect="1"/>
+            </wp:cNvGraphicFramePr>
+            <a:graphic xmlns:a="http://schemas.openxmlformats.org/drawingml/2006/main">
+              <a:graphicData uri="http://schemas.openxmlformats.org/drawingml/2006/picture">
+                <pic:pic xmlns:pic="http://schemas.openxmlformats.org/drawingml/2006/picture">
+                  <pic:nvPicPr>
+                    <pic:cNvPr id="8" name="Imagen6 Copia 1"/>
+                    <pic:cNvPicPr>
+                      <a:picLocks noChangeAspect="1" noChangeArrowheads="1"/>
+                    </pic:cNvPicPr>
+                  </pic:nvPicPr>
+                  <pic:blipFill>
+                    <a:blip r:embed="rId9"/>
+                    <a:stretch>
+                      <a:fillRect/>
+                    </a:stretch>
+                  </pic:blipFill>
+                  <pic:spPr bwMode="auto">
+                    <a:xfrm>
+                      <a:off x="0" y="0"/>
+                      <a:ext cx="6120130" cy="2889250"/>
+                    </a:xfrm>
+                    <a:prstGeom prst="rect">
+                      <a:avLst/>
+                    </a:prstGeom>
+                    <a:noFill/>
+                  </pic:spPr>
+                </pic:pic>
+              </a:graphicData>
+            </a:graphic>
+          </wp:anchor>
+        </w:drawing>
+      </w:r>
+    </w:p>
+    <w:p>
+      <w:pPr>
+        <w:pStyle w:val="Normal"/>
+        <w:bidi w:val="0"/>
+        <w:jc w:val="start"/>
+        <w:rPr>
+          <w:b w:val="false"/>
+          <w:bCs w:val="false"/>
+          <w:sz w:val="36"/>
+          <w:szCs w:val="36"/>
+        </w:rPr>
+      </w:pPr>
+      <w:r>
+        <w:rPr>
+          <w:b w:val="false"/>
+          <w:bCs w:val="false"/>
+          <w:sz w:val="36"/>
+          <w:szCs w:val="36"/>
+        </w:rPr>
+        <w:t>Resultado correcto</w:t>
+      </w:r>
+      <w:r>
+        <w:br w:type="page"/>
+      </w:r>
+    </w:p>
+    <w:p>
+      <w:pPr>
+        <w:pStyle w:val="Normal"/>
+        <w:bidi w:val="0"/>
+        <w:jc w:val="center"/>
+        <w:rPr>
+          <w:b/>
+          <w:bCs/>
+          <w:sz w:val="44"/>
+          <w:szCs w:val="44"/>
+        </w:rPr>
+      </w:pPr>
+      <w:r>
+        <w:fldChar w:fldCharType="begin"/>
+      </w:r>
+      <w:r>
+        <w:rPr>
+          <w:b/>
+          <w:bCs/>
+          <w:sz w:val="44"/>
+          <w:szCs w:val="44"/>
+        </w:rPr>
+        <w:instrText xml:space="preserve"> XE "Registrar usuario valido" \f "Índice personalizado" </w:instrText>
+      </w:r>
+      <w:r>
+        <w:rPr>
+          <w:b/>
+          <w:bCs/>
+          <w:sz w:val="44"/>
+          <w:szCs w:val="44"/>
+        </w:rPr>
+        <w:fldChar w:fldCharType="separate"/>
+      </w:r>
+      <w:r>
+        <w:rPr>
+          <w:b/>
+          <w:bCs/>
+          <w:sz w:val="44"/>
+          <w:szCs w:val="44"/>
+        </w:rPr>
+        <w:t>Registrar usuario valido</w:t>
+      </w:r>
+      <w:r>
+        <w:rPr>
+          <w:b/>
+          <w:bCs/>
+          <w:sz w:val="44"/>
+          <w:szCs w:val="44"/>
+        </w:rPr>
+        <w:fldChar w:fldCharType="end"/>
+      </w:r>
+    </w:p>
+    <w:p>
+      <w:pPr>
+        <w:pStyle w:val="Normal"/>
+        <w:bidi w:val="0"/>
+        <w:jc w:val="center"/>
+        <w:rPr>
+          <w:b/>
+          <w:bCs/>
+          <w:sz w:val="36"/>
+          <w:szCs w:val="36"/>
+        </w:rPr>
+      </w:pPr>
+      <w:r>
+        <w:rPr>
+          <w:b/>
+          <w:bCs/>
+          <w:sz w:val="36"/>
+          <w:szCs w:val="36"/>
+        </w:rPr>
+        <w:t>07/05/2026</w:t>
+      </w:r>
+    </w:p>
+    <w:p>
+      <w:pPr>
+        <w:pStyle w:val="Normal"/>
+        <w:bidi w:val="0"/>
+        <w:jc w:val="start"/>
+        <w:rPr>
+          <w:b w:val="false"/>
+          <w:bCs w:val="false"/>
+          <w:sz w:val="36"/>
+          <w:szCs w:val="36"/>
+        </w:rPr>
+      </w:pPr>
+      <w:r>
+        <w:rPr>
+          <w:b w:val="false"/>
+          <w:bCs w:val="false"/>
+          <w:sz w:val="36"/>
+          <w:szCs w:val="36"/>
+        </w:rPr>
+        <w:t>Se va a registrar un usuario válido</w:t>
+      </w:r>
+    </w:p>
+    <w:p>
+      <w:pPr>
+        <w:pStyle w:val="Normal"/>
+        <w:bidi w:val="0"/>
+        <w:jc w:val="start"/>
+        <w:rPr>
+          <w:b w:val="false"/>
+          <w:bCs w:val="false"/>
+          <w:sz w:val="36"/>
+          <w:szCs w:val="36"/>
+        </w:rPr>
+      </w:pPr>
+      <w:r>
+        <w:drawing>
+          <wp:anchor distT="0" distB="0" distL="0" distR="0" simplePos="0" relativeHeight="10" behindDoc="0" locked="0" layoutInCell="0" allowOverlap="1">
+            <wp:simplePos x="0" y="0"/>
+            <wp:positionH relativeFrom="column">
+              <wp:align>center</wp:align>
+            </wp:positionH>
+            <wp:positionV relativeFrom="paragraph">
+              <wp:posOffset>635</wp:posOffset>
+            </wp:positionV>
+            <wp:extent cx="6120130" cy="2908300"/>
+            <wp:effectExtent l="0" t="0" r="0" b="0"/>
+            <wp:wrapSquare wrapText="largest"/>
+            <wp:docPr id="9" name="Imagen7"/>
+            <wp:cNvGraphicFramePr>
+              <a:graphicFrameLocks xmlns:a="http://schemas.openxmlformats.org/drawingml/2006/main" noChangeAspect="1"/>
+            </wp:cNvGraphicFramePr>
+            <a:graphic xmlns:a="http://schemas.openxmlformats.org/drawingml/2006/main">
+              <a:graphicData uri="http://schemas.openxmlformats.org/drawingml/2006/picture">
+                <pic:pic xmlns:pic="http://schemas.openxmlformats.org/drawingml/2006/picture">
+                  <pic:nvPicPr>
+                    <pic:cNvPr id="9" name="Imagen7"/>
+                    <pic:cNvPicPr>
+                      <a:picLocks noChangeAspect="1" noChangeArrowheads="1"/>
+                    </pic:cNvPicPr>
+                  </pic:nvPicPr>
+                  <pic:blipFill>
+                    <a:blip r:embed="rId10"/>
+                    <a:stretch>
+                      <a:fillRect/>
+                    </a:stretch>
+                  </pic:blipFill>
+                  <pic:spPr bwMode="auto">
+                    <a:xfrm>
+                      <a:off x="0" y="0"/>
+                      <a:ext cx="6120130" cy="2908300"/>
+                    </a:xfrm>
+                    <a:prstGeom prst="rect">
+                      <a:avLst/>
+                    </a:prstGeom>
+                    <a:noFill/>
+                  </pic:spPr>
+                </pic:pic>
+              </a:graphicData>
+            </a:graphic>
+          </wp:anchor>
+        </w:drawing>
+      </w:r>
+      <w:r>
+        <w:rPr>
+          <w:b w:val="false"/>
+          <w:bCs w:val="false"/>
+          <w:sz w:val="36"/>
+          <w:szCs w:val="36"/>
+        </w:rPr>
+        <w:t>Tras meter los datos y pulsar el botón de registrarse, se creará el usuario, d</w:t>
+      </w:r>
+      <w:r>
+        <w:rPr>
+          <w:b w:val="false"/>
+          <w:bCs w:val="false"/>
+          <w:sz w:val="36"/>
+          <w:szCs w:val="36"/>
+        </w:rPr>
+        <w:t>ebe redirigir a la página principal y poner que usuario es el que ha iniciado sesión</w:t>
+      </w:r>
+    </w:p>
+    <w:p>
+      <w:pPr>
+        <w:pStyle w:val="Normal"/>
+        <w:bidi w:val="0"/>
+        <w:jc w:val="center"/>
+        <w:rPr/>
+      </w:pPr>
+      <w:r>
+        <w:fldChar w:fldCharType="begin"/>
+      </w:r>
+      <w:r>
+        <w:rPr>
+          <w:b/>
+          <w:bCs/>
+          <w:sz w:val="44"/>
+          <w:szCs w:val="44"/>
+        </w:rPr>
+        <w:instrText xml:space="preserve"> XE "" \f "Índice personalizado" </w:instrText>
+      </w:r>
+      <w:r>
+        <w:rPr>
+          <w:b/>
+          <w:bCs/>
+          <w:sz w:val="44"/>
+          <w:szCs w:val="44"/>
+        </w:rPr>
+        <w:fldChar w:fldCharType="separate"/>
+      </w:r>
+      <w:r>
+        <w:rPr>
+          <w:b/>
+          <w:bCs/>
+          <w:sz w:val="44"/>
+          <w:szCs w:val="44"/>
+        </w:rPr>
+      </w:r>
+      <w:r>
+        <w:rPr>
+          <w:b/>
+          <w:bCs/>
+          <w:sz w:val="44"/>
+          <w:szCs w:val="44"/>
+        </w:rPr>
+        <w:fldChar w:fldCharType="end"/>
+      </w:r>
+    </w:p>
+    <w:p>
+      <w:pPr>
+        <w:pStyle w:val="Normal"/>
+        <w:bidi w:val="0"/>
+        <w:jc w:val="center"/>
+        <w:rPr>
+          <w:b/>
+          <w:bCs/>
+          <w:sz w:val="52"/>
+          <w:szCs w:val="52"/>
+        </w:rPr>
+      </w:pPr>
+      <w:r>
+        <w:rPr>
+          <w:b/>
+          <w:bCs/>
+          <w:sz w:val="52"/>
+          <w:szCs w:val="52"/>
+        </w:rPr>
+        <w:drawing>
+          <wp:anchor distT="0" distB="0" distL="0" distR="0" simplePos="0" relativeHeight="11" behindDoc="0" locked="0" layoutInCell="0" allowOverlap="1">
+            <wp:simplePos x="0" y="0"/>
+            <wp:positionH relativeFrom="column">
+              <wp:align>center</wp:align>
+            </wp:positionH>
+            <wp:positionV relativeFrom="paragraph">
+              <wp:posOffset>635</wp:posOffset>
+            </wp:positionV>
+            <wp:extent cx="6120130" cy="2893695"/>
+            <wp:effectExtent l="0" t="0" r="0" b="0"/>
+            <wp:wrapSquare wrapText="largest"/>
+            <wp:docPr id="10" name="Imagen8"/>
+            <wp:cNvGraphicFramePr>
+              <a:graphicFrameLocks xmlns:a="http://schemas.openxmlformats.org/drawingml/2006/main" noChangeAspect="1"/>
+            </wp:cNvGraphicFramePr>
+            <a:graphic xmlns:a="http://schemas.openxmlformats.org/drawingml/2006/main">
+              <a:graphicData uri="http://schemas.openxmlformats.org/drawingml/2006/picture">
+                <pic:pic xmlns:pic="http://schemas.openxmlformats.org/drawingml/2006/picture">
+                  <pic:nvPicPr>
+                    <pic:cNvPr id="10" name="Imagen8"/>
+                    <pic:cNvPicPr>
+                      <a:picLocks noChangeAspect="1" noChangeArrowheads="1"/>
+                    </pic:cNvPicPr>
+                  </pic:nvPicPr>
+                  <pic:blipFill>
+                    <a:blip r:embed="rId11"/>
+                    <a:stretch>
+                      <a:fillRect/>
+                    </a:stretch>
+                  </pic:blipFill>
+                  <pic:spPr bwMode="auto">
+                    <a:xfrm>
+                      <a:off x="0" y="0"/>
+                      <a:ext cx="6120130" cy="2893695"/>
+                    </a:xfrm>
+                    <a:prstGeom prst="rect">
+                      <a:avLst/>
+                    </a:prstGeom>
+                    <a:noFill/>
+                  </pic:spPr>
+                </pic:pic>
+              </a:graphicData>
+            </a:graphic>
+          </wp:anchor>
+        </w:drawing>
+      </w:r>
+    </w:p>
+    <w:p>
+      <w:pPr>
+        <w:pStyle w:val="Normal"/>
+        <w:bidi w:val="0"/>
+        <w:jc w:val="start"/>
+        <w:rPr>
+          <w:b w:val="false"/>
+          <w:bCs w:val="false"/>
+          <w:sz w:val="36"/>
+          <w:szCs w:val="36"/>
+        </w:rPr>
+      </w:pPr>
+      <w:r>
+        <w:rPr>
+          <w:b w:val="false"/>
+          <w:bCs w:val="false"/>
+          <w:sz w:val="36"/>
+          <w:szCs w:val="36"/>
+        </w:rPr>
+        <w:t xml:space="preserve">Resultado correcto </w:t>
+      </w:r>
+      <w:r>
+        <w:br w:type="page"/>
+      </w:r>
+    </w:p>
+    <w:p>
+      <w:pPr>
+        <w:pStyle w:val="Normal"/>
+        <w:bidi w:val="0"/>
+        <w:jc w:val="center"/>
+        <w:rPr>
+          <w:b/>
+          <w:bCs/>
+          <w:sz w:val="44"/>
+          <w:szCs w:val="44"/>
+        </w:rPr>
+      </w:pPr>
+      <w:r>
+        <w:fldChar w:fldCharType="begin"/>
+      </w:r>
+      <w:r>
+        <w:rPr>
+          <w:b/>
+          <w:bCs/>
+          <w:sz w:val="44"/>
+          <w:szCs w:val="44"/>
+        </w:rPr>
+        <w:instrText xml:space="preserve"> XE "Registrar usuario inválido" \f "Índice personalizado" </w:instrText>
+      </w:r>
+      <w:r>
+        <w:rPr>
+          <w:b/>
+          <w:bCs/>
+          <w:sz w:val="44"/>
+          <w:szCs w:val="44"/>
+        </w:rPr>
+        <w:fldChar w:fldCharType="separate"/>
+      </w:r>
+      <w:r>
+        <w:rPr>
+          <w:b/>
+          <w:bCs/>
+          <w:sz w:val="44"/>
+          <w:szCs w:val="44"/>
+        </w:rPr>
+        <w:t>Registrar usuario inválido</w:t>
+      </w:r>
+      <w:r>
+        <w:rPr>
+          <w:b/>
+          <w:bCs/>
+          <w:sz w:val="44"/>
+          <w:szCs w:val="44"/>
+        </w:rPr>
+        <w:fldChar w:fldCharType="end"/>
+      </w:r>
+    </w:p>
+    <w:p>
+      <w:pPr>
+        <w:pStyle w:val="Normal"/>
+        <w:bidi w:val="0"/>
+        <w:jc w:val="center"/>
+        <w:rPr>
+          <w:b/>
+          <w:bCs/>
+          <w:sz w:val="36"/>
+          <w:szCs w:val="36"/>
+        </w:rPr>
+      </w:pPr>
+      <w:r>
+        <w:rPr>
+          <w:b/>
+          <w:bCs/>
+          <w:sz w:val="36"/>
+          <w:szCs w:val="36"/>
+        </w:rPr>
+        <w:t>07/05/2026</w:t>
+      </w:r>
+    </w:p>
+    <w:p>
+      <w:pPr>
+        <w:pStyle w:val="Normal"/>
+        <w:bidi w:val="0"/>
+        <w:jc w:val="start"/>
+        <w:rPr>
+          <w:b w:val="false"/>
+          <w:bCs w:val="false"/>
+          <w:sz w:val="36"/>
+          <w:szCs w:val="36"/>
+        </w:rPr>
+      </w:pPr>
+      <w:r>
+        <w:rPr>
+          <w:b w:val="false"/>
+          <w:bCs w:val="false"/>
+          <w:sz w:val="36"/>
+          <w:szCs w:val="36"/>
+        </w:rPr>
+        <w:t>Se va a registrar un usuario inválido</w:t>
+      </w:r>
+    </w:p>
+    <w:p>
+      <w:pPr>
+        <w:pStyle w:val="Normal"/>
+        <w:bidi w:val="0"/>
+        <w:jc w:val="start"/>
+        <w:rPr>
+          <w:b w:val="false"/>
+          <w:bCs w:val="false"/>
+          <w:sz w:val="36"/>
+          <w:szCs w:val="36"/>
+        </w:rPr>
+      </w:pPr>
+      <w:r>
+        <w:drawing>
+          <wp:anchor distT="0" distB="0" distL="0" distR="0" simplePos="0" relativeHeight="12" behindDoc="0" locked="0" layoutInCell="0" allowOverlap="1">
+            <wp:simplePos x="0" y="0"/>
+            <wp:positionH relativeFrom="column">
+              <wp:align>center</wp:align>
+            </wp:positionH>
+            <wp:positionV relativeFrom="paragraph">
+              <wp:posOffset>635</wp:posOffset>
+            </wp:positionV>
+            <wp:extent cx="6120130" cy="2908300"/>
+            <wp:effectExtent l="0" t="0" r="0" b="0"/>
+            <wp:wrapSquare wrapText="largest"/>
+            <wp:docPr id="11" name="Imagen7 Copia 1"/>
+            <wp:cNvGraphicFramePr>
+              <a:graphicFrameLocks xmlns:a="http://schemas.openxmlformats.org/drawingml/2006/main" noChangeAspect="1"/>
+            </wp:cNvGraphicFramePr>
+            <a:graphic xmlns:a="http://schemas.openxmlformats.org/drawingml/2006/main">
+              <a:graphicData uri="http://schemas.openxmlformats.org/drawingml/2006/picture">
+                <pic:pic xmlns:pic="http://schemas.openxmlformats.org/drawingml/2006/picture">
+                  <pic:nvPicPr>
+                    <pic:cNvPr id="11" name="Imagen7 Copia 1"/>
+                    <pic:cNvPicPr>
+                      <a:picLocks noChangeAspect="1" noChangeArrowheads="1"/>
+                    </pic:cNvPicPr>
+                  </pic:nvPicPr>
+                  <pic:blipFill>
+                    <a:blip r:embed="rId12"/>
+                    <a:stretch>
+                      <a:fillRect/>
+                    </a:stretch>
+                  </pic:blipFill>
+                  <pic:spPr bwMode="auto">
+                    <a:xfrm>
+                      <a:off x="0" y="0"/>
+                      <a:ext cx="6120130" cy="2908300"/>
+                    </a:xfrm>
+                    <a:prstGeom prst="rect">
+                      <a:avLst/>
+                    </a:prstGeom>
+                    <a:noFill/>
+                  </pic:spPr>
+                </pic:pic>
+              </a:graphicData>
+            </a:graphic>
+          </wp:anchor>
+        </w:drawing>
+      </w:r>
+      <w:r>
+        <w:rPr>
+          <w:b w:val="false"/>
+          <w:bCs w:val="false"/>
+          <w:sz w:val="36"/>
+          <w:szCs w:val="36"/>
+        </w:rPr>
+        <w:t>Tras meter los datos y pulsar el botón de registrarse, se mostrará un mensaje de error</w:t>
+      </w:r>
+    </w:p>
+    <w:p>
+      <w:pPr>
+        <w:pStyle w:val="Normal"/>
+        <w:bidi w:val="0"/>
+        <w:jc w:val="center"/>
+        <w:rPr/>
+      </w:pPr>
+      <w:r>
+        <w:fldChar w:fldCharType="begin"/>
+      </w:r>
+      <w:r>
+        <w:rPr>
+          <w:b/>
+          <w:bCs/>
+          <w:sz w:val="44"/>
+          <w:szCs w:val="44"/>
+        </w:rPr>
+        <w:instrText xml:space="preserve"> XE "" \f "Índice personalizado" </w:instrText>
+      </w:r>
+      <w:r>
+        <w:rPr>
+          <w:b/>
+          <w:bCs/>
+          <w:sz w:val="44"/>
+          <w:szCs w:val="44"/>
+        </w:rPr>
+        <w:fldChar w:fldCharType="separate"/>
+      </w:r>
+      <w:r>
+        <w:rPr>
+          <w:b/>
+          <w:bCs/>
+          <w:sz w:val="44"/>
+          <w:szCs w:val="44"/>
+        </w:rPr>
+      </w:r>
+      <w:r>
+        <w:rPr>
+          <w:b/>
+          <w:bCs/>
+          <w:sz w:val="44"/>
+          <w:szCs w:val="44"/>
+        </w:rPr>
+        <w:fldChar w:fldCharType="end"/>
+      </w:r>
+    </w:p>
+    <w:p>
+      <w:pPr>
+        <w:pStyle w:val="Normal"/>
+        <w:bidi w:val="0"/>
+        <w:jc w:val="center"/>
+        <w:rPr>
+          <w:b/>
+          <w:bCs/>
+          <w:sz w:val="52"/>
+          <w:szCs w:val="52"/>
+        </w:rPr>
+      </w:pPr>
+      <w:r>
+        <w:rPr>
+          <w:b/>
+          <w:bCs/>
+          <w:sz w:val="52"/>
+          <w:szCs w:val="52"/>
+        </w:rPr>
+        <w:drawing>
+          <wp:anchor distT="0" distB="0" distL="0" distR="0" simplePos="0" relativeHeight="13" behindDoc="0" locked="0" layoutInCell="0" allowOverlap="1">
+            <wp:simplePos x="0" y="0"/>
+            <wp:positionH relativeFrom="column">
+              <wp:align>center</wp:align>
+            </wp:positionH>
+            <wp:positionV relativeFrom="paragraph">
+              <wp:posOffset>635</wp:posOffset>
+            </wp:positionV>
+            <wp:extent cx="6120130" cy="2893695"/>
+            <wp:effectExtent l="0" t="0" r="0" b="0"/>
+            <wp:wrapSquare wrapText="largest"/>
+            <wp:docPr id="12" name="Imagen8 Copia 1"/>
+            <wp:cNvGraphicFramePr>
+              <a:graphicFrameLocks xmlns:a="http://schemas.openxmlformats.org/drawingml/2006/main" noChangeAspect="1"/>
+            </wp:cNvGraphicFramePr>
+            <a:graphic xmlns:a="http://schemas.openxmlformats.org/drawingml/2006/main">
+              <a:graphicData uri="http://schemas.openxmlformats.org/drawingml/2006/picture">
+                <pic:pic xmlns:pic="http://schemas.openxmlformats.org/drawingml/2006/picture">
+                  <pic:nvPicPr>
+                    <pic:cNvPr id="12" name="Imagen8 Copia 1"/>
+                    <pic:cNvPicPr>
+                      <a:picLocks noChangeAspect="1" noChangeArrowheads="1"/>
+                    </pic:cNvPicPr>
+                  </pic:nvPicPr>
+                  <pic:blipFill>
+                    <a:blip r:embed="rId13"/>
+                    <a:stretch>
+                      <a:fillRect/>
+                    </a:stretch>
+                  </pic:blipFill>
+                  <pic:spPr bwMode="auto">
+                    <a:xfrm>
+                      <a:off x="0" y="0"/>
+                      <a:ext cx="6120130" cy="2893695"/>
+                    </a:xfrm>
+                    <a:prstGeom prst="rect">
+                      <a:avLst/>
+                    </a:prstGeom>
+                    <a:noFill/>
+                  </pic:spPr>
+                </pic:pic>
+              </a:graphicData>
+            </a:graphic>
+          </wp:anchor>
+        </w:drawing>
+      </w:r>
+    </w:p>
+    <w:p>
+      <w:pPr>
+        <w:pStyle w:val="Normal"/>
+        <w:bidi w:val="0"/>
+        <w:jc w:val="start"/>
+        <w:rPr>
+          <w:b w:val="false"/>
+          <w:bCs w:val="false"/>
+          <w:sz w:val="36"/>
+          <w:szCs w:val="36"/>
+        </w:rPr>
+      </w:pPr>
+      <w:r>
+        <w:rPr>
+          <w:b w:val="false"/>
+          <w:bCs w:val="false"/>
+          <w:sz w:val="36"/>
+          <w:szCs w:val="36"/>
+        </w:rPr>
+        <w:t xml:space="preserve">Resultado correcto </w:t>
+      </w:r>
+      <w:r>
+        <w:br w:type="page"/>
+      </w:r>
+    </w:p>
+    <w:p>
+      <w:pPr>
+        <w:pStyle w:val="Normal"/>
+        <w:bidi w:val="0"/>
+        <w:jc w:val="center"/>
+        <w:rPr>
+          <w:b/>
+          <w:bCs/>
+          <w:sz w:val="44"/>
+          <w:szCs w:val="44"/>
+        </w:rPr>
+      </w:pPr>
+      <w:r>
+        <w:fldChar w:fldCharType="begin"/>
+      </w:r>
+      <w:r>
+        <w:rPr>
+          <w:b/>
+          <w:bCs/>
+          <w:sz w:val="44"/>
+          <w:szCs w:val="44"/>
+        </w:rPr>
+        <w:instrText xml:space="preserve"> XE "Crear un grupo" \f "Índice personalizado" </w:instrText>
+      </w:r>
+      <w:r>
+        <w:rPr>
+          <w:b/>
+          <w:bCs/>
+          <w:sz w:val="44"/>
+          <w:szCs w:val="44"/>
+        </w:rPr>
+        <w:fldChar w:fldCharType="separate"/>
+      </w:r>
+      <w:r>
+        <w:rPr>
+          <w:b/>
+          <w:bCs/>
+          <w:sz w:val="44"/>
+          <w:szCs w:val="44"/>
+        </w:rPr>
+        <w:t>Crear un grupo</w:t>
+      </w:r>
+      <w:r>
+        <w:rPr>
+          <w:b/>
+          <w:bCs/>
+          <w:sz w:val="44"/>
+          <w:szCs w:val="44"/>
+        </w:rPr>
+        <w:fldChar w:fldCharType="end"/>
+      </w:r>
+    </w:p>
+    <w:p>
+      <w:pPr>
+        <w:pStyle w:val="Normal"/>
+        <w:bidi w:val="0"/>
+        <w:jc w:val="center"/>
+        <w:rPr>
+          <w:b/>
+          <w:bCs/>
+          <w:sz w:val="36"/>
+          <w:szCs w:val="36"/>
+        </w:rPr>
+      </w:pPr>
+      <w:r>
+        <w:rPr>
+          <w:b/>
+          <w:bCs/>
+          <w:sz w:val="36"/>
+          <w:szCs w:val="36"/>
+        </w:rPr>
+        <w:t>07/05/2026</w:t>
+      </w:r>
+    </w:p>
+    <w:p>
+      <w:pPr>
+        <w:pStyle w:val="Normal"/>
+        <w:bidi w:val="0"/>
+        <w:jc w:val="start"/>
+        <w:rPr>
+          <w:b w:val="false"/>
+          <w:bCs w:val="false"/>
+          <w:sz w:val="36"/>
+          <w:szCs w:val="36"/>
+        </w:rPr>
+      </w:pPr>
+      <w:r>
+        <w:rPr>
+          <w:b w:val="false"/>
+          <w:bCs w:val="false"/>
+          <w:sz w:val="36"/>
+          <w:szCs w:val="36"/>
+        </w:rPr>
+        <w:t>Se va a crear un nuevo grupo</w:t>
+      </w:r>
+    </w:p>
+    <w:p>
+      <w:pPr>
+        <w:pStyle w:val="Normal"/>
+        <w:bidi w:val="0"/>
+        <w:jc w:val="start"/>
+        <w:rPr>
+          <w:b w:val="false"/>
+          <w:bCs w:val="false"/>
+          <w:sz w:val="36"/>
+          <w:szCs w:val="36"/>
+        </w:rPr>
+      </w:pPr>
+      <w:r>
+        <w:rPr>
+          <w:b w:val="false"/>
+          <w:bCs w:val="false"/>
+          <w:sz w:val="36"/>
+          <w:szCs w:val="36"/>
+        </w:rPr>
+        <w:drawing>
+          <wp:anchor distT="0" distB="0" distL="0" distR="0" simplePos="0" relativeHeight="14" behindDoc="0" locked="0" layoutInCell="0" allowOverlap="1">
+            <wp:simplePos x="0" y="0"/>
+            <wp:positionH relativeFrom="column">
+              <wp:align>center</wp:align>
+            </wp:positionH>
+            <wp:positionV relativeFrom="paragraph">
+              <wp:posOffset>635</wp:posOffset>
+            </wp:positionV>
+            <wp:extent cx="6120130" cy="2900045"/>
+            <wp:effectExtent l="0" t="0" r="0" b="0"/>
+            <wp:wrapSquare wrapText="largest"/>
+            <wp:docPr id="13" name="Imagen9"/>
+            <wp:cNvGraphicFramePr>
+              <a:graphicFrameLocks xmlns:a="http://schemas.openxmlformats.org/drawingml/2006/main" noChangeAspect="1"/>
+            </wp:cNvGraphicFramePr>
+            <a:graphic xmlns:a="http://schemas.openxmlformats.org/drawingml/2006/main">
+              <a:graphicData uri="http://schemas.openxmlformats.org/drawingml/2006/picture">
+                <pic:pic xmlns:pic="http://schemas.openxmlformats.org/drawingml/2006/picture">
+                  <pic:nvPicPr>
+                    <pic:cNvPr id="13" name="Imagen9"/>
+                    <pic:cNvPicPr>
+                      <a:picLocks noChangeAspect="1" noChangeArrowheads="1"/>
+                    </pic:cNvPicPr>
+                  </pic:nvPicPr>
+                  <pic:blipFill>
+                    <a:blip r:embed="rId14"/>
+                    <a:stretch>
+                      <a:fillRect/>
+                    </a:stretch>
+                  </pic:blipFill>
+                  <pic:spPr bwMode="auto">
+                    <a:xfrm>
+                      <a:off x="0" y="0"/>
+                      <a:ext cx="6120130" cy="2900045"/>
+                    </a:xfrm>
+                    <a:prstGeom prst="rect">
+                      <a:avLst/>
+                    </a:prstGeom>
+                    <a:noFill/>
+                  </pic:spPr>
+                </pic:pic>
+              </a:graphicData>
+            </a:graphic>
+          </wp:anchor>
+        </w:drawing>
+      </w:r>
+    </w:p>
+    <w:p>
+      <w:pPr>
+        <w:pStyle w:val="Normal"/>
+        <w:bidi w:val="0"/>
+        <w:jc w:val="start"/>
+        <w:rPr>
+          <w:b w:val="false"/>
+          <w:bCs w:val="false"/>
+          <w:sz w:val="36"/>
+          <w:szCs w:val="36"/>
+        </w:rPr>
+      </w:pPr>
+      <w:r>
+        <w:rPr>
+          <w:b w:val="false"/>
+          <w:bCs w:val="false"/>
+          <w:sz w:val="36"/>
+          <w:szCs w:val="36"/>
+        </w:rPr>
+        <w:t>Tras pulsar el botón de crear, se creará un grupo con ese nombre</w:t>
+      </w:r>
+    </w:p>
+    <w:p>
+      <w:pPr>
+        <w:pStyle w:val="Normal"/>
+        <w:bidi w:val="0"/>
+        <w:jc w:val="start"/>
+        <w:rPr>
+          <w:b w:val="false"/>
+          <w:bCs w:val="false"/>
+          <w:sz w:val="36"/>
+          <w:szCs w:val="36"/>
+        </w:rPr>
+      </w:pPr>
+      <w:r>
+        <w:rPr>
+          <w:b w:val="false"/>
+          <w:bCs w:val="false"/>
+          <w:sz w:val="36"/>
+          <w:szCs w:val="36"/>
+        </w:rPr>
+      </w:r>
+    </w:p>
+    <w:p>
+      <w:pPr>
+        <w:pStyle w:val="Normal"/>
+        <w:bidi w:val="0"/>
+        <w:jc w:val="start"/>
+        <w:rPr>
+          <w:b w:val="false"/>
+          <w:bCs w:val="false"/>
+          <w:sz w:val="36"/>
+          <w:szCs w:val="36"/>
+        </w:rPr>
+      </w:pPr>
+      <w:r>
+        <w:rPr>
+          <w:b w:val="false"/>
+          <w:bCs w:val="false"/>
+          <w:sz w:val="36"/>
+          <w:szCs w:val="36"/>
+        </w:rPr>
+        <w:drawing>
+          <wp:anchor distT="0" distB="0" distL="0" distR="0" simplePos="0" relativeHeight="15" behindDoc="0" locked="0" layoutInCell="0" allowOverlap="1">
+            <wp:simplePos x="0" y="0"/>
+            <wp:positionH relativeFrom="column">
+              <wp:align>center</wp:align>
+            </wp:positionH>
+            <wp:positionV relativeFrom="paragraph">
+              <wp:posOffset>635</wp:posOffset>
+            </wp:positionV>
+            <wp:extent cx="6120130" cy="2915285"/>
+            <wp:effectExtent l="0" t="0" r="0" b="0"/>
+            <wp:wrapSquare wrapText="largest"/>
+            <wp:docPr id="14" name="Imagen10"/>
+            <wp:cNvGraphicFramePr>
+              <a:graphicFrameLocks xmlns:a="http://schemas.openxmlformats.org/drawingml/2006/main" noChangeAspect="1"/>
+            </wp:cNvGraphicFramePr>
+            <a:graphic xmlns:a="http://schemas.openxmlformats.org/drawingml/2006/main">
+              <a:graphicData uri="http://schemas.openxmlformats.org/drawingml/2006/picture">
+                <pic:pic xmlns:pic="http://schemas.openxmlformats.org/drawingml/2006/picture">
+                  <pic:nvPicPr>
+                    <pic:cNvPr id="14" name="Imagen10"/>
+                    <pic:cNvPicPr>
+                      <a:picLocks noChangeAspect="1" noChangeArrowheads="1"/>
+                    </pic:cNvPicPr>
+                  </pic:nvPicPr>
+                  <pic:blipFill>
+                    <a:blip r:embed="rId15"/>
+                    <a:stretch>
+                      <a:fillRect/>
+                    </a:stretch>
+                  </pic:blipFill>
+                  <pic:spPr bwMode="auto">
+                    <a:xfrm>
+                      <a:off x="0" y="0"/>
+                      <a:ext cx="6120130" cy="2915285"/>
+                    </a:xfrm>
+                    <a:prstGeom prst="rect">
+                      <a:avLst/>
+                    </a:prstGeom>
+                    <a:noFill/>
+                  </pic:spPr>
+                </pic:pic>
+              </a:graphicData>
+            </a:graphic>
+          </wp:anchor>
+        </w:drawing>
+      </w:r>
+    </w:p>
+    <w:p>
+      <w:pPr>
+        <w:pStyle w:val="Normal"/>
+        <w:bidi w:val="0"/>
+        <w:jc w:val="start"/>
+        <w:rPr>
+          <w:b w:val="false"/>
+          <w:bCs w:val="false"/>
+          <w:sz w:val="36"/>
+          <w:szCs w:val="36"/>
+        </w:rPr>
+      </w:pPr>
+      <w:r>
+        <w:rPr>
+          <w:b w:val="false"/>
+          <w:bCs w:val="false"/>
+          <w:sz w:val="36"/>
+          <w:szCs w:val="36"/>
+        </w:rPr>
+        <w:t xml:space="preserve">Resultado correcto </w:t>
+      </w:r>
+      <w:r>
+        <w:br w:type="page"/>
+      </w:r>
+    </w:p>
+    <w:p>
+      <w:pPr>
+        <w:pStyle w:val="Normal"/>
+        <w:bidi w:val="0"/>
+        <w:jc w:val="center"/>
+        <w:rPr>
+          <w:b/>
+          <w:bCs/>
+          <w:sz w:val="44"/>
+          <w:szCs w:val="44"/>
+        </w:rPr>
+      </w:pPr>
+      <w:r>
+        <w:fldChar w:fldCharType="begin"/>
+      </w:r>
+      <w:r>
+        <w:rPr>
+          <w:b/>
+          <w:bCs/>
+          <w:sz w:val="44"/>
+          <w:szCs w:val="44"/>
+        </w:rPr>
+        <w:instrText xml:space="preserve"> XE "Borrar un grupo" \f "Índice personalizado" </w:instrText>
+      </w:r>
+      <w:r>
+        <w:rPr>
+          <w:b/>
+          <w:bCs/>
+          <w:sz w:val="44"/>
+          <w:szCs w:val="44"/>
+        </w:rPr>
+        <w:fldChar w:fldCharType="separate"/>
+      </w:r>
+      <w:r>
+        <w:rPr>
+          <w:b/>
+          <w:bCs/>
+          <w:sz w:val="44"/>
+          <w:szCs w:val="44"/>
+        </w:rPr>
+        <w:t>Borrar un grupo</w:t>
+      </w:r>
+      <w:r>
+        <w:rPr>
+          <w:b/>
+          <w:bCs/>
+          <w:sz w:val="44"/>
+          <w:szCs w:val="44"/>
+        </w:rPr>
+        <w:fldChar w:fldCharType="end"/>
+      </w:r>
+    </w:p>
+    <w:p>
+      <w:pPr>
+        <w:pStyle w:val="Normal"/>
+        <w:bidi w:val="0"/>
+        <w:jc w:val="center"/>
+        <w:rPr>
+          <w:b/>
+          <w:bCs/>
+          <w:sz w:val="36"/>
+          <w:szCs w:val="36"/>
+        </w:rPr>
+      </w:pPr>
+      <w:r>
+        <w:rPr>
+          <w:b/>
+          <w:bCs/>
+          <w:sz w:val="36"/>
+          <w:szCs w:val="36"/>
+        </w:rPr>
+        <w:t>07/05/2026</w:t>
+      </w:r>
+    </w:p>
+    <w:p>
+      <w:pPr>
+        <w:pStyle w:val="Normal"/>
+        <w:bidi w:val="0"/>
+        <w:jc w:val="start"/>
+        <w:rPr>
+          <w:b w:val="false"/>
+          <w:bCs w:val="false"/>
+          <w:sz w:val="36"/>
+          <w:szCs w:val="36"/>
+        </w:rPr>
+      </w:pPr>
+      <w:r>
+        <w:rPr>
+          <w:b w:val="false"/>
+          <w:bCs w:val="false"/>
+          <w:sz w:val="36"/>
+          <w:szCs w:val="36"/>
+        </w:rPr>
+        <w:t>Se va a borrar un grupo</w:t>
+      </w:r>
+    </w:p>
+    <w:p>
+      <w:pPr>
+        <w:pStyle w:val="Normal"/>
+        <w:bidi w:val="0"/>
+        <w:jc w:val="start"/>
+        <w:rPr>
+          <w:b w:val="false"/>
+          <w:bCs w:val="false"/>
+          <w:sz w:val="36"/>
+          <w:szCs w:val="36"/>
+        </w:rPr>
+      </w:pPr>
+      <w:r>
+        <w:rPr>
+          <w:b w:val="false"/>
+          <w:bCs w:val="false"/>
+          <w:sz w:val="36"/>
+          <w:szCs w:val="36"/>
+        </w:rPr>
+        <w:drawing>
+          <wp:anchor distT="0" distB="0" distL="0" distR="0" simplePos="0" relativeHeight="17" behindDoc="0" locked="0" layoutInCell="0" allowOverlap="1">
+            <wp:simplePos x="0" y="0"/>
+            <wp:positionH relativeFrom="column">
+              <wp:align>center</wp:align>
+            </wp:positionH>
+            <wp:positionV relativeFrom="paragraph">
+              <wp:posOffset>635</wp:posOffset>
+            </wp:positionV>
+            <wp:extent cx="6120130" cy="2915285"/>
+            <wp:effectExtent l="0" t="0" r="0" b="0"/>
+            <wp:wrapSquare wrapText="largest"/>
+            <wp:docPr id="15" name="Imagen10 Copia 1 Copia 1"/>
+            <wp:cNvGraphicFramePr>
+              <a:graphicFrameLocks xmlns:a="http://schemas.openxmlformats.org/drawingml/2006/main" noChangeAspect="1"/>
+            </wp:cNvGraphicFramePr>
+            <a:graphic xmlns:a="http://schemas.openxmlformats.org/drawingml/2006/main">
+              <a:graphicData uri="http://schemas.openxmlformats.org/drawingml/2006/picture">
+                <pic:pic xmlns:pic="http://schemas.openxmlformats.org/drawingml/2006/picture">
+                  <pic:nvPicPr>
+                    <pic:cNvPr id="15" name="Imagen10 Copia 1 Copia 1"/>
+                    <pic:cNvPicPr>
+                      <a:picLocks noChangeAspect="1" noChangeArrowheads="1"/>
+                    </pic:cNvPicPr>
+                  </pic:nvPicPr>
+                  <pic:blipFill>
+                    <a:blip r:embed="rId16"/>
+                    <a:stretch>
+                      <a:fillRect/>
+                    </a:stretch>
+                  </pic:blipFill>
+                  <pic:spPr bwMode="auto">
+                    <a:xfrm>
+                      <a:off x="0" y="0"/>
+                      <a:ext cx="6120130" cy="2915285"/>
+                    </a:xfrm>
+                    <a:prstGeom prst="rect">
+                      <a:avLst/>
+                    </a:prstGeom>
+                    <a:noFill/>
+                  </pic:spPr>
+                </pic:pic>
+              </a:graphicData>
+            </a:graphic>
+          </wp:anchor>
+        </w:drawing>
+      </w:r>
+    </w:p>
+    <w:p>
+      <w:pPr>
+        <w:pStyle w:val="Normal"/>
+        <w:bidi w:val="0"/>
+        <w:jc w:val="start"/>
+        <w:rPr>
+          <w:b w:val="false"/>
+          <w:bCs w:val="false"/>
+          <w:sz w:val="36"/>
+          <w:szCs w:val="36"/>
+        </w:rPr>
+      </w:pPr>
+      <w:r>
+        <w:rPr>
+          <w:b w:val="false"/>
+          <w:bCs w:val="false"/>
+          <w:sz w:val="36"/>
+          <w:szCs w:val="36"/>
+        </w:rPr>
+        <w:t>Tras pulsar el botón de ELIMINAR, se eliminará el grupo</w:t>
+      </w:r>
+    </w:p>
+    <w:p>
+      <w:pPr>
+        <w:pStyle w:val="Normal"/>
+        <w:bidi w:val="0"/>
+        <w:jc w:val="start"/>
+        <w:rPr>
+          <w:b w:val="false"/>
+          <w:bCs w:val="false"/>
+          <w:sz w:val="36"/>
+          <w:szCs w:val="36"/>
+        </w:rPr>
+      </w:pPr>
+      <w:r>
+        <w:rPr>
+          <w:b w:val="false"/>
+          <w:bCs w:val="false"/>
+          <w:sz w:val="36"/>
+          <w:szCs w:val="36"/>
+        </w:rPr>
+      </w:r>
+    </w:p>
+    <w:p>
+      <w:pPr>
+        <w:pStyle w:val="Normal"/>
+        <w:bidi w:val="0"/>
+        <w:jc w:val="start"/>
+        <w:rPr>
+          <w:b w:val="false"/>
+          <w:bCs w:val="false"/>
+          <w:sz w:val="36"/>
+          <w:szCs w:val="36"/>
+        </w:rPr>
+      </w:pPr>
+      <w:r>
+        <w:rPr>
+          <w:b w:val="false"/>
+          <w:bCs w:val="false"/>
+          <w:sz w:val="36"/>
+          <w:szCs w:val="36"/>
+        </w:rPr>
+        <w:drawing>
+          <wp:anchor distT="0" distB="0" distL="0" distR="0" simplePos="0" relativeHeight="16" behindDoc="0" locked="0" layoutInCell="0" allowOverlap="1">
+            <wp:simplePos x="0" y="0"/>
+            <wp:positionH relativeFrom="column">
+              <wp:align>center</wp:align>
+            </wp:positionH>
+            <wp:positionV relativeFrom="paragraph">
+              <wp:posOffset>635</wp:posOffset>
+            </wp:positionV>
+            <wp:extent cx="6120130" cy="2915285"/>
+            <wp:effectExtent l="0" t="0" r="0" b="0"/>
+            <wp:wrapSquare wrapText="largest"/>
+            <wp:docPr id="16" name="Imagen10 Copia 1"/>
+            <wp:cNvGraphicFramePr>
+              <a:graphicFrameLocks xmlns:a="http://schemas.openxmlformats.org/drawingml/2006/main" noChangeAspect="1"/>
+            </wp:cNvGraphicFramePr>
+            <a:graphic xmlns:a="http://schemas.openxmlformats.org/drawingml/2006/main">
+              <a:graphicData uri="http://schemas.openxmlformats.org/drawingml/2006/picture">
+                <pic:pic xmlns:pic="http://schemas.openxmlformats.org/drawingml/2006/picture">
+                  <pic:nvPicPr>
+                    <pic:cNvPr id="16" name="Imagen10 Copia 1"/>
+                    <pic:cNvPicPr>
+                      <a:picLocks noChangeAspect="1" noChangeArrowheads="1"/>
+                    </pic:cNvPicPr>
+                  </pic:nvPicPr>
+                  <pic:blipFill>
+                    <a:blip r:embed="rId17"/>
+                    <a:stretch>
+                      <a:fillRect/>
+                    </a:stretch>
+                  </pic:blipFill>
+                  <pic:spPr bwMode="auto">
+                    <a:xfrm>
+                      <a:off x="0" y="0"/>
+                      <a:ext cx="6120130" cy="2915285"/>
+                    </a:xfrm>
+                    <a:prstGeom prst="rect">
+                      <a:avLst/>
+                    </a:prstGeom>
+                    <a:noFill/>
+                  </pic:spPr>
+                </pic:pic>
+              </a:graphicData>
+            </a:graphic>
+          </wp:anchor>
+        </w:drawing>
+      </w:r>
+    </w:p>
+    <w:p>
+      <w:pPr>
+        <w:pStyle w:val="Normal"/>
+        <w:bidi w:val="0"/>
+        <w:jc w:val="start"/>
+        <w:rPr>
+          <w:b w:val="false"/>
+          <w:bCs w:val="false"/>
+          <w:sz w:val="36"/>
+          <w:szCs w:val="36"/>
+        </w:rPr>
+      </w:pPr>
+      <w:r>
+        <w:rPr>
+          <w:b w:val="false"/>
+          <w:bCs w:val="false"/>
+          <w:sz w:val="36"/>
+          <w:szCs w:val="36"/>
+        </w:rPr>
+        <w:t xml:space="preserve">Resultado correcto </w:t>
+      </w:r>
+      <w:r>
+        <w:br w:type="page"/>
+      </w:r>
+    </w:p>
+    <w:p>
+      <w:pPr>
+        <w:pStyle w:val="Normal"/>
+        <w:bidi w:val="0"/>
+        <w:jc w:val="start"/>
+        <w:rPr>
+          <w:b w:val="false"/>
+          <w:bCs w:val="false"/>
+          <w:sz w:val="36"/>
+          <w:szCs w:val="36"/>
+        </w:rPr>
+      </w:pPr>
+      <w:r>
+        <w:rPr>
+          <w:b w:val="false"/>
+          <w:bCs w:val="false"/>
+          <w:sz w:val="36"/>
+          <w:szCs w:val="36"/>
+        </w:rPr>
+      </w:r>
+    </w:p>
+    <w:p>
+      <w:pPr>
+        <w:pStyle w:val="Normal"/>
+        <w:bidi w:val="0"/>
+        <w:jc w:val="center"/>
+        <w:rPr>
+          <w:b/>
+          <w:bCs/>
+          <w:sz w:val="44"/>
+          <w:szCs w:val="44"/>
+        </w:rPr>
+      </w:pPr>
+      <w:r>
+        <w:fldChar w:fldCharType="begin"/>
+      </w:r>
+      <w:r>
+        <w:rPr>
+          <w:b/>
+          <w:bCs/>
+          <w:sz w:val="44"/>
+          <w:szCs w:val="44"/>
+        </w:rPr>
+        <w:instrText xml:space="preserve"> XE "Añadir usuario a grupo" \f "Índice personalizado" </w:instrText>
+      </w:r>
+      <w:r>
+        <w:rPr>
+          <w:b/>
+          <w:bCs/>
+          <w:sz w:val="44"/>
+          <w:szCs w:val="44"/>
+        </w:rPr>
+        <w:fldChar w:fldCharType="separate"/>
+      </w:r>
+      <w:r>
+        <w:rPr>
+          <w:b/>
+          <w:bCs/>
+          <w:sz w:val="44"/>
+          <w:szCs w:val="44"/>
+        </w:rPr>
+        <w:t>Añadir usuario a grupo</w:t>
+      </w:r>
+      <w:r>
+        <w:rPr>
+          <w:b/>
+          <w:bCs/>
+          <w:sz w:val="44"/>
+          <w:szCs w:val="44"/>
+        </w:rPr>
+        <w:fldChar w:fldCharType="end"/>
+      </w:r>
+    </w:p>
+    <w:p>
+      <w:pPr>
+        <w:pStyle w:val="Normal"/>
+        <w:bidi w:val="0"/>
+        <w:jc w:val="center"/>
+        <w:rPr>
+          <w:b/>
+          <w:bCs/>
+          <w:sz w:val="36"/>
+          <w:szCs w:val="36"/>
+        </w:rPr>
+      </w:pPr>
+      <w:r>
+        <w:rPr>
+          <w:b/>
+          <w:bCs/>
+          <w:sz w:val="36"/>
+          <w:szCs w:val="36"/>
+        </w:rPr>
+        <w:t>07/05/2026</w:t>
+      </w:r>
+    </w:p>
+    <w:p>
+      <w:pPr>
+        <w:pStyle w:val="Normal"/>
+        <w:bidi w:val="0"/>
+        <w:jc w:val="start"/>
+        <w:rPr>
+          <w:b w:val="false"/>
+          <w:bCs w:val="false"/>
+          <w:sz w:val="36"/>
+          <w:szCs w:val="36"/>
+        </w:rPr>
+      </w:pPr>
+      <w:r>
+        <w:rPr>
+          <w:b w:val="false"/>
+          <w:bCs w:val="false"/>
+          <w:sz w:val="36"/>
+          <w:szCs w:val="36"/>
+        </w:rPr>
+        <w:t>Se va a añadir un usuario a un grupo</w:t>
+      </w:r>
+    </w:p>
+    <w:p>
+      <w:pPr>
+        <w:pStyle w:val="Normal"/>
+        <w:bidi w:val="0"/>
+        <w:jc w:val="start"/>
+        <w:rPr>
+          <w:b w:val="false"/>
+          <w:bCs w:val="false"/>
+          <w:sz w:val="36"/>
+          <w:szCs w:val="36"/>
+        </w:rPr>
+      </w:pPr>
+      <w:r>
+        <w:rPr>
+          <w:b w:val="false"/>
+          <w:bCs w:val="false"/>
+          <w:sz w:val="36"/>
+          <w:szCs w:val="36"/>
+        </w:rPr>
+        <w:drawing>
+          <wp:anchor distT="0" distB="0" distL="0" distR="0" simplePos="0" relativeHeight="18" behindDoc="0" locked="0" layoutInCell="0" allowOverlap="1">
+            <wp:simplePos x="0" y="0"/>
+            <wp:positionH relativeFrom="column">
+              <wp:align>center</wp:align>
+            </wp:positionH>
+            <wp:positionV relativeFrom="paragraph">
+              <wp:posOffset>635</wp:posOffset>
+            </wp:positionV>
+            <wp:extent cx="6120130" cy="2908300"/>
+            <wp:effectExtent l="0" t="0" r="0" b="0"/>
+            <wp:wrapSquare wrapText="largest"/>
+            <wp:docPr id="17" name="Imagen11"/>
+            <wp:cNvGraphicFramePr>
+              <a:graphicFrameLocks xmlns:a="http://schemas.openxmlformats.org/drawingml/2006/main" noChangeAspect="1"/>
+            </wp:cNvGraphicFramePr>
+            <a:graphic xmlns:a="http://schemas.openxmlformats.org/drawingml/2006/main">
+              <a:graphicData uri="http://schemas.openxmlformats.org/drawingml/2006/picture">
+                <pic:pic xmlns:pic="http://schemas.openxmlformats.org/drawingml/2006/picture">
+                  <pic:nvPicPr>
+                    <pic:cNvPr id="17" name="Imagen11"/>
+                    <pic:cNvPicPr>
+                      <a:picLocks noChangeAspect="1" noChangeArrowheads="1"/>
+                    </pic:cNvPicPr>
+                  </pic:nvPicPr>
+                  <pic:blipFill>
+                    <a:blip r:embed="rId18"/>
+                    <a:stretch>
+                      <a:fillRect/>
+                    </a:stretch>
+                  </pic:blipFill>
+                  <pic:spPr bwMode="auto">
+                    <a:xfrm>
+                      <a:off x="0" y="0"/>
+                      <a:ext cx="6120130" cy="2908300"/>
+                    </a:xfrm>
+                    <a:prstGeom prst="rect">
+                      <a:avLst/>
+                    </a:prstGeom>
+                    <a:noFill/>
+                  </pic:spPr>
+                </pic:pic>
+              </a:graphicData>
+            </a:graphic>
+          </wp:anchor>
+        </w:drawing>
+      </w:r>
+    </w:p>
+    <w:p>
+      <w:pPr>
+        <w:pStyle w:val="Normal"/>
+        <w:bidi w:val="0"/>
+        <w:jc w:val="start"/>
+        <w:rPr>
+          <w:b w:val="false"/>
+          <w:bCs w:val="false"/>
+          <w:sz w:val="36"/>
+          <w:szCs w:val="36"/>
+        </w:rPr>
+      </w:pPr>
+      <w:r>
+        <w:rPr>
+          <w:b w:val="false"/>
+          <w:bCs w:val="false"/>
+          <w:sz w:val="36"/>
+          <w:szCs w:val="36"/>
+        </w:rPr>
+        <w:t>Tras pulsar el botón de añadir, se añadirá el usuario al grupo con el rol de Jugador</w:t>
+      </w:r>
+    </w:p>
+    <w:p>
+      <w:pPr>
+        <w:pStyle w:val="Normal"/>
+        <w:bidi w:val="0"/>
+        <w:jc w:val="start"/>
+        <w:rPr>
+          <w:b w:val="false"/>
+          <w:bCs w:val="false"/>
+          <w:sz w:val="36"/>
+          <w:szCs w:val="36"/>
+        </w:rPr>
+      </w:pPr>
+      <w:r>
+        <w:rPr>
+          <w:b w:val="false"/>
+          <w:bCs w:val="false"/>
+          <w:sz w:val="36"/>
+          <w:szCs w:val="36"/>
+        </w:rPr>
+      </w:r>
+    </w:p>
+    <w:p>
+      <w:pPr>
+        <w:pStyle w:val="Normal"/>
+        <w:bidi w:val="0"/>
+        <w:jc w:val="start"/>
+        <w:rPr>
+          <w:b w:val="false"/>
+          <w:bCs w:val="false"/>
+          <w:sz w:val="36"/>
+          <w:szCs w:val="36"/>
+        </w:rPr>
+      </w:pPr>
+      <w:r>
+        <w:rPr>
+          <w:b w:val="false"/>
+          <w:bCs w:val="false"/>
+          <w:sz w:val="36"/>
+          <w:szCs w:val="36"/>
+        </w:rPr>
+        <w:drawing>
+          <wp:anchor distT="0" distB="0" distL="0" distR="0" simplePos="0" relativeHeight="19" behindDoc="0" locked="0" layoutInCell="0" allowOverlap="1">
+            <wp:simplePos x="0" y="0"/>
+            <wp:positionH relativeFrom="column">
+              <wp:align>center</wp:align>
+            </wp:positionH>
+            <wp:positionV relativeFrom="paragraph">
+              <wp:posOffset>635</wp:posOffset>
+            </wp:positionV>
+            <wp:extent cx="6120130" cy="2897505"/>
+            <wp:effectExtent l="0" t="0" r="0" b="0"/>
+            <wp:wrapSquare wrapText="largest"/>
+            <wp:docPr id="18" name="Imagen12"/>
+            <wp:cNvGraphicFramePr>
+              <a:graphicFrameLocks xmlns:a="http://schemas.openxmlformats.org/drawingml/2006/main" noChangeAspect="1"/>
+            </wp:cNvGraphicFramePr>
+            <a:graphic xmlns:a="http://schemas.openxmlformats.org/drawingml/2006/main">
+              <a:graphicData uri="http://schemas.openxmlformats.org/drawingml/2006/picture">
+                <pic:pic xmlns:pic="http://schemas.openxmlformats.org/drawingml/2006/picture">
+                  <pic:nvPicPr>
+                    <pic:cNvPr id="18" name="Imagen12"/>
+                    <pic:cNvPicPr>
+                      <a:picLocks noChangeAspect="1" noChangeArrowheads="1"/>
+                    </pic:cNvPicPr>
+                  </pic:nvPicPr>
+                  <pic:blipFill>
+                    <a:blip r:embed="rId19"/>
+                    <a:stretch>
+                      <a:fillRect/>
+                    </a:stretch>
+                  </pic:blipFill>
+                  <pic:spPr bwMode="auto">
+                    <a:xfrm>
+                      <a:off x="0" y="0"/>
+                      <a:ext cx="6120130" cy="2897505"/>
+                    </a:xfrm>
+                    <a:prstGeom prst="rect">
+                      <a:avLst/>
+                    </a:prstGeom>
+                    <a:noFill/>
+                  </pic:spPr>
+                </pic:pic>
+              </a:graphicData>
+            </a:graphic>
+          </wp:anchor>
+        </w:drawing>
+      </w:r>
+    </w:p>
+    <w:p>
+      <w:pPr>
+        <w:pStyle w:val="Normal"/>
+        <w:bidi w:val="0"/>
+        <w:jc w:val="start"/>
+        <w:rPr>
+          <w:b w:val="false"/>
+          <w:bCs w:val="false"/>
+          <w:sz w:val="36"/>
+          <w:szCs w:val="36"/>
+        </w:rPr>
+      </w:pPr>
+      <w:r>
+        <w:rPr>
+          <w:b w:val="false"/>
+          <w:bCs w:val="false"/>
+          <w:sz w:val="36"/>
+          <w:szCs w:val="36"/>
+        </w:rPr>
+        <w:t xml:space="preserve">Resultado correcto </w:t>
+      </w:r>
+      <w:r>
+        <w:br w:type="page"/>
+      </w:r>
+    </w:p>
+    <w:p>
+      <w:pPr>
+        <w:pStyle w:val="Normal"/>
+        <w:bidi w:val="0"/>
+        <w:jc w:val="start"/>
+        <w:rPr>
+          <w:b w:val="false"/>
+          <w:bCs w:val="false"/>
+          <w:sz w:val="36"/>
+          <w:szCs w:val="36"/>
+        </w:rPr>
+      </w:pPr>
+      <w:r>
+        <w:rPr>
+          <w:b w:val="false"/>
+          <w:bCs w:val="false"/>
+          <w:sz w:val="36"/>
+          <w:szCs w:val="36"/>
+        </w:rPr>
+      </w:r>
+    </w:p>
+    <w:p>
+      <w:pPr>
+        <w:pStyle w:val="Normal"/>
+        <w:bidi w:val="0"/>
+        <w:jc w:val="center"/>
+        <w:rPr>
+          <w:b/>
+          <w:bCs/>
+          <w:sz w:val="44"/>
+          <w:szCs w:val="44"/>
+        </w:rPr>
+      </w:pPr>
+      <w:r>
+        <w:fldChar w:fldCharType="begin"/>
+      </w:r>
+      <w:r>
+        <w:rPr>
+          <w:b/>
+          <w:bCs/>
+          <w:sz w:val="44"/>
+          <w:szCs w:val="44"/>
+        </w:rPr>
+        <w:instrText xml:space="preserve"> XE "Salir de un grupo" \f "Índice personalizado" </w:instrText>
+      </w:r>
+      <w:r>
+        <w:rPr>
+          <w:b/>
+          <w:bCs/>
+          <w:sz w:val="44"/>
+          <w:szCs w:val="44"/>
+        </w:rPr>
+        <w:fldChar w:fldCharType="separate"/>
+      </w:r>
+      <w:r>
+        <w:rPr>
+          <w:b/>
+          <w:bCs/>
+          <w:sz w:val="44"/>
+          <w:szCs w:val="44"/>
+        </w:rPr>
+        <w:t>Salir de un grupo</w:t>
+      </w:r>
+      <w:r>
+        <w:rPr>
+          <w:b/>
+          <w:bCs/>
+          <w:sz w:val="44"/>
+          <w:szCs w:val="44"/>
+        </w:rPr>
+        <w:fldChar w:fldCharType="end"/>
+      </w:r>
+    </w:p>
+    <w:p>
+      <w:pPr>
+        <w:pStyle w:val="Normal"/>
+        <w:bidi w:val="0"/>
+        <w:jc w:val="center"/>
+        <w:rPr>
+          <w:b/>
+          <w:bCs/>
+          <w:sz w:val="36"/>
+          <w:szCs w:val="36"/>
+        </w:rPr>
+      </w:pPr>
+      <w:r>
+        <w:rPr>
+          <w:b/>
+          <w:bCs/>
+          <w:sz w:val="36"/>
+          <w:szCs w:val="36"/>
+        </w:rPr>
+        <w:t>07/05/2026</w:t>
+      </w:r>
+    </w:p>
+    <w:p>
+      <w:pPr>
+        <w:pStyle w:val="Normal"/>
+        <w:bidi w:val="0"/>
+        <w:jc w:val="start"/>
+        <w:rPr>
+          <w:b w:val="false"/>
+          <w:bCs w:val="false"/>
+          <w:sz w:val="36"/>
+          <w:szCs w:val="36"/>
+        </w:rPr>
+      </w:pPr>
+      <w:r>
+        <w:rPr>
+          <w:b w:val="false"/>
+          <w:bCs w:val="false"/>
+          <w:sz w:val="36"/>
+          <w:szCs w:val="36"/>
+        </w:rPr>
+        <w:t>Se va a salir de un grupo</w:t>
+      </w:r>
+    </w:p>
+    <w:p>
+      <w:pPr>
+        <w:pStyle w:val="Normal"/>
+        <w:bidi w:val="0"/>
+        <w:jc w:val="start"/>
+        <w:rPr>
+          <w:b w:val="false"/>
+          <w:bCs w:val="false"/>
+          <w:sz w:val="36"/>
+          <w:szCs w:val="36"/>
+        </w:rPr>
+      </w:pPr>
+      <w:r>
+        <w:rPr>
+          <w:b w:val="false"/>
+          <w:bCs w:val="false"/>
+          <w:sz w:val="36"/>
+          <w:szCs w:val="36"/>
+        </w:rPr>
+        <w:drawing>
+          <wp:anchor distT="0" distB="0" distL="0" distR="0" simplePos="0" relativeHeight="20" behindDoc="0" locked="0" layoutInCell="0" allowOverlap="1">
+            <wp:simplePos x="0" y="0"/>
+            <wp:positionH relativeFrom="column">
+              <wp:align>center</wp:align>
+            </wp:positionH>
+            <wp:positionV relativeFrom="paragraph">
+              <wp:posOffset>635</wp:posOffset>
+            </wp:positionV>
+            <wp:extent cx="6120130" cy="2908300"/>
+            <wp:effectExtent l="0" t="0" r="0" b="0"/>
+            <wp:wrapSquare wrapText="largest"/>
+            <wp:docPr id="19" name="Imagen11 Copia 1"/>
+            <wp:cNvGraphicFramePr>
+              <a:graphicFrameLocks xmlns:a="http://schemas.openxmlformats.org/drawingml/2006/main" noChangeAspect="1"/>
+            </wp:cNvGraphicFramePr>
+            <a:graphic xmlns:a="http://schemas.openxmlformats.org/drawingml/2006/main">
+              <a:graphicData uri="http://schemas.openxmlformats.org/drawingml/2006/picture">
+                <pic:pic xmlns:pic="http://schemas.openxmlformats.org/drawingml/2006/picture">
+                  <pic:nvPicPr>
+                    <pic:cNvPr id="19" name="Imagen11 Copia 1"/>
+                    <pic:cNvPicPr>
+                      <a:picLocks noChangeAspect="1" noChangeArrowheads="1"/>
+                    </pic:cNvPicPr>
+                  </pic:nvPicPr>
+                  <pic:blipFill>
+                    <a:blip r:embed="rId20"/>
+                    <a:stretch>
+                      <a:fillRect/>
+                    </a:stretch>
+                  </pic:blipFill>
+                  <pic:spPr bwMode="auto">
+                    <a:xfrm>
+                      <a:off x="0" y="0"/>
+                      <a:ext cx="6120130" cy="2908300"/>
+                    </a:xfrm>
+                    <a:prstGeom prst="rect">
+                      <a:avLst/>
+                    </a:prstGeom>
+                    <a:noFill/>
+                  </pic:spPr>
+                </pic:pic>
+              </a:graphicData>
+            </a:graphic>
+          </wp:anchor>
+        </w:drawing>
+      </w:r>
+    </w:p>
+    <w:p>
+      <w:pPr>
+        <w:pStyle w:val="Normal"/>
+        <w:bidi w:val="0"/>
+        <w:jc w:val="start"/>
+        <w:rPr>
+          <w:b w:val="false"/>
+          <w:bCs w:val="false"/>
+          <w:sz w:val="36"/>
+          <w:szCs w:val="36"/>
+        </w:rPr>
+      </w:pPr>
+      <w:r>
+        <w:rPr>
+          <w:b w:val="false"/>
+          <w:bCs w:val="false"/>
+          <w:sz w:val="36"/>
+          <w:szCs w:val="36"/>
+        </w:rPr>
+        <w:t>Tras pulsar el botón de SALIR, se eliminará el grupo de la lista de grupos</w:t>
+      </w:r>
+    </w:p>
+    <w:p>
+      <w:pPr>
+        <w:pStyle w:val="Normal"/>
+        <w:bidi w:val="0"/>
+        <w:jc w:val="start"/>
+        <w:rPr>
+          <w:b w:val="false"/>
+          <w:bCs w:val="false"/>
+          <w:sz w:val="36"/>
+          <w:szCs w:val="36"/>
+        </w:rPr>
+      </w:pPr>
+      <w:r>
+        <w:rPr>
+          <w:b w:val="false"/>
+          <w:bCs w:val="false"/>
+          <w:sz w:val="36"/>
+          <w:szCs w:val="36"/>
+        </w:rPr>
+      </w:r>
+    </w:p>
+    <w:p>
+      <w:pPr>
+        <w:pStyle w:val="Normal"/>
+        <w:bidi w:val="0"/>
+        <w:jc w:val="start"/>
+        <w:rPr>
+          <w:b w:val="false"/>
+          <w:bCs w:val="false"/>
+          <w:sz w:val="36"/>
+          <w:szCs w:val="36"/>
+        </w:rPr>
+      </w:pPr>
+      <w:r>
+        <w:rPr>
+          <w:b w:val="false"/>
+          <w:bCs w:val="false"/>
+          <w:sz w:val="36"/>
+          <w:szCs w:val="36"/>
+        </w:rPr>
+        <w:drawing>
+          <wp:anchor distT="0" distB="0" distL="0" distR="0" simplePos="0" relativeHeight="21" behindDoc="0" locked="0" layoutInCell="0" allowOverlap="1">
+            <wp:simplePos x="0" y="0"/>
+            <wp:positionH relativeFrom="column">
+              <wp:align>center</wp:align>
+            </wp:positionH>
+            <wp:positionV relativeFrom="paragraph">
+              <wp:posOffset>635</wp:posOffset>
+            </wp:positionV>
+            <wp:extent cx="6120130" cy="2897505"/>
+            <wp:effectExtent l="0" t="0" r="0" b="0"/>
+            <wp:wrapSquare wrapText="largest"/>
+            <wp:docPr id="20" name="Imagen12 Copia 1"/>
+            <wp:cNvGraphicFramePr>
+              <a:graphicFrameLocks xmlns:a="http://schemas.openxmlformats.org/drawingml/2006/main" noChangeAspect="1"/>
+            </wp:cNvGraphicFramePr>
+            <a:graphic xmlns:a="http://schemas.openxmlformats.org/drawingml/2006/main">
+              <a:graphicData uri="http://schemas.openxmlformats.org/drawingml/2006/picture">
+                <pic:pic xmlns:pic="http://schemas.openxmlformats.org/drawingml/2006/picture">
+                  <pic:nvPicPr>
+                    <pic:cNvPr id="20" name="Imagen12 Copia 1"/>
+                    <pic:cNvPicPr>
+                      <a:picLocks noChangeAspect="1" noChangeArrowheads="1"/>
+                    </pic:cNvPicPr>
+                  </pic:nvPicPr>
+                  <pic:blipFill>
+                    <a:blip r:embed="rId21"/>
+                    <a:stretch>
+                      <a:fillRect/>
+                    </a:stretch>
+                  </pic:blipFill>
+                  <pic:spPr bwMode="auto">
+                    <a:xfrm>
+                      <a:off x="0" y="0"/>
+                      <a:ext cx="6120130" cy="2897505"/>
+                    </a:xfrm>
+                    <a:prstGeom prst="rect">
+                      <a:avLst/>
+                    </a:prstGeom>
+                    <a:noFill/>
+                  </pic:spPr>
+                </pic:pic>
+              </a:graphicData>
+            </a:graphic>
+          </wp:anchor>
+        </w:drawing>
+      </w:r>
+    </w:p>
+    <w:p>
+      <w:pPr>
+        <w:pStyle w:val="Normal"/>
+        <w:bidi w:val="0"/>
+        <w:jc w:val="start"/>
+        <w:rPr>
+          <w:b w:val="false"/>
+          <w:bCs w:val="false"/>
+          <w:sz w:val="36"/>
+          <w:szCs w:val="36"/>
+        </w:rPr>
+      </w:pPr>
+      <w:r>
+        <w:rPr>
+          <w:b w:val="false"/>
+          <w:bCs w:val="false"/>
+          <w:sz w:val="36"/>
+          <w:szCs w:val="36"/>
+        </w:rPr>
+        <w:t xml:space="preserve">Resultado correcto </w:t>
+      </w:r>
+      <w:r>
+        <w:br w:type="page"/>
+      </w:r>
+    </w:p>
+    <w:p>
+      <w:pPr>
+        <w:pStyle w:val="Normal"/>
+        <w:bidi w:val="0"/>
+        <w:jc w:val="center"/>
+        <w:rPr>
+          <w:b/>
+          <w:bCs/>
+          <w:sz w:val="44"/>
+          <w:szCs w:val="44"/>
+        </w:rPr>
+      </w:pPr>
+      <w:r>
+        <w:fldChar w:fldCharType="begin"/>
+      </w:r>
+      <w:r>
+        <w:rPr>
+          <w:b/>
+          <w:bCs/>
+          <w:sz w:val="44"/>
+          <w:szCs w:val="44"/>
+        </w:rPr>
+        <w:instrText xml:space="preserve"> XE "Crear un personaje" \f "Índice personalizado" </w:instrText>
+      </w:r>
+      <w:r>
+        <w:rPr>
+          <w:b/>
+          <w:bCs/>
+          <w:sz w:val="44"/>
+          <w:szCs w:val="44"/>
+        </w:rPr>
+        <w:fldChar w:fldCharType="separate"/>
+      </w:r>
+      <w:r>
+        <w:rPr>
+          <w:b/>
+          <w:bCs/>
+          <w:sz w:val="44"/>
+          <w:szCs w:val="44"/>
+        </w:rPr>
+        <w:t>Crear un personaje</w:t>
+      </w:r>
+      <w:r>
+        <w:rPr>
+          <w:b/>
+          <w:bCs/>
+          <w:sz w:val="44"/>
+          <w:szCs w:val="44"/>
+        </w:rPr>
+        <w:fldChar w:fldCharType="end"/>
+      </w:r>
+    </w:p>
+    <w:p>
+      <w:pPr>
+        <w:pStyle w:val="Normal"/>
+        <w:bidi w:val="0"/>
+        <w:jc w:val="center"/>
+        <w:rPr>
+          <w:b/>
+          <w:bCs/>
+          <w:sz w:val="36"/>
+          <w:szCs w:val="36"/>
+        </w:rPr>
+      </w:pPr>
+      <w:r>
+        <w:rPr>
+          <w:b/>
+          <w:bCs/>
+          <w:sz w:val="36"/>
+          <w:szCs w:val="36"/>
+        </w:rPr>
+        <w:t>07/05/2026</w:t>
+      </w:r>
+    </w:p>
+    <w:p>
+      <w:pPr>
+        <w:pStyle w:val="Normal"/>
+        <w:bidi w:val="0"/>
+        <w:jc w:val="start"/>
+        <w:rPr>
+          <w:b w:val="false"/>
+          <w:bCs w:val="false"/>
+          <w:sz w:val="36"/>
+          <w:szCs w:val="36"/>
+        </w:rPr>
+      </w:pPr>
+      <w:r>
+        <w:rPr>
+          <w:b w:val="false"/>
+          <w:bCs w:val="false"/>
+          <w:sz w:val="36"/>
+          <w:szCs w:val="36"/>
+        </w:rPr>
+        <w:t>Se va a eliminar un personaje</w:t>
+      </w:r>
+    </w:p>
+    <w:p>
+      <w:pPr>
+        <w:pStyle w:val="Normal"/>
+        <w:bidi w:val="0"/>
+        <w:jc w:val="start"/>
+        <w:rPr>
+          <w:b w:val="false"/>
+          <w:bCs w:val="false"/>
+          <w:sz w:val="36"/>
+          <w:szCs w:val="36"/>
+        </w:rPr>
+      </w:pPr>
+      <w:r>
+        <w:rPr>
+          <w:b w:val="false"/>
+          <w:bCs w:val="false"/>
+          <w:sz w:val="36"/>
+          <w:szCs w:val="36"/>
+        </w:rPr>
+        <w:drawing>
+          <wp:anchor distT="0" distB="0" distL="0" distR="0" simplePos="0" relativeHeight="24" behindDoc="0" locked="0" layoutInCell="0" allowOverlap="1">
+            <wp:simplePos x="0" y="0"/>
+            <wp:positionH relativeFrom="column">
+              <wp:align>center</wp:align>
+            </wp:positionH>
+            <wp:positionV relativeFrom="paragraph">
+              <wp:posOffset>635</wp:posOffset>
+            </wp:positionV>
+            <wp:extent cx="6120130" cy="2908300"/>
+            <wp:effectExtent l="0" t="0" r="0" b="0"/>
+            <wp:wrapSquare wrapText="largest"/>
+            <wp:docPr id="21" name="Imagen11 Copia 1 Copia 1 Copia 1"/>
+            <wp:cNvGraphicFramePr>
+              <a:graphicFrameLocks xmlns:a="http://schemas.openxmlformats.org/drawingml/2006/main" noChangeAspect="1"/>
+            </wp:cNvGraphicFramePr>
+            <a:graphic xmlns:a="http://schemas.openxmlformats.org/drawingml/2006/main">
+              <a:graphicData uri="http://schemas.openxmlformats.org/drawingml/2006/picture">
+                <pic:pic xmlns:pic="http://schemas.openxmlformats.org/drawingml/2006/picture">
+                  <pic:nvPicPr>
+                    <pic:cNvPr id="21" name="Imagen11 Copia 1 Copia 1 Copia 1"/>
+                    <pic:cNvPicPr>
+                      <a:picLocks noChangeAspect="1" noChangeArrowheads="1"/>
+                    </pic:cNvPicPr>
+                  </pic:nvPicPr>
+                  <pic:blipFill>
+                    <a:blip r:embed="rId22"/>
+                    <a:stretch>
+                      <a:fillRect/>
+                    </a:stretch>
+                  </pic:blipFill>
+                  <pic:spPr bwMode="auto">
+                    <a:xfrm>
+                      <a:off x="0" y="0"/>
+                      <a:ext cx="6120130" cy="2908300"/>
+                    </a:xfrm>
+                    <a:prstGeom prst="rect">
+                      <a:avLst/>
+                    </a:prstGeom>
+                    <a:noFill/>
+                  </pic:spPr>
+                </pic:pic>
+              </a:graphicData>
+            </a:graphic>
+          </wp:anchor>
+        </w:drawing>
+      </w:r>
+    </w:p>
+    <w:p>
+      <w:pPr>
+        <w:pStyle w:val="Normal"/>
+        <w:bidi w:val="0"/>
+        <w:jc w:val="start"/>
+        <w:rPr>
+          <w:b w:val="false"/>
+          <w:bCs w:val="false"/>
+          <w:sz w:val="36"/>
+          <w:szCs w:val="36"/>
+        </w:rPr>
+      </w:pPr>
+      <w:r>
+        <w:rPr>
+          <w:b w:val="false"/>
+          <w:bCs w:val="false"/>
+          <w:sz w:val="36"/>
+          <w:szCs w:val="36"/>
+        </w:rPr>
+        <w:t>Tras pulsar el botón de Nuevo Personaje, se dirigirá a la primera página de creación de personajes</w:t>
+      </w:r>
+    </w:p>
+    <w:p>
+      <w:pPr>
+        <w:pStyle w:val="Normal"/>
+        <w:bidi w:val="0"/>
+        <w:jc w:val="start"/>
+        <w:rPr>
+          <w:b w:val="false"/>
+          <w:bCs w:val="false"/>
+          <w:sz w:val="36"/>
+          <w:szCs w:val="36"/>
+        </w:rPr>
+      </w:pPr>
+      <w:r>
+        <w:rPr>
+          <w:b w:val="false"/>
+          <w:bCs w:val="false"/>
+          <w:sz w:val="36"/>
+          <w:szCs w:val="36"/>
+        </w:rPr>
+      </w:r>
+    </w:p>
+    <w:p>
+      <w:pPr>
+        <w:pStyle w:val="Normal"/>
+        <w:bidi w:val="0"/>
+        <w:jc w:val="start"/>
+        <w:rPr>
+          <w:b w:val="false"/>
+          <w:bCs w:val="false"/>
+          <w:sz w:val="36"/>
+          <w:szCs w:val="36"/>
+        </w:rPr>
+      </w:pPr>
+      <w:r>
+        <w:rPr>
+          <w:b w:val="false"/>
+          <w:bCs w:val="false"/>
+          <w:sz w:val="36"/>
+          <w:szCs w:val="36"/>
+        </w:rPr>
+        <w:drawing>
+          <wp:anchor distT="0" distB="0" distL="0" distR="0" simplePos="0" relativeHeight="25" behindDoc="0" locked="0" layoutInCell="0" allowOverlap="1">
+            <wp:simplePos x="0" y="0"/>
+            <wp:positionH relativeFrom="column">
+              <wp:align>center</wp:align>
+            </wp:positionH>
+            <wp:positionV relativeFrom="paragraph">
+              <wp:posOffset>635</wp:posOffset>
+            </wp:positionV>
+            <wp:extent cx="6120130" cy="2897505"/>
+            <wp:effectExtent l="0" t="0" r="0" b="0"/>
+            <wp:wrapSquare wrapText="largest"/>
+            <wp:docPr id="22" name="Imagen12 Copia 1 Copia 1 Copia 1"/>
+            <wp:cNvGraphicFramePr>
+              <a:graphicFrameLocks xmlns:a="http://schemas.openxmlformats.org/drawingml/2006/main" noChangeAspect="1"/>
+            </wp:cNvGraphicFramePr>
+            <a:graphic xmlns:a="http://schemas.openxmlformats.org/drawingml/2006/main">
+              <a:graphicData uri="http://schemas.openxmlformats.org/drawingml/2006/picture">
+                <pic:pic xmlns:pic="http://schemas.openxmlformats.org/drawingml/2006/picture">
+                  <pic:nvPicPr>
+                    <pic:cNvPr id="22" name="Imagen12 Copia 1 Copia 1 Copia 1"/>
+                    <pic:cNvPicPr>
+                      <a:picLocks noChangeAspect="1" noChangeArrowheads="1"/>
+                    </pic:cNvPicPr>
+                  </pic:nvPicPr>
+                  <pic:blipFill>
+                    <a:blip r:embed="rId23"/>
+                    <a:stretch>
+                      <a:fillRect/>
+                    </a:stretch>
+                  </pic:blipFill>
+                  <pic:spPr bwMode="auto">
+                    <a:xfrm>
+                      <a:off x="0" y="0"/>
+                      <a:ext cx="6120130" cy="2897505"/>
+                    </a:xfrm>
+                    <a:prstGeom prst="rect">
+                      <a:avLst/>
+                    </a:prstGeom>
+                    <a:noFill/>
+                  </pic:spPr>
+                </pic:pic>
+              </a:graphicData>
+            </a:graphic>
+          </wp:anchor>
+        </w:drawing>
+      </w:r>
+    </w:p>
+    <w:p>
+      <w:pPr>
+        <w:pStyle w:val="Normal"/>
+        <w:bidi w:val="0"/>
+        <w:jc w:val="start"/>
+        <w:rPr>
+          <w:b w:val="false"/>
+          <w:bCs w:val="false"/>
+          <w:sz w:val="36"/>
+          <w:szCs w:val="36"/>
+        </w:rPr>
+      </w:pPr>
+      <w:r>
+        <w:rPr>
+          <w:b w:val="false"/>
+          <w:bCs w:val="false"/>
+          <w:sz w:val="36"/>
+          <w:szCs w:val="36"/>
+        </w:rPr>
+        <w:t>Tras pulsar el botón de Siguiente, se dirigirá a la segunda página de creación de personajes</w:t>
+      </w:r>
+    </w:p>
+    <w:p>
+      <w:pPr>
+        <w:pStyle w:val="Normal"/>
+        <w:bidi w:val="0"/>
+        <w:jc w:val="start"/>
+        <w:rPr>
+          <w:b w:val="false"/>
+          <w:bCs w:val="false"/>
+          <w:sz w:val="36"/>
+          <w:szCs w:val="36"/>
+        </w:rPr>
+      </w:pPr>
+      <w:r>
+        <w:rPr>
+          <w:b w:val="false"/>
+          <w:bCs w:val="false"/>
+          <w:sz w:val="36"/>
+          <w:szCs w:val="36"/>
+        </w:rPr>
+      </w:r>
+    </w:p>
+    <w:p>
+      <w:pPr>
+        <w:pStyle w:val="Normal"/>
+        <w:bidi w:val="0"/>
+        <w:jc w:val="start"/>
+        <w:rPr>
+          <w:b w:val="false"/>
+          <w:bCs w:val="false"/>
+          <w:sz w:val="36"/>
+          <w:szCs w:val="36"/>
+        </w:rPr>
+      </w:pPr>
+      <w:r>
+        <w:rPr>
+          <w:b w:val="false"/>
+          <w:bCs w:val="false"/>
+          <w:sz w:val="36"/>
+          <w:szCs w:val="36"/>
+        </w:rPr>
+      </w:r>
+    </w:p>
+    <w:p>
+      <w:pPr>
+        <w:pStyle w:val="Normal"/>
+        <w:bidi w:val="0"/>
+        <w:jc w:val="start"/>
+        <w:rPr>
+          <w:b w:val="false"/>
+          <w:bCs w:val="false"/>
+          <w:sz w:val="36"/>
+          <w:szCs w:val="36"/>
+        </w:rPr>
+      </w:pPr>
+      <w:r>
+        <w:rPr>
+          <w:b w:val="false"/>
+          <w:bCs w:val="false"/>
+          <w:sz w:val="36"/>
+          <w:szCs w:val="36"/>
+        </w:rPr>
+        <w:drawing>
+          <wp:anchor distT="0" distB="0" distL="0" distR="0" simplePos="0" relativeHeight="26" behindDoc="0" locked="0" layoutInCell="0" allowOverlap="1">
+            <wp:simplePos x="0" y="0"/>
+            <wp:positionH relativeFrom="column">
+              <wp:align>center</wp:align>
+            </wp:positionH>
+            <wp:positionV relativeFrom="paragraph">
+              <wp:posOffset>635</wp:posOffset>
+            </wp:positionV>
+            <wp:extent cx="6120130" cy="2900045"/>
+            <wp:effectExtent l="0" t="0" r="0" b="0"/>
+            <wp:wrapSquare wrapText="largest"/>
+            <wp:docPr id="23" name="Imagen13"/>
+            <wp:cNvGraphicFramePr>
+              <a:graphicFrameLocks xmlns:a="http://schemas.openxmlformats.org/drawingml/2006/main" noChangeAspect="1"/>
+            </wp:cNvGraphicFramePr>
+            <a:graphic xmlns:a="http://schemas.openxmlformats.org/drawingml/2006/main">
+              <a:graphicData uri="http://schemas.openxmlformats.org/drawingml/2006/picture">
+                <pic:pic xmlns:pic="http://schemas.openxmlformats.org/drawingml/2006/picture">
+                  <pic:nvPicPr>
+                    <pic:cNvPr id="23" name="Imagen13"/>
+                    <pic:cNvPicPr>
+                      <a:picLocks noChangeAspect="1" noChangeArrowheads="1"/>
+                    </pic:cNvPicPr>
+                  </pic:nvPicPr>
+                  <pic:blipFill>
+                    <a:blip r:embed="rId24"/>
+                    <a:stretch>
+                      <a:fillRect/>
+                    </a:stretch>
+                  </pic:blipFill>
+                  <pic:spPr bwMode="auto">
+                    <a:xfrm>
+                      <a:off x="0" y="0"/>
+                      <a:ext cx="6120130" cy="2900045"/>
+                    </a:xfrm>
+                    <a:prstGeom prst="rect">
+                      <a:avLst/>
+                    </a:prstGeom>
+                    <a:noFill/>
+                  </pic:spPr>
+                </pic:pic>
+              </a:graphicData>
+            </a:graphic>
+          </wp:anchor>
+        </w:drawing>
+      </w:r>
+    </w:p>
+    <w:p>
+      <w:pPr>
+        <w:pStyle w:val="Normal"/>
+        <w:bidi w:val="0"/>
+        <w:jc w:val="start"/>
+        <w:rPr>
+          <w:b w:val="false"/>
+          <w:bCs w:val="false"/>
+          <w:sz w:val="36"/>
+          <w:szCs w:val="36"/>
+        </w:rPr>
+      </w:pPr>
+      <w:r>
+        <w:rPr>
+          <w:b w:val="false"/>
+          <w:bCs w:val="false"/>
+          <w:sz w:val="36"/>
+          <w:szCs w:val="36"/>
+        </w:rPr>
+        <w:t>Tras pulsar el botón de Siguiente, se dirigirá a la tercera página de creación de personajes</w:t>
+      </w:r>
+    </w:p>
+    <w:p>
+      <w:pPr>
+        <w:pStyle w:val="Normal"/>
+        <w:bidi w:val="0"/>
+        <w:jc w:val="start"/>
+        <w:rPr>
+          <w:b w:val="false"/>
+          <w:bCs w:val="false"/>
+          <w:sz w:val="36"/>
+          <w:szCs w:val="36"/>
+        </w:rPr>
+      </w:pPr>
+      <w:r>
+        <w:rPr>
+          <w:b w:val="false"/>
+          <w:bCs w:val="false"/>
+          <w:sz w:val="36"/>
+          <w:szCs w:val="36"/>
+        </w:rPr>
+      </w:r>
+    </w:p>
+    <w:p>
+      <w:pPr>
+        <w:pStyle w:val="Normal"/>
+        <w:bidi w:val="0"/>
+        <w:jc w:val="start"/>
+        <w:rPr>
+          <w:b w:val="false"/>
+          <w:bCs w:val="false"/>
+          <w:sz w:val="36"/>
+          <w:szCs w:val="36"/>
+        </w:rPr>
+      </w:pPr>
+      <w:r>
+        <w:rPr>
+          <w:b w:val="false"/>
+          <w:bCs w:val="false"/>
+          <w:sz w:val="36"/>
+          <w:szCs w:val="36"/>
+        </w:rPr>
+        <w:drawing>
+          <wp:anchor distT="0" distB="0" distL="0" distR="0" simplePos="0" relativeHeight="27" behindDoc="0" locked="0" layoutInCell="0" allowOverlap="1">
+            <wp:simplePos x="0" y="0"/>
+            <wp:positionH relativeFrom="column">
+              <wp:align>center</wp:align>
+            </wp:positionH>
+            <wp:positionV relativeFrom="paragraph">
+              <wp:posOffset>635</wp:posOffset>
+            </wp:positionV>
+            <wp:extent cx="6120130" cy="2900045"/>
+            <wp:effectExtent l="0" t="0" r="0" b="0"/>
+            <wp:wrapSquare wrapText="largest"/>
+            <wp:docPr id="24" name="Imagen13 Copia 1"/>
+            <wp:cNvGraphicFramePr>
+              <a:graphicFrameLocks xmlns:a="http://schemas.openxmlformats.org/drawingml/2006/main" noChangeAspect="1"/>
+            </wp:cNvGraphicFramePr>
+            <a:graphic xmlns:a="http://schemas.openxmlformats.org/drawingml/2006/main">
+              <a:graphicData uri="http://schemas.openxmlformats.org/drawingml/2006/picture">
+                <pic:pic xmlns:pic="http://schemas.openxmlformats.org/drawingml/2006/picture">
+                  <pic:nvPicPr>
+                    <pic:cNvPr id="24" name="Imagen13 Copia 1"/>
+                    <pic:cNvPicPr>
+                      <a:picLocks noChangeAspect="1" noChangeArrowheads="1"/>
+                    </pic:cNvPicPr>
+                  </pic:nvPicPr>
+                  <pic:blipFill>
+                    <a:blip r:embed="rId25"/>
+                    <a:stretch>
+                      <a:fillRect/>
+                    </a:stretch>
+                  </pic:blipFill>
+                  <pic:spPr bwMode="auto">
+                    <a:xfrm>
+                      <a:off x="0" y="0"/>
+                      <a:ext cx="6120130" cy="2900045"/>
+                    </a:xfrm>
+                    <a:prstGeom prst="rect">
+                      <a:avLst/>
+                    </a:prstGeom>
+                    <a:noFill/>
+                  </pic:spPr>
+                </pic:pic>
+              </a:graphicData>
+            </a:graphic>
+          </wp:anchor>
+        </w:drawing>
+      </w:r>
+    </w:p>
+    <w:p>
+      <w:pPr>
+        <w:pStyle w:val="Normal"/>
+        <w:bidi w:val="0"/>
+        <w:jc w:val="start"/>
+        <w:rPr>
+          <w:b w:val="false"/>
+          <w:bCs w:val="false"/>
+          <w:sz w:val="36"/>
+          <w:szCs w:val="36"/>
+        </w:rPr>
+      </w:pPr>
+      <w:r>
+        <w:rPr>
+          <w:b w:val="false"/>
+          <w:bCs w:val="false"/>
+          <w:sz w:val="36"/>
+          <w:szCs w:val="36"/>
+        </w:rPr>
+        <w:t>Tras pulsar el botón de Siguiente, se dirigirá a la última página de creación de personajes</w:t>
+      </w:r>
+    </w:p>
+    <w:p>
+      <w:pPr>
+        <w:pStyle w:val="Normal"/>
+        <w:bidi w:val="0"/>
+        <w:jc w:val="start"/>
+        <w:rPr>
+          <w:b w:val="false"/>
+          <w:bCs w:val="false"/>
+          <w:sz w:val="36"/>
+          <w:szCs w:val="36"/>
+        </w:rPr>
+      </w:pPr>
+      <w:r>
+        <w:rPr>
+          <w:b w:val="false"/>
+          <w:bCs w:val="false"/>
+          <w:sz w:val="36"/>
+          <w:szCs w:val="36"/>
+        </w:rPr>
+      </w:r>
+    </w:p>
+    <w:p>
+      <w:pPr>
+        <w:pStyle w:val="Normal"/>
+        <w:bidi w:val="0"/>
+        <w:jc w:val="start"/>
+        <w:rPr>
+          <w:b w:val="false"/>
+          <w:bCs w:val="false"/>
+          <w:sz w:val="36"/>
+          <w:szCs w:val="36"/>
+        </w:rPr>
+      </w:pPr>
+      <w:r>
+        <w:rPr>
+          <w:b w:val="false"/>
+          <w:bCs w:val="false"/>
+          <w:sz w:val="36"/>
+          <w:szCs w:val="36"/>
+        </w:rPr>
+      </w:r>
+    </w:p>
+    <w:p>
+      <w:pPr>
+        <w:pStyle w:val="Normal"/>
+        <w:bidi w:val="0"/>
+        <w:jc w:val="start"/>
+        <w:rPr>
+          <w:b w:val="false"/>
+          <w:bCs w:val="false"/>
+          <w:sz w:val="36"/>
+          <w:szCs w:val="36"/>
+        </w:rPr>
+      </w:pPr>
+      <w:r>
+        <w:rPr>
+          <w:b w:val="false"/>
+          <w:bCs w:val="false"/>
+          <w:sz w:val="36"/>
+          <w:szCs w:val="36"/>
+        </w:rPr>
+      </w:r>
+    </w:p>
+    <w:p>
+      <w:pPr>
+        <w:pStyle w:val="Normal"/>
+        <w:bidi w:val="0"/>
+        <w:jc w:val="start"/>
+        <w:rPr>
+          <w:b w:val="false"/>
+          <w:bCs w:val="false"/>
+          <w:sz w:val="36"/>
+          <w:szCs w:val="36"/>
+        </w:rPr>
+      </w:pPr>
+      <w:r>
+        <w:rPr>
+          <w:b w:val="false"/>
+          <w:bCs w:val="false"/>
+          <w:sz w:val="36"/>
+          <w:szCs w:val="36"/>
+        </w:rPr>
+      </w:r>
+    </w:p>
+    <w:p>
+      <w:pPr>
+        <w:pStyle w:val="Normal"/>
+        <w:bidi w:val="0"/>
+        <w:jc w:val="start"/>
+        <w:rPr>
+          <w:b w:val="false"/>
+          <w:bCs w:val="false"/>
+          <w:sz w:val="36"/>
+          <w:szCs w:val="36"/>
+        </w:rPr>
+      </w:pPr>
+      <w:r>
+        <w:rPr>
+          <w:b w:val="false"/>
+          <w:bCs w:val="false"/>
+          <w:sz w:val="36"/>
+          <w:szCs w:val="36"/>
+        </w:rPr>
+        <w:drawing>
+          <wp:anchor distT="0" distB="0" distL="0" distR="0" simplePos="0" relativeHeight="28" behindDoc="0" locked="0" layoutInCell="0" allowOverlap="1">
+            <wp:simplePos x="0" y="0"/>
+            <wp:positionH relativeFrom="column">
+              <wp:align>center</wp:align>
+            </wp:positionH>
+            <wp:positionV relativeFrom="paragraph">
+              <wp:posOffset>635</wp:posOffset>
+            </wp:positionV>
+            <wp:extent cx="6120130" cy="2899410"/>
+            <wp:effectExtent l="0" t="0" r="0" b="0"/>
+            <wp:wrapSquare wrapText="largest"/>
+            <wp:docPr id="25" name="Imagen14"/>
+            <wp:cNvGraphicFramePr>
+              <a:graphicFrameLocks xmlns:a="http://schemas.openxmlformats.org/drawingml/2006/main" noChangeAspect="1"/>
+            </wp:cNvGraphicFramePr>
+            <a:graphic xmlns:a="http://schemas.openxmlformats.org/drawingml/2006/main">
+              <a:graphicData uri="http://schemas.openxmlformats.org/drawingml/2006/picture">
+                <pic:pic xmlns:pic="http://schemas.openxmlformats.org/drawingml/2006/picture">
+                  <pic:nvPicPr>
+                    <pic:cNvPr id="25" name="Imagen14"/>
+                    <pic:cNvPicPr>
+                      <a:picLocks noChangeAspect="1" noChangeArrowheads="1"/>
+                    </pic:cNvPicPr>
+                  </pic:nvPicPr>
+                  <pic:blipFill>
+                    <a:blip r:embed="rId26"/>
+                    <a:stretch>
+                      <a:fillRect/>
+                    </a:stretch>
+                  </pic:blipFill>
+                  <pic:spPr bwMode="auto">
+                    <a:xfrm>
+                      <a:off x="0" y="0"/>
+                      <a:ext cx="6120130" cy="2899410"/>
+                    </a:xfrm>
+                    <a:prstGeom prst="rect">
+                      <a:avLst/>
+                    </a:prstGeom>
+                    <a:noFill/>
+                  </pic:spPr>
+                </pic:pic>
+              </a:graphicData>
+            </a:graphic>
+          </wp:anchor>
+        </w:drawing>
+      </w:r>
+    </w:p>
+    <w:p>
+      <w:pPr>
+        <w:pStyle w:val="Normal"/>
+        <w:bidi w:val="0"/>
+        <w:jc w:val="start"/>
+        <w:rPr>
+          <w:b w:val="false"/>
+          <w:bCs w:val="false"/>
+          <w:sz w:val="36"/>
+          <w:szCs w:val="36"/>
+        </w:rPr>
+      </w:pPr>
+      <w:r>
+        <w:rPr>
+          <w:b w:val="false"/>
+          <w:bCs w:val="false"/>
+          <w:sz w:val="36"/>
+          <w:szCs w:val="36"/>
+        </w:rPr>
+        <w:t>Tras pulsar el botón de Finalizar, se dirigirá a la página con la lista de personajes con el personaje nuevo añadido</w:t>
+      </w:r>
+    </w:p>
+    <w:p>
+      <w:pPr>
+        <w:pStyle w:val="Normal"/>
+        <w:bidi w:val="0"/>
+        <w:jc w:val="start"/>
+        <w:rPr>
+          <w:b w:val="false"/>
+          <w:bCs w:val="false"/>
+          <w:sz w:val="36"/>
+          <w:szCs w:val="36"/>
+        </w:rPr>
+      </w:pPr>
+      <w:r>
+        <w:rPr>
+          <w:b w:val="false"/>
+          <w:bCs w:val="false"/>
+          <w:sz w:val="36"/>
+          <w:szCs w:val="36"/>
+        </w:rPr>
+      </w:r>
+    </w:p>
+    <w:p>
+      <w:pPr>
+        <w:pStyle w:val="Normal"/>
+        <w:bidi w:val="0"/>
+        <w:jc w:val="start"/>
+        <w:rPr>
+          <w:b w:val="false"/>
+          <w:bCs w:val="false"/>
+          <w:sz w:val="36"/>
+          <w:szCs w:val="36"/>
+        </w:rPr>
+      </w:pPr>
+      <w:r>
+        <w:drawing>
+          <wp:anchor distT="0" distB="0" distL="0" distR="0" simplePos="0" relativeHeight="29" behindDoc="0" locked="0" layoutInCell="0" allowOverlap="1">
+            <wp:simplePos x="0" y="0"/>
+            <wp:positionH relativeFrom="column">
+              <wp:align>center</wp:align>
+            </wp:positionH>
+            <wp:positionV relativeFrom="paragraph">
+              <wp:posOffset>635</wp:posOffset>
+            </wp:positionV>
+            <wp:extent cx="6120130" cy="2897505"/>
+            <wp:effectExtent l="0" t="0" r="0" b="0"/>
+            <wp:wrapSquare wrapText="largest"/>
+            <wp:docPr id="26" name="Imagen12 Copia 1 Copia 2"/>
+            <wp:cNvGraphicFramePr>
+              <a:graphicFrameLocks xmlns:a="http://schemas.openxmlformats.org/drawingml/2006/main" noChangeAspect="1"/>
+            </wp:cNvGraphicFramePr>
+            <a:graphic xmlns:a="http://schemas.openxmlformats.org/drawingml/2006/main">
+              <a:graphicData uri="http://schemas.openxmlformats.org/drawingml/2006/picture">
+                <pic:pic xmlns:pic="http://schemas.openxmlformats.org/drawingml/2006/picture">
+                  <pic:nvPicPr>
+                    <pic:cNvPr id="26" name="Imagen12 Copia 1 Copia 2"/>
+                    <pic:cNvPicPr>
+                      <a:picLocks noChangeAspect="1" noChangeArrowheads="1"/>
+                    </pic:cNvPicPr>
+                  </pic:nvPicPr>
+                  <pic:blipFill>
+                    <a:blip r:embed="rId27"/>
+                    <a:stretch>
+                      <a:fillRect/>
+                    </a:stretch>
+                  </pic:blipFill>
+                  <pic:spPr bwMode="auto">
+                    <a:xfrm>
+                      <a:off x="0" y="0"/>
+                      <a:ext cx="6120130" cy="2897505"/>
+                    </a:xfrm>
+                    <a:prstGeom prst="rect">
+                      <a:avLst/>
+                    </a:prstGeom>
+                    <a:noFill/>
+                  </pic:spPr>
+                </pic:pic>
+              </a:graphicData>
+            </a:graphic>
+          </wp:anchor>
+        </w:drawing>
+        <w:drawing>
+          <wp:anchor distT="0" distB="0" distL="0" distR="0" simplePos="0" relativeHeight="30" behindDoc="0" locked="0" layoutInCell="0" allowOverlap="1">
+            <wp:simplePos x="0" y="0"/>
+            <wp:positionH relativeFrom="column">
+              <wp:align>center</wp:align>
+            </wp:positionH>
+            <wp:positionV relativeFrom="paragraph">
+              <wp:posOffset>635</wp:posOffset>
+            </wp:positionV>
+            <wp:extent cx="6120130" cy="2899410"/>
+            <wp:effectExtent l="0" t="0" r="0" b="0"/>
+            <wp:wrapSquare wrapText="largest"/>
+            <wp:docPr id="27" name="Imagen14 Copia 1"/>
+            <wp:cNvGraphicFramePr>
+              <a:graphicFrameLocks xmlns:a="http://schemas.openxmlformats.org/drawingml/2006/main" noChangeAspect="1"/>
+            </wp:cNvGraphicFramePr>
+            <a:graphic xmlns:a="http://schemas.openxmlformats.org/drawingml/2006/main">
+              <a:graphicData uri="http://schemas.openxmlformats.org/drawingml/2006/picture">
+                <pic:pic xmlns:pic="http://schemas.openxmlformats.org/drawingml/2006/picture">
+                  <pic:nvPicPr>
+                    <pic:cNvPr id="27" name="Imagen14 Copia 1"/>
+                    <pic:cNvPicPr>
+                      <a:picLocks noChangeAspect="1" noChangeArrowheads="1"/>
+                    </pic:cNvPicPr>
+                  </pic:nvPicPr>
+                  <pic:blipFill>
+                    <a:blip r:embed="rId28"/>
+                    <a:stretch>
+                      <a:fillRect/>
+                    </a:stretch>
+                  </pic:blipFill>
+                  <pic:spPr bwMode="auto">
+                    <a:xfrm>
+                      <a:off x="0" y="0"/>
+                      <a:ext cx="6120130" cy="2899410"/>
+                    </a:xfrm>
+                    <a:prstGeom prst="rect">
+                      <a:avLst/>
+                    </a:prstGeom>
+                    <a:noFill/>
+                  </pic:spPr>
+                </pic:pic>
+              </a:graphicData>
+            </a:graphic>
+          </wp:anchor>
+        </w:drawing>
+      </w:r>
+      <w:r>
+        <w:rPr>
+          <w:b w:val="false"/>
+          <w:bCs w:val="false"/>
+          <w:sz w:val="36"/>
+          <w:szCs w:val="36"/>
+        </w:rPr>
+        <w:br/>
+      </w:r>
+    </w:p>
+    <w:p>
+      <w:pPr>
+        <w:pStyle w:val="Normal"/>
+        <w:bidi w:val="0"/>
+        <w:jc w:val="start"/>
+        <w:rPr>
+          <w:b w:val="false"/>
+          <w:bCs w:val="false"/>
+          <w:sz w:val="36"/>
+          <w:szCs w:val="36"/>
+        </w:rPr>
+      </w:pPr>
+      <w:r>
+        <w:rPr>
+          <w:b w:val="false"/>
+          <w:bCs w:val="false"/>
+          <w:sz w:val="36"/>
+          <w:szCs w:val="36"/>
+        </w:rPr>
+        <w:t xml:space="preserve">Resultado correcto </w:t>
+      </w:r>
+      <w:r>
+        <w:br w:type="page"/>
+      </w:r>
+    </w:p>
+    <w:p>
+      <w:pPr>
+        <w:pStyle w:val="Normal"/>
+        <w:bidi w:val="0"/>
+        <w:jc w:val="center"/>
+        <w:rPr>
+          <w:b/>
+          <w:bCs/>
+          <w:sz w:val="44"/>
+          <w:szCs w:val="44"/>
+        </w:rPr>
+      </w:pPr>
+      <w:r>
+        <w:fldChar w:fldCharType="begin"/>
+      </w:r>
+      <w:r>
+        <w:rPr>
+          <w:b/>
+          <w:bCs/>
+          <w:sz w:val="44"/>
+          <w:szCs w:val="44"/>
+        </w:rPr>
+        <w:instrText xml:space="preserve"> XE "Ver un personaje" \f "Índice personalizado" </w:instrText>
+      </w:r>
+      <w:r>
+        <w:rPr>
+          <w:b/>
+          <w:bCs/>
+          <w:sz w:val="44"/>
+          <w:szCs w:val="44"/>
+        </w:rPr>
+        <w:fldChar w:fldCharType="separate"/>
+      </w:r>
+      <w:r>
+        <w:rPr>
+          <w:b/>
+          <w:bCs/>
+          <w:sz w:val="44"/>
+          <w:szCs w:val="44"/>
+        </w:rPr>
+        <w:t>Ver un personaje</w:t>
+      </w:r>
+      <w:r>
+        <w:rPr>
+          <w:b/>
+          <w:bCs/>
+          <w:sz w:val="44"/>
+          <w:szCs w:val="44"/>
+        </w:rPr>
+        <w:fldChar w:fldCharType="end"/>
+      </w:r>
+    </w:p>
+    <w:p>
+      <w:pPr>
+        <w:pStyle w:val="Normal"/>
+        <w:bidi w:val="0"/>
+        <w:jc w:val="center"/>
+        <w:rPr>
+          <w:b/>
+          <w:bCs/>
+          <w:sz w:val="36"/>
+          <w:szCs w:val="36"/>
+        </w:rPr>
+      </w:pPr>
+      <w:r>
+        <w:rPr>
+          <w:b/>
+          <w:bCs/>
+          <w:sz w:val="36"/>
+          <w:szCs w:val="36"/>
+        </w:rPr>
+        <w:t>07/05/2026</w:t>
+      </w:r>
+    </w:p>
+    <w:p>
+      <w:pPr>
+        <w:pStyle w:val="Normal"/>
+        <w:bidi w:val="0"/>
+        <w:jc w:val="start"/>
+        <w:rPr>
+          <w:b w:val="false"/>
+          <w:bCs w:val="false"/>
+          <w:sz w:val="36"/>
+          <w:szCs w:val="36"/>
+        </w:rPr>
+      </w:pPr>
+      <w:r>
+        <w:rPr>
+          <w:b w:val="false"/>
+          <w:bCs w:val="false"/>
+          <w:sz w:val="36"/>
+          <w:szCs w:val="36"/>
+        </w:rPr>
+        <w:t>Se va a ver la información un personaje</w:t>
+      </w:r>
+    </w:p>
+    <w:p>
+      <w:pPr>
+        <w:pStyle w:val="Normal"/>
+        <w:bidi w:val="0"/>
+        <w:jc w:val="start"/>
+        <w:rPr>
+          <w:b w:val="false"/>
+          <w:bCs w:val="false"/>
+          <w:sz w:val="36"/>
+          <w:szCs w:val="36"/>
+        </w:rPr>
+      </w:pPr>
+      <w:r>
+        <w:rPr>
+          <w:b w:val="false"/>
+          <w:bCs w:val="false"/>
+          <w:sz w:val="36"/>
+          <w:szCs w:val="36"/>
+        </w:rPr>
+        <w:drawing>
+          <wp:anchor distT="0" distB="0" distL="0" distR="0" simplePos="0" relativeHeight="32" behindDoc="0" locked="0" layoutInCell="0" allowOverlap="1">
+            <wp:simplePos x="0" y="0"/>
+            <wp:positionH relativeFrom="column">
+              <wp:align>center</wp:align>
+            </wp:positionH>
+            <wp:positionV relativeFrom="paragraph">
+              <wp:posOffset>635</wp:posOffset>
+            </wp:positionV>
+            <wp:extent cx="6120130" cy="2899410"/>
+            <wp:effectExtent l="0" t="0" r="0" b="0"/>
+            <wp:wrapSquare wrapText="largest"/>
+            <wp:docPr id="28" name="Imagen14 Copia 1 Copia 1"/>
+            <wp:cNvGraphicFramePr>
+              <a:graphicFrameLocks xmlns:a="http://schemas.openxmlformats.org/drawingml/2006/main" noChangeAspect="1"/>
+            </wp:cNvGraphicFramePr>
+            <a:graphic xmlns:a="http://schemas.openxmlformats.org/drawingml/2006/main">
+              <a:graphicData uri="http://schemas.openxmlformats.org/drawingml/2006/picture">
+                <pic:pic xmlns:pic="http://schemas.openxmlformats.org/drawingml/2006/picture">
+                  <pic:nvPicPr>
+                    <pic:cNvPr id="28" name="Imagen14 Copia 1 Copia 1"/>
+                    <pic:cNvPicPr>
+                      <a:picLocks noChangeAspect="1" noChangeArrowheads="1"/>
+                    </pic:cNvPicPr>
+                  </pic:nvPicPr>
+                  <pic:blipFill>
+                    <a:blip r:embed="rId29"/>
+                    <a:stretch>
+                      <a:fillRect/>
+                    </a:stretch>
+                  </pic:blipFill>
+                  <pic:spPr bwMode="auto">
+                    <a:xfrm>
+                      <a:off x="0" y="0"/>
+                      <a:ext cx="6120130" cy="2899410"/>
+                    </a:xfrm>
+                    <a:prstGeom prst="rect">
+                      <a:avLst/>
+                    </a:prstGeom>
+                    <a:noFill/>
+                  </pic:spPr>
+                </pic:pic>
+              </a:graphicData>
+            </a:graphic>
+          </wp:anchor>
+        </w:drawing>
+      </w:r>
+    </w:p>
+    <w:p>
+      <w:pPr>
+        <w:pStyle w:val="Normal"/>
+        <w:bidi w:val="0"/>
+        <w:jc w:val="start"/>
+        <w:rPr>
+          <w:b w:val="false"/>
+          <w:bCs w:val="false"/>
+          <w:sz w:val="36"/>
+          <w:szCs w:val="36"/>
+        </w:rPr>
+      </w:pPr>
+      <w:r>
+        <w:rPr>
+          <w:b w:val="false"/>
+          <w:bCs w:val="false"/>
+          <w:sz w:val="36"/>
+          <w:szCs w:val="36"/>
+        </w:rPr>
+        <w:t>Tras pulsar el nombre del personaje, se mostrará una hoja de personaje con la información del personaje seleccionado</w:t>
+      </w:r>
+    </w:p>
+    <w:p>
+      <w:pPr>
+        <w:pStyle w:val="Normal"/>
+        <w:bidi w:val="0"/>
+        <w:jc w:val="start"/>
+        <w:rPr>
+          <w:b w:val="false"/>
+          <w:bCs w:val="false"/>
+          <w:sz w:val="36"/>
+          <w:szCs w:val="36"/>
+        </w:rPr>
+      </w:pPr>
+      <w:r>
+        <w:rPr>
+          <w:b w:val="false"/>
+          <w:bCs w:val="false"/>
+          <w:sz w:val="36"/>
+          <w:szCs w:val="36"/>
+        </w:rPr>
+      </w:r>
+    </w:p>
+    <w:p>
+      <w:pPr>
+        <w:pStyle w:val="Normal"/>
+        <w:bidi w:val="0"/>
+        <w:jc w:val="start"/>
+        <w:rPr>
+          <w:b w:val="false"/>
+          <w:bCs w:val="false"/>
+          <w:sz w:val="36"/>
+          <w:szCs w:val="36"/>
+        </w:rPr>
+      </w:pPr>
+      <w:r>
+        <w:rPr>
+          <w:b w:val="false"/>
+          <w:bCs w:val="false"/>
+          <w:sz w:val="36"/>
+          <w:szCs w:val="36"/>
+        </w:rPr>
+        <w:drawing>
+          <wp:anchor distT="0" distB="0" distL="0" distR="0" simplePos="0" relativeHeight="31" behindDoc="0" locked="0" layoutInCell="0" allowOverlap="1">
+            <wp:simplePos x="0" y="0"/>
+            <wp:positionH relativeFrom="column">
+              <wp:align>center</wp:align>
+            </wp:positionH>
+            <wp:positionV relativeFrom="paragraph">
+              <wp:posOffset>635</wp:posOffset>
+            </wp:positionV>
+            <wp:extent cx="6120130" cy="2897505"/>
+            <wp:effectExtent l="0" t="0" r="0" b="0"/>
+            <wp:wrapSquare wrapText="largest"/>
+            <wp:docPr id="29" name="Imagen12 Copia 1 Copia 1 Copia 2"/>
+            <wp:cNvGraphicFramePr>
+              <a:graphicFrameLocks xmlns:a="http://schemas.openxmlformats.org/drawingml/2006/main" noChangeAspect="1"/>
+            </wp:cNvGraphicFramePr>
+            <a:graphic xmlns:a="http://schemas.openxmlformats.org/drawingml/2006/main">
+              <a:graphicData uri="http://schemas.openxmlformats.org/drawingml/2006/picture">
+                <pic:pic xmlns:pic="http://schemas.openxmlformats.org/drawingml/2006/picture">
+                  <pic:nvPicPr>
+                    <pic:cNvPr id="29" name="Imagen12 Copia 1 Copia 1 Copia 2"/>
+                    <pic:cNvPicPr>
+                      <a:picLocks noChangeAspect="1" noChangeArrowheads="1"/>
+                    </pic:cNvPicPr>
+                  </pic:nvPicPr>
+                  <pic:blipFill>
+                    <a:blip r:embed="rId30"/>
+                    <a:stretch>
+                      <a:fillRect/>
+                    </a:stretch>
+                  </pic:blipFill>
+                  <pic:spPr bwMode="auto">
+                    <a:xfrm>
+                      <a:off x="0" y="0"/>
+                      <a:ext cx="6120130" cy="2897505"/>
+                    </a:xfrm>
+                    <a:prstGeom prst="rect">
+                      <a:avLst/>
+                    </a:prstGeom>
+                    <a:noFill/>
+                  </pic:spPr>
+                </pic:pic>
+              </a:graphicData>
+            </a:graphic>
+          </wp:anchor>
+        </w:drawing>
+      </w:r>
+    </w:p>
+    <w:p>
+      <w:pPr>
+        <w:pStyle w:val="Normal"/>
+        <w:bidi w:val="0"/>
+        <w:jc w:val="start"/>
+        <w:rPr>
+          <w:b w:val="false"/>
+          <w:bCs w:val="false"/>
+          <w:sz w:val="36"/>
+          <w:szCs w:val="36"/>
+        </w:rPr>
+      </w:pPr>
+      <w:r>
+        <w:rPr>
+          <w:b w:val="false"/>
+          <w:bCs w:val="false"/>
+          <w:sz w:val="36"/>
+          <w:szCs w:val="36"/>
+        </w:rPr>
+        <w:t xml:space="preserve">Resultado correcto </w:t>
+      </w:r>
+      <w:r>
+        <w:br w:type="page"/>
+      </w:r>
+    </w:p>
+    <w:p>
+      <w:pPr>
+        <w:pStyle w:val="Normal"/>
+        <w:bidi w:val="0"/>
+        <w:jc w:val="start"/>
+        <w:rPr>
+          <w:b w:val="false"/>
+          <w:bCs w:val="false"/>
+          <w:sz w:val="36"/>
+          <w:szCs w:val="36"/>
+        </w:rPr>
+      </w:pPr>
+      <w:r>
+        <w:rPr>
+          <w:b w:val="false"/>
+          <w:bCs w:val="false"/>
+          <w:sz w:val="36"/>
+          <w:szCs w:val="36"/>
+        </w:rPr>
+      </w:r>
+    </w:p>
+    <w:p>
+      <w:pPr>
+        <w:pStyle w:val="Normal"/>
+        <w:bidi w:val="0"/>
+        <w:jc w:val="center"/>
+        <w:rPr>
+          <w:b/>
+          <w:bCs/>
+          <w:sz w:val="44"/>
+          <w:szCs w:val="44"/>
+        </w:rPr>
+      </w:pPr>
+      <w:r>
+        <w:fldChar w:fldCharType="begin"/>
+      </w:r>
+      <w:r>
+        <w:rPr>
+          <w:b/>
+          <w:bCs/>
+          <w:sz w:val="44"/>
+          <w:szCs w:val="44"/>
+        </w:rPr>
+        <w:instrText xml:space="preserve"> XE "Eliminar un personaje" \f "Índice personalizado" </w:instrText>
+      </w:r>
+      <w:r>
+        <w:rPr>
+          <w:b/>
+          <w:bCs/>
+          <w:sz w:val="44"/>
+          <w:szCs w:val="44"/>
+        </w:rPr>
+        <w:fldChar w:fldCharType="separate"/>
+      </w:r>
+      <w:r>
+        <w:rPr>
+          <w:b/>
+          <w:bCs/>
+          <w:sz w:val="44"/>
+          <w:szCs w:val="44"/>
+        </w:rPr>
+        <w:t>Eliminar un personaje</w:t>
+      </w:r>
+      <w:r>
+        <w:rPr>
+          <w:b/>
+          <w:bCs/>
+          <w:sz w:val="44"/>
+          <w:szCs w:val="44"/>
+        </w:rPr>
+        <w:fldChar w:fldCharType="end"/>
+      </w:r>
+    </w:p>
+    <w:p>
+      <w:pPr>
+        <w:pStyle w:val="Normal"/>
+        <w:bidi w:val="0"/>
+        <w:jc w:val="center"/>
+        <w:rPr>
+          <w:b/>
+          <w:bCs/>
+          <w:sz w:val="36"/>
+          <w:szCs w:val="36"/>
+        </w:rPr>
+      </w:pPr>
+      <w:r>
+        <w:rPr>
+          <w:b/>
+          <w:bCs/>
+          <w:sz w:val="36"/>
+          <w:szCs w:val="36"/>
+        </w:rPr>
+        <w:t>07/05/2026</w:t>
+      </w:r>
+    </w:p>
+    <w:p>
+      <w:pPr>
+        <w:pStyle w:val="Normal"/>
+        <w:bidi w:val="0"/>
+        <w:jc w:val="start"/>
+        <w:rPr>
+          <w:b w:val="false"/>
+          <w:bCs w:val="false"/>
+          <w:sz w:val="36"/>
+          <w:szCs w:val="36"/>
+        </w:rPr>
+      </w:pPr>
+      <w:r>
+        <w:rPr>
+          <w:b w:val="false"/>
+          <w:bCs w:val="false"/>
+          <w:sz w:val="36"/>
+          <w:szCs w:val="36"/>
+        </w:rPr>
+        <w:t>Se va a eliminar un personaje</w:t>
+      </w:r>
+    </w:p>
+    <w:p>
+      <w:pPr>
+        <w:pStyle w:val="Normal"/>
+        <w:bidi w:val="0"/>
+        <w:jc w:val="start"/>
+        <w:rPr>
+          <w:b w:val="false"/>
+          <w:bCs w:val="false"/>
+          <w:sz w:val="36"/>
+          <w:szCs w:val="36"/>
+        </w:rPr>
+      </w:pPr>
+      <w:r>
+        <w:rPr>
+          <w:b w:val="false"/>
+          <w:bCs w:val="false"/>
+          <w:sz w:val="36"/>
+          <w:szCs w:val="36"/>
+        </w:rPr>
+        <w:drawing>
+          <wp:anchor distT="0" distB="0" distL="0" distR="0" simplePos="0" relativeHeight="22" behindDoc="0" locked="0" layoutInCell="0" allowOverlap="1">
+            <wp:simplePos x="0" y="0"/>
+            <wp:positionH relativeFrom="column">
+              <wp:align>center</wp:align>
+            </wp:positionH>
+            <wp:positionV relativeFrom="paragraph">
+              <wp:posOffset>635</wp:posOffset>
+            </wp:positionV>
+            <wp:extent cx="6120130" cy="2908300"/>
+            <wp:effectExtent l="0" t="0" r="0" b="0"/>
+            <wp:wrapSquare wrapText="largest"/>
+            <wp:docPr id="30" name="Imagen11 Copia 1 Copia 1"/>
+            <wp:cNvGraphicFramePr>
+              <a:graphicFrameLocks xmlns:a="http://schemas.openxmlformats.org/drawingml/2006/main" noChangeAspect="1"/>
+            </wp:cNvGraphicFramePr>
+            <a:graphic xmlns:a="http://schemas.openxmlformats.org/drawingml/2006/main">
+              <a:graphicData uri="http://schemas.openxmlformats.org/drawingml/2006/picture">
+                <pic:pic xmlns:pic="http://schemas.openxmlformats.org/drawingml/2006/picture">
+                  <pic:nvPicPr>
+                    <pic:cNvPr id="30" name="Imagen11 Copia 1 Copia 1"/>
+                    <pic:cNvPicPr>
+                      <a:picLocks noChangeAspect="1" noChangeArrowheads="1"/>
+                    </pic:cNvPicPr>
+                  </pic:nvPicPr>
+                  <pic:blipFill>
+                    <a:blip r:embed="rId31"/>
+                    <a:stretch>
+                      <a:fillRect/>
+                    </a:stretch>
+                  </pic:blipFill>
+                  <pic:spPr bwMode="auto">
+                    <a:xfrm>
+                      <a:off x="0" y="0"/>
+                      <a:ext cx="6120130" cy="2908300"/>
+                    </a:xfrm>
+                    <a:prstGeom prst="rect">
+                      <a:avLst/>
+                    </a:prstGeom>
+                    <a:noFill/>
+                  </pic:spPr>
+                </pic:pic>
+              </a:graphicData>
+            </a:graphic>
+          </wp:anchor>
+        </w:drawing>
+      </w:r>
+    </w:p>
+    <w:p>
+      <w:pPr>
+        <w:pStyle w:val="Normal"/>
+        <w:bidi w:val="0"/>
+        <w:jc w:val="start"/>
+        <w:rPr>
+          <w:b w:val="false"/>
+          <w:bCs w:val="false"/>
+          <w:sz w:val="36"/>
+          <w:szCs w:val="36"/>
+        </w:rPr>
+      </w:pPr>
+      <w:r>
+        <w:rPr>
+          <w:b w:val="false"/>
+          <w:bCs w:val="false"/>
+          <w:sz w:val="36"/>
+          <w:szCs w:val="36"/>
+        </w:rPr>
+        <w:t>Tras pulsar el botón de ELIMINAR, se eliminará el personaje de la lista de personajes</w:t>
+      </w:r>
+    </w:p>
+    <w:p>
+      <w:pPr>
+        <w:pStyle w:val="Normal"/>
+        <w:bidi w:val="0"/>
+        <w:jc w:val="start"/>
+        <w:rPr>
+          <w:b w:val="false"/>
+          <w:bCs w:val="false"/>
+          <w:sz w:val="36"/>
+          <w:szCs w:val="36"/>
+        </w:rPr>
+      </w:pPr>
+      <w:r>
+        <w:rPr>
+          <w:b w:val="false"/>
+          <w:bCs w:val="false"/>
+          <w:sz w:val="36"/>
+          <w:szCs w:val="36"/>
+        </w:rPr>
+      </w:r>
+    </w:p>
+    <w:p>
+      <w:pPr>
+        <w:pStyle w:val="Normal"/>
+        <w:bidi w:val="0"/>
+        <w:jc w:val="start"/>
+        <w:rPr>
+          <w:b w:val="false"/>
+          <w:bCs w:val="false"/>
+          <w:sz w:val="36"/>
+          <w:szCs w:val="36"/>
+        </w:rPr>
+      </w:pPr>
+      <w:r>
+        <w:rPr>
+          <w:b w:val="false"/>
+          <w:bCs w:val="false"/>
+          <w:sz w:val="36"/>
+          <w:szCs w:val="36"/>
+        </w:rPr>
+        <w:drawing>
+          <wp:anchor distT="0" distB="0" distL="0" distR="0" simplePos="0" relativeHeight="23" behindDoc="0" locked="0" layoutInCell="0" allowOverlap="1">
+            <wp:simplePos x="0" y="0"/>
+            <wp:positionH relativeFrom="column">
+              <wp:align>center</wp:align>
+            </wp:positionH>
+            <wp:positionV relativeFrom="paragraph">
+              <wp:posOffset>635</wp:posOffset>
+            </wp:positionV>
+            <wp:extent cx="6120130" cy="2897505"/>
+            <wp:effectExtent l="0" t="0" r="0" b="0"/>
+            <wp:wrapSquare wrapText="largest"/>
+            <wp:docPr id="31" name="Imagen12 Copia 1 Copia 1"/>
+            <wp:cNvGraphicFramePr>
+              <a:graphicFrameLocks xmlns:a="http://schemas.openxmlformats.org/drawingml/2006/main" noChangeAspect="1"/>
+            </wp:cNvGraphicFramePr>
+            <a:graphic xmlns:a="http://schemas.openxmlformats.org/drawingml/2006/main">
+              <a:graphicData uri="http://schemas.openxmlformats.org/drawingml/2006/picture">
+                <pic:pic xmlns:pic="http://schemas.openxmlformats.org/drawingml/2006/picture">
+                  <pic:nvPicPr>
+                    <pic:cNvPr id="31" name="Imagen12 Copia 1 Copia 1"/>
+                    <pic:cNvPicPr>
+                      <a:picLocks noChangeAspect="1" noChangeArrowheads="1"/>
+                    </pic:cNvPicPr>
+                  </pic:nvPicPr>
+                  <pic:blipFill>
+                    <a:blip r:embed="rId32"/>
+                    <a:stretch>
+                      <a:fillRect/>
+                    </a:stretch>
+                  </pic:blipFill>
+                  <pic:spPr bwMode="auto">
+                    <a:xfrm>
+                      <a:off x="0" y="0"/>
+                      <a:ext cx="6120130" cy="2897505"/>
+                    </a:xfrm>
+                    <a:prstGeom prst="rect">
+                      <a:avLst/>
+                    </a:prstGeom>
+                    <a:noFill/>
+                  </pic:spPr>
+                </pic:pic>
+              </a:graphicData>
+            </a:graphic>
+          </wp:anchor>
+        </w:drawing>
+      </w:r>
+    </w:p>
+    <w:p>
+      <w:pPr>
+        <w:pStyle w:val="Normal"/>
+        <w:bidi w:val="0"/>
+        <w:jc w:val="start"/>
+        <w:rPr>
+          <w:b w:val="false"/>
+          <w:bCs w:val="false"/>
+          <w:sz w:val="36"/>
+          <w:szCs w:val="36"/>
+        </w:rPr>
+      </w:pPr>
+      <w:r>
+        <w:rPr>
+          <w:b w:val="false"/>
+          <w:bCs w:val="false"/>
+          <w:sz w:val="36"/>
+          <w:szCs w:val="36"/>
+        </w:rPr>
+        <w:t xml:space="preserve">Resultado correcto </w:t>
+      </w:r>
+      <w:r>
+        <w:br w:type="page"/>
+      </w:r>
+    </w:p>
+    <w:p>
+      <w:pPr>
+        <w:pStyle w:val="Normal"/>
+        <w:bidi w:val="0"/>
+        <w:jc w:val="start"/>
+        <w:rPr>
+          <w:b/>
+          <w:bCs/>
+          <w:sz w:val="52"/>
+          <w:szCs w:val="52"/>
+        </w:rPr>
+      </w:pPr>
+      <w:r>
+        <w:rPr>
+          <w:b/>
+          <w:bCs/>
+          <w:sz w:val="52"/>
+          <w:szCs w:val="52"/>
+        </w:rPr>
+      </w:r>
+    </w:p>
+    <w:p>
+      <w:pPr>
+        <w:pStyle w:val="Normal"/>
+        <w:bidi w:val="0"/>
+        <w:jc w:val="center"/>
+        <w:rPr>
+          <w:b/>
+          <w:bCs/>
+          <w:sz w:val="52"/>
+          <w:szCs w:val="52"/>
+        </w:rPr>
+      </w:pPr>
+      <w:r>
+        <w:fldChar w:fldCharType="begin"/>
+      </w:r>
+      <w:r>
+        <w:rPr>
           <w:b/>
           <w:bCs/>
           <w:sz w:val="52"/>
@@ -1948,12 +7105,13 @@
       </w:r>
     </w:p>
     <w:sectPr>
-      <w:footerReference w:type="even" r:id="rId2"/>
-      <w:footerReference w:type="default" r:id="rId3"/>
-      <w:footerReference w:type="first" r:id="rId4"/>
+      <w:headerReference w:type="default" r:id="rId33"/>
+      <w:footerReference w:type="even" r:id="rId34"/>
+      <w:footerReference w:type="default" r:id="rId35"/>
+      <w:footerReference w:type="first" r:id="rId36"/>
       <w:type w:val="nextPage"/>
       <w:pgSz w:w="11906" w:h="16838"/>
-      <w:pgMar w:left="1134" w:right="1134" w:gutter="0" w:header="0" w:top="1134" w:footer="1134" w:bottom="1693"/>
+      <w:pgMar w:left="1134" w:right="1134" w:gutter="0" w:header="1134" w:top="1693" w:footer="1134" w:bottom="1693"/>
       <w:pgNumType w:fmt="decimal"/>
       <w:formProt w:val="false"/>
       <w:textDirection w:val="lrTb"/>
@@ -1988,7 +7146,15 @@
     </w:pPr>
     <w:r>
       <w:rPr/>
-      <w:t>08/04/2026</w:t>
+      <w:t>0</w:t>
+    </w:r>
+    <w:r>
+      <w:rPr/>
+      <w:t>7</w:t>
+    </w:r>
+    <w:r>
+      <w:rPr/>
+      <w:t>/04/2026</w:t>
       <w:tab/>
       <w:tab/>
       <w:t>Daniel Alvarez y Aketza González</w:t>
@@ -2008,13 +7174,35 @@
     </w:pPr>
     <w:r>
       <w:rPr/>
-      <w:t>08/04/2026</w:t>
+      <w:t>0</w:t>
+    </w:r>
+    <w:r>
+      <w:rPr/>
+      <w:t>7</w:t>
+    </w:r>
+    <w:r>
+      <w:rPr/>
+      <w:t>/04/2026</w:t>
       <w:tab/>
       <w:tab/>
       <w:t>Daniel Alvarez y Aketza González</w:t>
     </w:r>
   </w:p>
 </w:ftr>
+</file>
+
+<file path=word/header1.xml><?xml version="1.0" encoding="utf-8"?>
+<w:hdr xmlns:o="urn:schemas-microsoft-com:office:office" xmlns:r="http://schemas.openxmlformats.org/officeDocument/2006/relationships" xmlns:v="urn:schemas-microsoft-com:vml" xmlns:w="http://schemas.openxmlformats.org/wordprocessingml/2006/main" xmlns:w10="urn:schemas-microsoft-com:office:word" xmlns:wp="http://schemas.openxmlformats.org/drawingml/2006/wordprocessingDrawing" xmlns:pic="http://schemas.openxmlformats.org/drawingml/2006/picture" xmlns:wps="http://schemas.microsoft.com/office/word/2010/wordprocessingShape" xmlns:wpg="http://schemas.microsoft.com/office/word/2010/wordprocessingGroup" xmlns:mc="http://schemas.openxmlformats.org/markup-compatibility/2006" xmlns:wp14="http://schemas.microsoft.com/office/word/2010/wordprocessingDrawing" xmlns:w14="http://schemas.microsoft.com/office/word/2010/wordml" xmlns:w15="http://schemas.microsoft.com/office/word/2012/wordml" mc:Ignorable="w14 wp14 w15">
+  <w:p>
+    <w:pPr>
+      <w:pStyle w:val="Header"/>
+      <w:rPr/>
+    </w:pPr>
+    <w:r>
+      <w:rPr/>
+    </w:r>
+  </w:p>
+</w:hdr>
 </file>
 
 <file path=word/numbering.xml><?xml version="1.0" encoding="utf-8"?>
@@ -2314,7 +7502,7 @@
   </w:style>
   <w:style w:type="paragraph" w:styleId="Heading1">
     <w:name w:val="heading 1"/>
-    <w:basedOn w:val="Ttulo"/>
+    <w:basedOn w:val="Ttulouser"/>
     <w:next w:val="BodyText"/>
     <w:qFormat/>
     <w:pPr>
@@ -2416,8 +7604,8 @@
       <w:rFonts w:cs="Arial"/>
     </w:rPr>
   </w:style>
-  <w:style w:type="paragraph" w:styleId="Cabeceraypie">
-    <w:name w:val="Cabecera y pie"/>
+  <w:style w:type="paragraph" w:styleId="Cabeceraypieuser">
+    <w:name w:val="Cabecera y pie (user)"/>
     <w:basedOn w:val="Normal"/>
     <w:qFormat/>
     <w:pPr>
@@ -2430,8 +7618,8 @@
     </w:pPr>
     <w:rPr/>
   </w:style>
-  <w:style w:type="paragraph" w:styleId="Cabeceraypieuser">
-    <w:name w:val="Cabecera y pie (user)"/>
+  <w:style w:type="paragraph" w:styleId="Cabeceraypie">
+    <w:name w:val="Cabecera y pie"/>
     <w:basedOn w:val="Normal"/>
     <w:qFormat/>
     <w:pPr/>
@@ -2439,7 +7627,7 @@
   </w:style>
   <w:style w:type="paragraph" w:styleId="Footer">
     <w:name w:val="footer"/>
-    <w:basedOn w:val="Cabeceraypie"/>
+    <w:basedOn w:val="Cabeceraypieuser"/>
     <w:pPr>
       <w:suppressLineNumbers/>
     </w:pPr>
@@ -2447,7 +7635,7 @@
   </w:style>
   <w:style w:type="paragraph" w:styleId="IndexHeading">
     <w:name w:val="index heading"/>
-    <w:basedOn w:val="Ttulo"/>
+    <w:basedOn w:val="Ttulouser"/>
     <w:pPr>
       <w:suppressLineNumbers/>
       <w:ind w:hanging="0" w:start="0"/>
@@ -2459,8 +7647,8 @@
       <w:szCs w:val="32"/>
     </w:rPr>
   </w:style>
-  <w:style w:type="paragraph" w:styleId="Ttulodelndicedeusuario">
-    <w:name w:val="Título del índice de usuario"/>
+  <w:style w:type="paragraph" w:styleId="Ttulodelndicedeusuariouser">
+    <w:name w:val="Título del índice de usuario (user)"/>
     <w:basedOn w:val="IndexHeading"/>
     <w:qFormat/>
     <w:pPr>
@@ -2474,6 +7662,19 @@
       <w:szCs w:val="32"/>
     </w:rPr>
   </w:style>
+  <w:style w:type="paragraph" w:styleId="ndicedeusuario1user">
+    <w:name w:val="Índice de usuario 1 (user)"/>
+    <w:basedOn w:val="ndiceuser"/>
+    <w:qFormat/>
+    <w:pPr>
+      <w:tabs>
+        <w:tab w:val="clear" w:pos="709"/>
+        <w:tab w:val="right" w:pos="9638" w:leader="dot"/>
+      </w:tabs>
+      <w:ind w:hanging="0" w:start="0"/>
+    </w:pPr>
+    <w:rPr/>
+  </w:style>
   <w:style w:type="paragraph" w:styleId="ndicedeusuario1">
     <w:name w:val="Índice de usuario 1"/>
     <w:basedOn w:val="ndice"/>
@@ -2484,6 +7685,58 @@
         <w:tab w:val="right" w:pos="9638" w:leader="dot"/>
       </w:tabs>
       <w:ind w:hanging="0" w:start="0"/>
+    </w:pPr>
+    <w:rPr/>
+  </w:style>
+  <w:style w:type="paragraph" w:styleId="ndicedeusuario2">
+    <w:name w:val="Índice de usuario 2"/>
+    <w:basedOn w:val="ndice"/>
+    <w:qFormat/>
+    <w:pPr>
+      <w:tabs>
+        <w:tab w:val="clear" w:pos="709"/>
+        <w:tab w:val="right" w:pos="9355" w:leader="dot"/>
+      </w:tabs>
+      <w:ind w:hanging="0" w:start="283"/>
+    </w:pPr>
+    <w:rPr/>
+  </w:style>
+  <w:style w:type="paragraph" w:styleId="ndicedeusuario3">
+    <w:name w:val="Índice de usuario 3"/>
+    <w:basedOn w:val="ndice"/>
+    <w:qFormat/>
+    <w:pPr>
+      <w:tabs>
+        <w:tab w:val="clear" w:pos="709"/>
+        <w:tab w:val="right" w:pos="9071" w:leader="dot"/>
+      </w:tabs>
+      <w:ind w:hanging="0" w:start="567"/>
+    </w:pPr>
+    <w:rPr/>
+  </w:style>
+  <w:style w:type="paragraph" w:styleId="ndicedeusuario4">
+    <w:name w:val="Índice de usuario 4"/>
+    <w:basedOn w:val="ndice"/>
+    <w:qFormat/>
+    <w:pPr>
+      <w:tabs>
+        <w:tab w:val="clear" w:pos="709"/>
+        <w:tab w:val="right" w:pos="8788" w:leader="dot"/>
+      </w:tabs>
+      <w:ind w:hanging="0" w:start="850"/>
+    </w:pPr>
+    <w:rPr/>
+  </w:style>
+  <w:style w:type="paragraph" w:styleId="Header">
+    <w:name w:val="header"/>
+    <w:basedOn w:val="Cabeceraypie"/>
+    <w:pPr>
+      <w:suppressLineNumbers/>
+      <w:tabs>
+        <w:tab w:val="clear" w:pos="709"/>
+        <w:tab w:val="center" w:pos="4819" w:leader="none"/>
+        <w:tab w:val="right" w:pos="9638" w:leader="none"/>
+      </w:tabs>
     </w:pPr>
     <w:rPr/>
   </w:style>

--- a/DOCUMENTACION/Registro_de_pruebas.docx
+++ b/DOCUMENTACION/Registro_de_pruebas.docx
@@ -89,6 +89,7 @@
         <w:p>
           <w:pPr>
             <w:pStyle w:val="TOCHeading"/>
+            <w:spacing w:before="0" w:after="120"/>
             <w:rPr/>
           </w:pPr>
           <w:r>
@@ -113,26 +114,27 @@
           </w:r>
           <w:r>
             <w:rPr>
-              <w:rStyle w:val="Enlacedelndice"/>
+              <w:rStyle w:val="Enlacedelndiceuser"/>
             </w:rPr>
             <w:instrText xml:space="preserve"> TOC \f \o "1-9" \h</w:instrText>
           </w:r>
           <w:r>
             <w:rPr>
-              <w:rStyle w:val="Enlacedelndice"/>
+              <w:rStyle w:val="Enlacedelndiceuser"/>
             </w:rPr>
             <w:fldChar w:fldCharType="separate"/>
           </w:r>
-          <w:hyperlink w:anchor="__RefHeading___Toc1177_3846983818" w:tooltip="Introducción">
-            <w:r>
-              <w:rPr>
-                <w:rStyle w:val="Enlacedelndice"/>
-              </w:rPr>
-              <w:t>Introducción</w:t>
-              <w:tab/>
-              <w:t>3</w:t>
-            </w:r>
-          </w:hyperlink>
+          <w:r>
+            <w:rPr>
+              <w:rStyle w:val="Enlacedelndiceuser"/>
+            </w:rPr>
+            <w:t>Introducción</w:t>
+          </w:r>
+          <w:r>
+            <w:rPr/>
+            <w:tab/>
+            <w:t>3</w:t>
+          </w:r>
         </w:p>
         <w:p>
           <w:pPr>
@@ -143,16 +145,12 @@
             </w:tabs>
             <w:rPr/>
           </w:pPr>
-          <w:hyperlink w:anchor="__RefHeading___Toc1179_3846983818" w:tooltip="Desarrollo">
-            <w:r>
-              <w:rPr>
-                <w:rStyle w:val="Enlacedelndice"/>
-              </w:rPr>
-              <w:t>Desarrollo</w:t>
-              <w:tab/>
-              <w:t>4</w:t>
-            </w:r>
-          </w:hyperlink>
+          <w:r>
+            <w:rPr/>
+            <w:t>Desarrollo</w:t>
+            <w:tab/>
+            <w:t>4</w:t>
+          </w:r>
         </w:p>
         <w:p>
           <w:pPr>
@@ -163,16 +161,12 @@
             </w:tabs>
             <w:rPr/>
           </w:pPr>
-          <w:hyperlink w:anchor="__RefHeading___Toc1181_3846983818" w:tooltip="Levantar entorno Físico">
-            <w:r>
-              <w:rPr>
-                <w:rStyle w:val="Enlacedelndice"/>
-              </w:rPr>
-              <w:t>Levantar entorno Físico</w:t>
-              <w:tab/>
-              <w:t>4</w:t>
-            </w:r>
-          </w:hyperlink>
+          <w:r>
+            <w:rPr/>
+            <w:t>Levantar entorno Físico</w:t>
+            <w:tab/>
+            <w:t>4</w:t>
+          </w:r>
         </w:p>
         <w:p>
           <w:pPr>
@@ -183,16 +177,12 @@
             </w:tabs>
             <w:rPr/>
           </w:pPr>
-          <w:hyperlink w:anchor="__RefHeading___Toc1183_3846983818" w:tooltip="Montar la red">
-            <w:r>
-              <w:rPr>
-                <w:rStyle w:val="Enlacedelndice"/>
-              </w:rPr>
-              <w:t>Montar la red</w:t>
-              <w:tab/>
-              <w:t>4</w:t>
-            </w:r>
-          </w:hyperlink>
+          <w:r>
+            <w:rPr/>
+            <w:t>Montar la red</w:t>
+            <w:tab/>
+            <w:t>4</w:t>
+          </w:r>
         </w:p>
         <w:p>
           <w:pPr>
@@ -203,16 +193,12 @@
             </w:tabs>
             <w:rPr/>
           </w:pPr>
-          <w:hyperlink w:anchor="__RefHeading___Toc1185_3846983818" w:tooltip="Conexión VPN">
-            <w:r>
-              <w:rPr>
-                <w:rStyle w:val="Enlacedelndice"/>
-              </w:rPr>
-              <w:t>Conexión VPN</w:t>
-              <w:tab/>
-              <w:t>5</w:t>
-            </w:r>
-          </w:hyperlink>
+          <w:r>
+            <w:rPr/>
+            <w:t>Conexión VPN</w:t>
+            <w:tab/>
+            <w:t>5</w:t>
+          </w:r>
         </w:p>
         <w:p>
           <w:pPr>
@@ -223,16 +209,12 @@
             </w:tabs>
             <w:rPr/>
           </w:pPr>
-          <w:hyperlink w:anchor="__RefHeading___Toc1187_3846983818" w:tooltip="Conexión SSH">
-            <w:r>
-              <w:rPr>
-                <w:rStyle w:val="Enlacedelndice"/>
-              </w:rPr>
-              <w:t>Conexión SSH</w:t>
-              <w:tab/>
-              <w:t>7</w:t>
-            </w:r>
-          </w:hyperlink>
+          <w:r>
+            <w:rPr/>
+            <w:t>Conexión SSH</w:t>
+            <w:tab/>
+            <w:t>7</w:t>
+          </w:r>
         </w:p>
         <w:p>
           <w:pPr>
@@ -243,16 +225,12 @@
             </w:tabs>
             <w:rPr/>
           </w:pPr>
-          <w:hyperlink w:anchor="__RefHeading___Toc1189_3846983818" w:tooltip="Actualización del repositorio">
-            <w:r>
-              <w:rPr>
-                <w:rStyle w:val="Enlacedelndice"/>
-              </w:rPr>
-              <w:t>Actualización del repositorio</w:t>
-              <w:tab/>
-              <w:t>8</w:t>
-            </w:r>
-          </w:hyperlink>
+          <w:r>
+            <w:rPr/>
+            <w:t>Actualización del repositorio</w:t>
+            <w:tab/>
+            <w:t>8</w:t>
+          </w:r>
         </w:p>
         <w:p>
           <w:pPr>
@@ -263,16 +241,12 @@
             </w:tabs>
             <w:rPr/>
           </w:pPr>
-          <w:hyperlink w:anchor="__RefHeading___Toc1191_3846983818" w:tooltip="Actualización del base de datos del repositorio">
-            <w:r>
-              <w:rPr>
-                <w:rStyle w:val="Enlacedelndice"/>
-              </w:rPr>
-              <w:t>Actualización del base de datos del repositorio</w:t>
-              <w:tab/>
-              <w:t>9</w:t>
-            </w:r>
-          </w:hyperlink>
+          <w:r>
+            <w:rPr/>
+            <w:t>Actualización del base de datos del repositorio</w:t>
+            <w:tab/>
+            <w:t>9</w:t>
+          </w:r>
         </w:p>
         <w:p>
           <w:pPr>
@@ -283,16 +257,12 @@
             </w:tabs>
             <w:rPr/>
           </w:pPr>
-          <w:hyperlink w:anchor="__RefHeading___Toc1193_3846983818" w:tooltip="Probar base de datos">
-            <w:r>
-              <w:rPr>
-                <w:rStyle w:val="Enlacedelndice"/>
-              </w:rPr>
-              <w:t>Probar base de datos</w:t>
-              <w:tab/>
-              <w:t>12</w:t>
-            </w:r>
-          </w:hyperlink>
+          <w:r>
+            <w:rPr/>
+            <w:t>Probar base de datos</w:t>
+            <w:tab/>
+            <w:t>12</w:t>
+          </w:r>
         </w:p>
         <w:p>
           <w:pPr>
@@ -303,16 +273,12 @@
             </w:tabs>
             <w:rPr/>
           </w:pPr>
-          <w:hyperlink w:anchor="__RefHeading___Toc1195_3846983818" w:tooltip="Web">
-            <w:r>
-              <w:rPr>
-                <w:rStyle w:val="Enlacedelndice"/>
-              </w:rPr>
-              <w:t>Web</w:t>
-              <w:tab/>
-              <w:t>13</w:t>
-            </w:r>
-          </w:hyperlink>
+          <w:r>
+            <w:rPr/>
+            <w:t>Web</w:t>
+            <w:tab/>
+            <w:t>13</w:t>
+          </w:r>
         </w:p>
         <w:p>
           <w:pPr>
@@ -323,16 +289,12 @@
             </w:tabs>
             <w:rPr/>
           </w:pPr>
-          <w:hyperlink w:anchor="__RefHeading___Toc1197_3846983818" w:tooltip="Login con usuario válido">
-            <w:r>
-              <w:rPr>
-                <w:rStyle w:val="Enlacedelndice"/>
-              </w:rPr>
-              <w:t>Login con usuario válido</w:t>
-              <w:tab/>
-              <w:t>13</w:t>
-            </w:r>
-          </w:hyperlink>
+          <w:r>
+            <w:rPr/>
+            <w:t>Login con usuario válido</w:t>
+            <w:tab/>
+            <w:t>13</w:t>
+          </w:r>
         </w:p>
         <w:p>
           <w:pPr>
@@ -343,16 +305,12 @@
             </w:tabs>
             <w:rPr/>
           </w:pPr>
-          <w:hyperlink w:anchor="__RefHeading___Toc1199_3846983818" w:tooltip="Login con contraseña incorrecta inválido">
-            <w:r>
-              <w:rPr>
-                <w:rStyle w:val="Enlacedelndice"/>
-              </w:rPr>
-              <w:t>Login con contraseña incorrecta inválido</w:t>
-              <w:tab/>
-              <w:t>14</w:t>
-            </w:r>
-          </w:hyperlink>
+          <w:r>
+            <w:rPr/>
+            <w:t>Login con contraseña incorrecta inválido</w:t>
+            <w:tab/>
+            <w:t>14</w:t>
+          </w:r>
         </w:p>
         <w:p>
           <w:pPr>
@@ -363,16 +321,12 @@
             </w:tabs>
             <w:rPr/>
           </w:pPr>
-          <w:hyperlink w:anchor="__RefHeading___Toc1201_3846983818" w:tooltip="Registrar usuario valido">
-            <w:r>
-              <w:rPr>
-                <w:rStyle w:val="Enlacedelndice"/>
-              </w:rPr>
-              <w:t>Registrar usuario valido</w:t>
-              <w:tab/>
-              <w:t>15</w:t>
-            </w:r>
-          </w:hyperlink>
+          <w:r>
+            <w:rPr/>
+            <w:t>Registrar usuario valido</w:t>
+            <w:tab/>
+            <w:t>15</w:t>
+          </w:r>
         </w:p>
         <w:p>
           <w:pPr>
@@ -383,16 +337,12 @@
             </w:tabs>
             <w:rPr/>
           </w:pPr>
-          <w:hyperlink w:anchor="__RefHeading___Toc1203_3846983818" w:tooltip="Registrar usuario inválido">
-            <w:r>
-              <w:rPr>
-                <w:rStyle w:val="Enlacedelndice"/>
-              </w:rPr>
-              <w:t>Registrar usuario inválido</w:t>
-              <w:tab/>
-              <w:t>16</w:t>
-            </w:r>
-          </w:hyperlink>
+          <w:r>
+            <w:rPr/>
+            <w:t>Registrar usuario inválido</w:t>
+            <w:tab/>
+            <w:t>16</w:t>
+          </w:r>
         </w:p>
         <w:p>
           <w:pPr>
@@ -403,16 +353,12 @@
             </w:tabs>
             <w:rPr/>
           </w:pPr>
-          <w:hyperlink w:anchor="__RefHeading___Toc1205_3846983818" w:tooltip="Crear un grupo">
-            <w:r>
-              <w:rPr>
-                <w:rStyle w:val="Enlacedelndice"/>
-              </w:rPr>
-              <w:t>Crear un grupo</w:t>
-              <w:tab/>
-              <w:t>17</w:t>
-            </w:r>
-          </w:hyperlink>
+          <w:r>
+            <w:rPr/>
+            <w:t>Crear un grupo</w:t>
+            <w:tab/>
+            <w:t>17</w:t>
+          </w:r>
         </w:p>
         <w:p>
           <w:pPr>
@@ -423,16 +369,12 @@
             </w:tabs>
             <w:rPr/>
           </w:pPr>
-          <w:hyperlink w:anchor="__RefHeading___Toc1207_3846983818" w:tooltip="Borrar un grupo">
-            <w:r>
-              <w:rPr>
-                <w:rStyle w:val="Enlacedelndice"/>
-              </w:rPr>
-              <w:t>Borrar un grupo</w:t>
-              <w:tab/>
-              <w:t>18</w:t>
-            </w:r>
-          </w:hyperlink>
+          <w:r>
+            <w:rPr/>
+            <w:t>Borrar un grupo</w:t>
+            <w:tab/>
+            <w:t>18</w:t>
+          </w:r>
         </w:p>
         <w:p>
           <w:pPr>
@@ -443,16 +385,12 @@
             </w:tabs>
             <w:rPr/>
           </w:pPr>
-          <w:hyperlink w:anchor="__RefHeading___Toc1209_3846983818" w:tooltip="Añadir usuario a grupo">
-            <w:r>
-              <w:rPr>
-                <w:rStyle w:val="Enlacedelndice"/>
-              </w:rPr>
-              <w:t>Añadir usuario a grupo</w:t>
-              <w:tab/>
-              <w:t>19</w:t>
-            </w:r>
-          </w:hyperlink>
+          <w:r>
+            <w:rPr/>
+            <w:t>Añadir usuario a grupo</w:t>
+            <w:tab/>
+            <w:t>19</w:t>
+          </w:r>
         </w:p>
         <w:p>
           <w:pPr>
@@ -463,16 +401,12 @@
             </w:tabs>
             <w:rPr/>
           </w:pPr>
-          <w:hyperlink w:anchor="__RefHeading___Toc1211_3846983818" w:tooltip="Salir de un grupo">
-            <w:r>
-              <w:rPr>
-                <w:rStyle w:val="Enlacedelndice"/>
-              </w:rPr>
-              <w:t>Salir de un grupo</w:t>
-              <w:tab/>
-              <w:t>20</w:t>
-            </w:r>
-          </w:hyperlink>
+          <w:r>
+            <w:rPr/>
+            <w:t>Salir de un grupo</w:t>
+            <w:tab/>
+            <w:t>20</w:t>
+          </w:r>
         </w:p>
         <w:p>
           <w:pPr>
@@ -483,16 +417,12 @@
             </w:tabs>
             <w:rPr/>
           </w:pPr>
-          <w:hyperlink w:anchor="__RefHeading___Toc1213_3846983818" w:tooltip="Crear un personaje">
-            <w:r>
-              <w:rPr>
-                <w:rStyle w:val="Enlacedelndice"/>
-              </w:rPr>
-              <w:t>Crear un personaje</w:t>
-              <w:tab/>
-              <w:t>21</w:t>
-            </w:r>
-          </w:hyperlink>
+          <w:r>
+            <w:rPr/>
+            <w:t>Crear un personaje</w:t>
+            <w:tab/>
+            <w:t>21</w:t>
+          </w:r>
         </w:p>
         <w:p>
           <w:pPr>
@@ -503,16 +433,12 @@
             </w:tabs>
             <w:rPr/>
           </w:pPr>
-          <w:hyperlink w:anchor="__RefHeading___Toc1215_3846983818" w:tooltip="Ver un personaje">
-            <w:r>
-              <w:rPr>
-                <w:rStyle w:val="Enlacedelndice"/>
-              </w:rPr>
-              <w:t>Ver un personaje</w:t>
-              <w:tab/>
-              <w:t>25</w:t>
-            </w:r>
-          </w:hyperlink>
+          <w:r>
+            <w:rPr/>
+            <w:t>Ver un personaje</w:t>
+            <w:tab/>
+            <w:t>25</w:t>
+          </w:r>
         </w:p>
         <w:p>
           <w:pPr>
@@ -523,16 +449,12 @@
             </w:tabs>
             <w:rPr/>
           </w:pPr>
-          <w:hyperlink w:anchor="__RefHeading___Toc1217_3846983818" w:tooltip="Eliminar un personaje">
-            <w:r>
-              <w:rPr>
-                <w:rStyle w:val="Enlacedelndice"/>
-              </w:rPr>
-              <w:t>Eliminar un personaje</w:t>
-              <w:tab/>
-              <w:t>26</w:t>
-            </w:r>
-          </w:hyperlink>
+          <w:r>
+            <w:rPr/>
+            <w:t>Eliminar un personaje</w:t>
+            <w:tab/>
+            <w:t>26</w:t>
+          </w:r>
         </w:p>
         <w:p>
           <w:pPr>
@@ -543,20 +465,14 @@
             </w:tabs>
             <w:rPr/>
           </w:pPr>
-          <w:hyperlink w:anchor="__RefHeading___Toc1542_19254603" w:tooltip="Bibliografía">
-            <w:r>
-              <w:rPr>
-                <w:rStyle w:val="Enlacedelndice"/>
-              </w:rPr>
-              <w:t>Bibliografía</w:t>
-              <w:tab/>
-              <w:t>27</w:t>
-            </w:r>
-          </w:hyperlink>
           <w:r>
-            <w:rPr>
-              <w:rStyle w:val="Enlacedelndice"/>
-            </w:rPr>
+            <w:rPr/>
+            <w:t>Bibliografía</w:t>
+            <w:tab/>
+            <w:t>27</w:t>
+          </w:r>
+          <w:r>
+            <w:rPr/>
             <w:fldChar w:fldCharType="end"/>
           </w:r>
         </w:p>
@@ -571,6 +487,7 @@
           <w:numId w:val="0"/>
         </w:numPr>
         <w:suppressAutoHyphens w:val="true"/>
+        <w:ind w:hanging="0" w:start="0"/>
         <w:jc w:val="start"/>
         <w:rPr>
           <w:b/>
@@ -598,6 +515,7 @@
           <w:ilvl w:val="0"/>
           <w:numId w:val="2"/>
         </w:numPr>
+        <w:spacing w:before="0" w:after="120"/>
         <w:ind w:hanging="0" w:start="0"/>
         <w:rPr/>
       </w:pPr>
@@ -668,6 +586,7 @@
           <w:ilvl w:val="0"/>
           <w:numId w:val="2"/>
         </w:numPr>
+        <w:spacing w:before="0" w:after="120"/>
         <w:ind w:hanging="0" w:start="0"/>
         <w:rPr/>
       </w:pPr>
@@ -675,16 +594,16 @@
       <w:bookmarkEnd w:id="1"/>
       <w:r>
         <w:rPr/>
-        <w:t>Desarroll</w:t>
-      </w:r>
-      <w:r>
-        <w:rPr/>
-        <w:t>o</w:t>
+        <w:t>Desarrollo</w:t>
       </w:r>
     </w:p>
     <w:p>
       <w:pPr>
         <w:pStyle w:val="Heading2"/>
+        <w:numPr>
+          <w:ilvl w:val="1"/>
+          <w:numId w:val="1"/>
+        </w:numPr>
         <w:ind w:hanging="0" w:start="0"/>
         <w:rPr/>
       </w:pPr>
@@ -698,6 +617,10 @@
     <w:p>
       <w:pPr>
         <w:pStyle w:val="Heading3"/>
+        <w:numPr>
+          <w:ilvl w:val="2"/>
+          <w:numId w:val="1"/>
+        </w:numPr>
         <w:ind w:hanging="0" w:start="0"/>
         <w:rPr/>
       </w:pPr>
@@ -802,6 +725,11 @@
     <w:p>
       <w:pPr>
         <w:pStyle w:val="Heading2"/>
+        <w:numPr>
+          <w:ilvl w:val="1"/>
+          <w:numId w:val="1"/>
+        </w:numPr>
+        <w:spacing w:before="0" w:after="120"/>
         <w:ind w:hanging="0" w:start="0"/>
         <w:rPr/>
       </w:pPr>
@@ -1006,15 +934,7 @@
       </w:pPr>
       <w:r>
         <w:rPr/>
-        <w:t>R</w:t>
-      </w:r>
-      <w:r>
-        <w:rPr/>
-        <w:t>ealizamos un ping a la I</w:t>
-      </w:r>
-      <w:r>
-        <w:rPr/>
-        <w:t>P del servidor en el túnel</w:t>
+        <w:t>Realizamos un ping a la IP del servidor en el túnel</w:t>
       </w:r>
     </w:p>
     <w:p>
@@ -1033,6 +953,11 @@
     <w:p>
       <w:pPr>
         <w:pStyle w:val="Heading2"/>
+        <w:numPr>
+          <w:ilvl w:val="1"/>
+          <w:numId w:val="1"/>
+        </w:numPr>
+        <w:spacing w:before="0" w:after="120"/>
         <w:ind w:hanging="0" w:start="0"/>
         <w:rPr/>
       </w:pPr>
@@ -1040,11 +965,7 @@
       <w:bookmarkEnd w:id="5"/>
       <w:r>
         <w:rPr/>
-        <w:t xml:space="preserve">Conexión </w:t>
-      </w:r>
-      <w:r>
-        <w:rPr/>
-        <w:t>SSH</w:t>
+        <w:t>Conexión SSH</w:t>
       </w:r>
     </w:p>
     <w:p>
@@ -1146,6 +1067,11 @@
     <w:p>
       <w:pPr>
         <w:pStyle w:val="Heading2"/>
+        <w:numPr>
+          <w:ilvl w:val="1"/>
+          <w:numId w:val="1"/>
+        </w:numPr>
+        <w:spacing w:before="0" w:after="120"/>
         <w:ind w:hanging="0" w:start="0"/>
         <w:rPr/>
       </w:pPr>
@@ -1311,6 +1237,11 @@
     <w:p>
       <w:pPr>
         <w:pStyle w:val="Heading3"/>
+        <w:numPr>
+          <w:ilvl w:val="2"/>
+          <w:numId w:val="1"/>
+        </w:numPr>
+        <w:spacing w:before="0" w:after="120"/>
         <w:ind w:hanging="0" w:start="0"/>
         <w:rPr/>
       </w:pPr>
@@ -1344,15 +1275,7 @@
       </w:pPr>
       <w:r>
         <w:rPr/>
-        <w:t xml:space="preserve">En esta prueba vamos a actualizar la </w:t>
-      </w:r>
-      <w:r>
-        <w:rPr/>
-        <w:t>base de datos</w:t>
-      </w:r>
-      <w:r>
-        <w:rPr/>
-        <w:t xml:space="preserve"> con el repositorio de Github</w:t>
+        <w:t>En esta prueba vamos a actualizar la base de datos con el repositorio de Github</w:t>
       </w:r>
     </w:p>
     <w:p>
@@ -1374,10 +1297,7 @@
         </w:rPr>
       </w:pPr>
       <w:r>
-        <w:rPr>
-          <w:i w:val="false"/>
-          <w:iCs w:val="false"/>
-        </w:rPr>
+        <w:rPr/>
         <w:drawing>
           <wp:inline distT="0" distB="0" distL="0" distR="0">
             <wp:extent cx="6120130" cy="3144520"/>
@@ -1443,10 +1363,7 @@
         </w:rPr>
       </w:pPr>
       <w:r>
-        <w:rPr>
-          <w:i w:val="false"/>
-          <w:iCs w:val="false"/>
-        </w:rPr>
+        <w:rPr/>
         <w:drawing>
           <wp:inline distT="0" distB="0" distL="0" distR="0">
             <wp:extent cx="6120130" cy="3144520"/>
@@ -1508,6 +1425,7 @@
     <w:p>
       <w:pPr>
         <w:pStyle w:val="BodyText"/>
+        <w:spacing w:before="0" w:after="140"/>
         <w:rPr>
           <w:i w:val="false"/>
           <w:iCs w:val="false"/>
@@ -1530,10 +1448,7 @@
         </w:rPr>
       </w:pPr>
       <w:r>
-        <w:rPr>
-          <w:i w:val="false"/>
-          <w:iCs w:val="false"/>
-        </w:rPr>
+        <w:rPr/>
         <w:drawing>
           <wp:inline distT="0" distB="0" distL="0" distR="0">
             <wp:extent cx="6120130" cy="3144520"/>
@@ -1599,10 +1514,7 @@
         </w:rPr>
       </w:pPr>
       <w:r>
-        <w:rPr>
-          <w:i w:val="false"/>
-          <w:iCs w:val="false"/>
-        </w:rPr>
+        <w:rPr/>
         <w:drawing>
           <wp:inline distT="0" distB="0" distL="0" distR="0">
             <wp:extent cx="6120130" cy="3144520"/>
@@ -1664,6 +1576,7 @@
     <w:p>
       <w:pPr>
         <w:pStyle w:val="BodyText"/>
+        <w:spacing w:before="0" w:after="140"/>
         <w:rPr>
           <w:i w:val="false"/>
           <w:iCs w:val="false"/>
@@ -1686,10 +1599,7 @@
         </w:rPr>
       </w:pPr>
       <w:r>
-        <w:rPr>
-          <w:i w:val="false"/>
-          <w:iCs w:val="false"/>
-        </w:rPr>
+        <w:rPr/>
         <w:drawing>
           <wp:inline distT="0" distB="0" distL="0" distR="0">
             <wp:extent cx="6120130" cy="3144520"/>
@@ -1746,6 +1656,11 @@
     <w:p>
       <w:pPr>
         <w:pStyle w:val="Heading2"/>
+        <w:numPr>
+          <w:ilvl w:val="1"/>
+          <w:numId w:val="1"/>
+        </w:numPr>
+        <w:spacing w:before="0" w:after="120"/>
         <w:ind w:hanging="0" w:start="0"/>
         <w:rPr/>
       </w:pPr>
@@ -1779,19 +1694,7 @@
       </w:pPr>
       <w:r>
         <w:rPr/>
-        <w:t xml:space="preserve">En esta prueba </w:t>
-      </w:r>
-      <w:r>
-        <w:rPr/>
-        <w:t>vamos a volcar la información de la tabla “</w:t>
-      </w:r>
-      <w:r>
-        <w:rPr/>
-        <w:t>class</w:t>
-      </w:r>
-      <w:r>
-        <w:rPr/>
-        <w:t>” de la base de datos “dnd”</w:t>
+        <w:t>En esta prueba vamos a volcar la información de la tabla “class” de la base de datos “dnd”</w:t>
       </w:r>
     </w:p>
     <w:p>
@@ -1919,6 +1822,11 @@
     <w:p>
       <w:pPr>
         <w:pStyle w:val="Heading2"/>
+        <w:numPr>
+          <w:ilvl w:val="1"/>
+          <w:numId w:val="1"/>
+        </w:numPr>
+        <w:spacing w:before="0" w:after="120"/>
         <w:ind w:hanging="0" w:start="0"/>
         <w:rPr/>
       </w:pPr>
@@ -1932,6 +1840,10 @@
     <w:p>
       <w:pPr>
         <w:pStyle w:val="Heading3"/>
+        <w:numPr>
+          <w:ilvl w:val="2"/>
+          <w:numId w:val="1"/>
+        </w:numPr>
         <w:ind w:hanging="0" w:start="0"/>
         <w:rPr/>
       </w:pPr>
@@ -1985,12 +1897,7 @@
         </w:rPr>
       </w:pPr>
       <w:r>
-        <w:rPr>
-          <w:b/>
-          <w:bCs/>
-          <w:sz w:val="40"/>
-          <w:szCs w:val="40"/>
-        </w:rPr>
+        <w:rPr/>
         <w:drawing>
           <wp:inline distT="0" distB="0" distL="0" distR="0">
             <wp:extent cx="6120130" cy="2906395"/>
@@ -2113,6 +2020,11 @@
     <w:p>
       <w:pPr>
         <w:pStyle w:val="Heading3"/>
+        <w:numPr>
+          <w:ilvl w:val="2"/>
+          <w:numId w:val="1"/>
+        </w:numPr>
+        <w:spacing w:before="0" w:after="120"/>
         <w:ind w:hanging="0" w:start="0"/>
         <w:rPr/>
       </w:pPr>
@@ -2278,6 +2190,11 @@
     <w:p>
       <w:pPr>
         <w:pStyle w:val="Heading3"/>
+        <w:numPr>
+          <w:ilvl w:val="2"/>
+          <w:numId w:val="1"/>
+        </w:numPr>
+        <w:spacing w:before="0" w:after="120"/>
         <w:ind w:hanging="0" w:start="0"/>
         <w:rPr/>
       </w:pPr>
@@ -2437,6 +2354,11 @@
     <w:p>
       <w:pPr>
         <w:pStyle w:val="Heading3"/>
+        <w:numPr>
+          <w:ilvl w:val="2"/>
+          <w:numId w:val="1"/>
+        </w:numPr>
+        <w:spacing w:before="0" w:after="120"/>
         <w:ind w:hanging="0" w:start="0"/>
         <w:rPr/>
       </w:pPr>
@@ -2596,6 +2518,11 @@
     <w:p>
       <w:pPr>
         <w:pStyle w:val="Heading2"/>
+        <w:numPr>
+          <w:ilvl w:val="1"/>
+          <w:numId w:val="1"/>
+        </w:numPr>
+        <w:spacing w:before="0" w:after="120"/>
         <w:ind w:hanging="0" w:start="0"/>
         <w:rPr/>
       </w:pPr>
@@ -2761,6 +2688,11 @@
     <w:p>
       <w:pPr>
         <w:pStyle w:val="Heading3"/>
+        <w:numPr>
+          <w:ilvl w:val="2"/>
+          <w:numId w:val="1"/>
+        </w:numPr>
+        <w:spacing w:before="0" w:after="120"/>
         <w:ind w:hanging="0" w:start="0"/>
         <w:rPr/>
       </w:pPr>
@@ -2926,6 +2858,11 @@
     <w:p>
       <w:pPr>
         <w:pStyle w:val="Heading3"/>
+        <w:numPr>
+          <w:ilvl w:val="2"/>
+          <w:numId w:val="1"/>
+        </w:numPr>
+        <w:spacing w:before="0" w:after="120"/>
         <w:ind w:hanging="0" w:start="0"/>
         <w:rPr/>
       </w:pPr>
@@ -3091,6 +3028,11 @@
     <w:p>
       <w:pPr>
         <w:pStyle w:val="Heading3"/>
+        <w:numPr>
+          <w:ilvl w:val="2"/>
+          <w:numId w:val="1"/>
+        </w:numPr>
+        <w:spacing w:before="0" w:after="120"/>
         <w:ind w:hanging="0" w:start="0"/>
         <w:rPr/>
       </w:pPr>
@@ -3257,6 +3199,11 @@
     <w:p>
       <w:pPr>
         <w:pStyle w:val="Heading3"/>
+        <w:numPr>
+          <w:ilvl w:val="2"/>
+          <w:numId w:val="1"/>
+        </w:numPr>
+        <w:spacing w:before="0" w:after="120"/>
         <w:ind w:hanging="0" w:start="0"/>
         <w:rPr/>
       </w:pPr>
@@ -3666,7 +3613,7 @@
       </w:pPr>
       <w:r>
         <w:drawing>
-          <wp:anchor distT="0" distB="0" distL="0" distR="0" simplePos="0" relativeHeight="53" behindDoc="0" locked="0" layoutInCell="0" allowOverlap="1">
+          <wp:anchor distT="0" distB="0" distL="0" distR="0" simplePos="0" relativeHeight="68" behindDoc="0" locked="0" layoutInCell="0" allowOverlap="1">
             <wp:simplePos x="0" y="0"/>
             <wp:positionH relativeFrom="column">
               <wp:align>center</wp:align>
@@ -3788,6 +3735,11 @@
     <w:p>
       <w:pPr>
         <w:pStyle w:val="Heading3"/>
+        <w:numPr>
+          <w:ilvl w:val="2"/>
+          <w:numId w:val="1"/>
+        </w:numPr>
+        <w:spacing w:before="0" w:after="120"/>
         <w:ind w:hanging="0" w:start="0"/>
         <w:rPr/>
       </w:pPr>
@@ -3953,6 +3905,11 @@
     <w:p>
       <w:pPr>
         <w:pStyle w:val="Heading3"/>
+        <w:numPr>
+          <w:ilvl w:val="2"/>
+          <w:numId w:val="1"/>
+        </w:numPr>
+        <w:spacing w:before="0" w:after="120"/>
         <w:ind w:hanging="0" w:start="0"/>
         <w:rPr/>
       </w:pPr>
@@ -4385,294 +4342,6 @@
     <w:p>
       <w:pPr>
         <w:pStyle w:val="BodyText"/>
-        <w:numPr>
-          <w:ilvl w:val="0"/>
-          <w:numId w:val="3"/>
-        </w:numPr>
-        <w:tabs>
-          <w:tab w:val="clear" w:pos="709"/>
-          <w:tab w:val="left" w:pos="0" w:leader="none"/>
-        </w:tabs>
-        <w:ind w:hanging="283" w:start="709"/>
-        <w:rPr/>
-      </w:pPr>
-      <w:hyperlink r:id="rId53">
-        <w:r>
-          <w:rPr>
-            <w:rStyle w:val="Hyperlink"/>
-          </w:rPr>
-          <w:t>OpenSSL Documentation</w:t>
-        </w:r>
-      </w:hyperlink>
-      <w:r>
-        <w:rPr/>
-        <w:br/>
-        <w:t xml:space="preserve">OpenSSL Project. (s. f.). </w:t>
-      </w:r>
-      <w:r>
-        <w:rPr>
-          <w:rStyle w:val="Emphasis"/>
-        </w:rPr>
-        <w:t>OpenSSL guide introduction</w:t>
-      </w:r>
-      <w:r>
-        <w:rPr/>
-        <w:t xml:space="preserve">. </w:t>
-      </w:r>
-      <w:hyperlink r:id="rId54">
-        <w:r>
-          <w:rPr>
-            <w:rStyle w:val="Hyperlink"/>
-          </w:rPr>
-          <w:t>https://docs.openssl.org/master/man7/ossl-guide-introduction/</w:t>
-        </w:r>
-      </w:hyperlink>
-    </w:p>
-    <w:p>
-      <w:pPr>
-        <w:pStyle w:val="BodyText"/>
-        <w:numPr>
-          <w:ilvl w:val="0"/>
-          <w:numId w:val="3"/>
-        </w:numPr>
-        <w:tabs>
-          <w:tab w:val="clear" w:pos="709"/>
-          <w:tab w:val="left" w:pos="0" w:leader="none"/>
-        </w:tabs>
-        <w:ind w:hanging="283" w:start="709"/>
-        <w:rPr/>
-      </w:pPr>
-      <w:hyperlink r:id="rId55">
-        <w:r>
-          <w:rPr>
-            <w:rStyle w:val="Hyperlink"/>
-          </w:rPr>
-          <w:t>PHP Manual</w:t>
-        </w:r>
-      </w:hyperlink>
-      <w:r>
-        <w:rPr/>
-        <w:br/>
-        <w:t xml:space="preserve">PHP Documentation Group. (s. f.). </w:t>
-      </w:r>
-      <w:r>
-        <w:rPr>
-          <w:rStyle w:val="Emphasis"/>
-        </w:rPr>
-        <w:t>PHP manual</w:t>
-      </w:r>
-      <w:r>
-        <w:rPr/>
-        <w:t xml:space="preserve">. </w:t>
-      </w:r>
-      <w:hyperlink r:id="rId56">
-        <w:r>
-          <w:rPr>
-            <w:rStyle w:val="Hyperlink"/>
-          </w:rPr>
-          <w:t>https://www.php.net/manual/en/index.php</w:t>
-        </w:r>
-      </w:hyperlink>
-    </w:p>
-    <w:p>
-      <w:pPr>
-        <w:pStyle w:val="BodyText"/>
-        <w:numPr>
-          <w:ilvl w:val="0"/>
-          <w:numId w:val="3"/>
-        </w:numPr>
-        <w:tabs>
-          <w:tab w:val="clear" w:pos="709"/>
-          <w:tab w:val="left" w:pos="0" w:leader="none"/>
-        </w:tabs>
-        <w:ind w:hanging="283" w:start="709"/>
-        <w:rPr/>
-      </w:pPr>
-      <w:hyperlink r:id="rId57">
-        <w:r>
-          <w:rPr>
-            <w:rStyle w:val="Hyperlink"/>
-          </w:rPr>
-          <w:t>W3Schools HTML Tutorial</w:t>
-        </w:r>
-      </w:hyperlink>
-      <w:r>
-        <w:rPr/>
-        <w:br/>
-        <w:t xml:space="preserve">W3Schools. (s. f.). </w:t>
-      </w:r>
-      <w:r>
-        <w:rPr>
-          <w:rStyle w:val="Emphasis"/>
-        </w:rPr>
-        <w:t>HTML tutorial</w:t>
-      </w:r>
-      <w:r>
-        <w:rPr/>
-        <w:t xml:space="preserve">. </w:t>
-      </w:r>
-      <w:hyperlink r:id="rId58">
-        <w:r>
-          <w:rPr>
-            <w:rStyle w:val="Hyperlink"/>
-          </w:rPr>
-          <w:t>https://www.w3schools.com/Html/</w:t>
-        </w:r>
-      </w:hyperlink>
-    </w:p>
-    <w:p>
-      <w:pPr>
-        <w:pStyle w:val="BodyText"/>
-        <w:numPr>
-          <w:ilvl w:val="0"/>
-          <w:numId w:val="3"/>
-        </w:numPr>
-        <w:tabs>
-          <w:tab w:val="clear" w:pos="709"/>
-          <w:tab w:val="left" w:pos="0" w:leader="none"/>
-        </w:tabs>
-        <w:ind w:hanging="283" w:start="709"/>
-        <w:rPr/>
-      </w:pPr>
-      <w:hyperlink r:id="rId59">
-        <w:r>
-          <w:rPr>
-            <w:rStyle w:val="Hyperlink"/>
-          </w:rPr>
-          <w:t>W3Schools CSS Tutorial</w:t>
-        </w:r>
-      </w:hyperlink>
-      <w:r>
-        <w:rPr/>
-        <w:br/>
-        <w:t xml:space="preserve">W3Schools. (s. f.). </w:t>
-      </w:r>
-      <w:r>
-        <w:rPr>
-          <w:rStyle w:val="Emphasis"/>
-        </w:rPr>
-        <w:t>CSS tutorial</w:t>
-      </w:r>
-      <w:r>
-        <w:rPr/>
-        <w:t xml:space="preserve">. </w:t>
-      </w:r>
-      <w:hyperlink r:id="rId60">
-        <w:r>
-          <w:rPr>
-            <w:rStyle w:val="Hyperlink"/>
-          </w:rPr>
-          <w:t>https://www.w3schools.com/css/default.asp</w:t>
-        </w:r>
-      </w:hyperlink>
-    </w:p>
-    <w:p>
-      <w:pPr>
-        <w:pStyle w:val="BodyText"/>
-        <w:widowControl/>
-        <w:numPr>
-          <w:ilvl w:val="0"/>
-          <w:numId w:val="3"/>
-        </w:numPr>
-        <w:tabs>
-          <w:tab w:val="clear" w:pos="709"/>
-          <w:tab w:val="left" w:pos="0" w:leader="none"/>
-        </w:tabs>
-        <w:suppressAutoHyphens w:val="true"/>
-        <w:overflowPunct w:val="false"/>
-        <w:bidi w:val="0"/>
-        <w:spacing w:lineRule="auto" w:line="276" w:before="0" w:after="140"/>
-        <w:ind w:hanging="340" w:start="680" w:end="0"/>
-        <w:jc w:val="start"/>
-        <w:rPr/>
-      </w:pPr>
-      <w:hyperlink r:id="rId61">
-        <w:r>
-          <w:rPr>
-            <w:rStyle w:val="Hyperlink"/>
-          </w:rPr>
-          <w:t>W3Schools JavaScript Tutorial</w:t>
-        </w:r>
-      </w:hyperlink>
-      <w:r>
-        <w:rPr/>
-        <w:br/>
-        <w:t xml:space="preserve">W3Schools. (s. f.). </w:t>
-      </w:r>
-      <w:r>
-        <w:rPr>
-          <w:rStyle w:val="Emphasis"/>
-        </w:rPr>
-        <w:t>JavaScript tutorial</w:t>
-      </w:r>
-      <w:r>
-        <w:rPr/>
-        <w:t xml:space="preserve">. </w:t>
-      </w:r>
-      <w:hyperlink r:id="rId62">
-        <w:r>
-          <w:rPr>
-            <w:rStyle w:val="Hyperlink"/>
-          </w:rPr>
-          <w:t>https://www.w3schools.com/js/default.asp</w:t>
-        </w:r>
-      </w:hyperlink>
-    </w:p>
-    <w:p>
-      <w:pPr>
-        <w:pStyle w:val="BodyText"/>
-        <w:widowControl/>
-        <w:numPr>
-          <w:ilvl w:val="0"/>
-          <w:numId w:val="3"/>
-        </w:numPr>
-        <w:tabs>
-          <w:tab w:val="clear" w:pos="709"/>
-          <w:tab w:val="left" w:pos="0" w:leader="none"/>
-        </w:tabs>
-        <w:suppressAutoHyphens w:val="true"/>
-        <w:overflowPunct w:val="false"/>
-        <w:bidi w:val="0"/>
-        <w:spacing w:lineRule="auto" w:line="276" w:before="0" w:after="140"/>
-        <w:ind w:hanging="340" w:start="680" w:end="0"/>
-        <w:jc w:val="start"/>
-        <w:rPr/>
-      </w:pPr>
-      <w:hyperlink r:id="rId63">
-        <w:r>
-          <w:rPr>
-            <w:rStyle w:val="Hyperlink"/>
-          </w:rPr>
-          <w:t>W3Schools MySQL Tutorial</w:t>
-        </w:r>
-      </w:hyperlink>
-      <w:r>
-        <w:rPr/>
-        <w:br/>
-        <w:t xml:space="preserve">W3Schools. (s. f.). </w:t>
-      </w:r>
-      <w:r>
-        <w:rPr>
-          <w:rStyle w:val="Emphasis"/>
-        </w:rPr>
-        <w:t>MySQL tutorial</w:t>
-      </w:r>
-      <w:r>
-        <w:rPr/>
-        <w:t xml:space="preserve">. </w:t>
-      </w:r>
-      <w:hyperlink r:id="rId64">
-        <w:r>
-          <w:rPr>
-            <w:rStyle w:val="Hyperlink"/>
-          </w:rPr>
-          <w:t>https://www.w3schools.com/mysql/default.asp</w:t>
-        </w:r>
-      </w:hyperlink>
-    </w:p>
-    <w:p>
-      <w:pPr>
-        <w:pStyle w:val="BodyText"/>
         <w:spacing w:before="0" w:after="140"/>
         <w:rPr>
           <w:b/>
@@ -4691,12 +4360,12 @@
       </w:r>
     </w:p>
     <w:sectPr>
-      <w:headerReference w:type="even" r:id="rId65"/>
-      <w:headerReference w:type="default" r:id="rId66"/>
-      <w:headerReference w:type="first" r:id="rId67"/>
-      <w:footerReference w:type="even" r:id="rId68"/>
-      <w:footerReference w:type="default" r:id="rId69"/>
-      <w:footerReference w:type="first" r:id="rId70"/>
+      <w:headerReference w:type="even" r:id="rId53"/>
+      <w:headerReference w:type="default" r:id="rId54"/>
+      <w:headerReference w:type="first" r:id="rId55"/>
+      <w:footerReference w:type="even" r:id="rId56"/>
+      <w:footerReference w:type="default" r:id="rId57"/>
+      <w:footerReference w:type="first" r:id="rId58"/>
       <w:type w:val="nextPage"/>
       <w:pgSz w:w="11906" w:h="16838"/>
       <w:pgMar w:left="1134" w:right="1134" w:gutter="0" w:header="1134" w:top="1696" w:footer="1134" w:bottom="1693"/>
@@ -4748,7 +4417,7 @@
     </w:r>
     <w:r>
       <w:rPr/>
-      <w:t>27</w:t>
+      <w:t>26</w:t>
     </w:r>
     <w:r>
       <w:rPr/>
@@ -4765,7 +4434,23 @@
     </w:pPr>
     <w:r>
       <w:rPr/>
-      <w:t>07/04/2026</w:t>
+      <w:t>0</w:t>
+    </w:r>
+    <w:r>
+      <w:rPr/>
+      <w:t>8</w:t>
+    </w:r>
+    <w:r>
+      <w:rPr/>
+      <w:t>/0</w:t>
+    </w:r>
+    <w:r>
+      <w:rPr/>
+      <w:t>5</w:t>
+    </w:r>
+    <w:r>
+      <w:rPr/>
+      <w:t>/2026</w:t>
       <w:tab/>
       <w:tab/>
       <w:t>Daniel Alvarez y Aketza González</w:t>
@@ -4785,7 +4470,23 @@
     </w:pPr>
     <w:r>
       <w:rPr/>
-      <w:t>07/04/2026</w:t>
+      <w:t>0</w:t>
+    </w:r>
+    <w:r>
+      <w:rPr/>
+      <w:t>8</w:t>
+    </w:r>
+    <w:r>
+      <w:rPr/>
+      <w:t>/0</w:t>
+    </w:r>
+    <w:r>
+      <w:rPr/>
+      <w:t>5</w:t>
+    </w:r>
+    <w:r>
+      <w:rPr/>
+      <w:t>/2026</w:t>
       <w:tab/>
       <w:tab/>
       <w:t>Daniel Alvarez y Aketza González</w:t>
@@ -4818,7 +4519,7 @@
     <w:r>
       <w:rPr/>
       <w:drawing>
-        <wp:anchor distT="0" distB="0" distL="0" distR="0" simplePos="0" relativeHeight="27" behindDoc="1" locked="0" layoutInCell="0" allowOverlap="1">
+        <wp:anchor distT="0" distB="0" distL="0" distR="0" simplePos="0" relativeHeight="67" behindDoc="1" locked="0" layoutInCell="0" allowOverlap="1">
           <wp:simplePos x="0" y="0"/>
           <wp:positionH relativeFrom="column">
             <wp:posOffset>-720090</wp:posOffset>
@@ -4897,11 +4598,11 @@
         </w:tabs>
         <w:ind w:start="0" w:hanging="0"/>
       </w:pPr>
+      <w:rPr/>
     </w:lvl>
     <w:lvl w:ilvl="1">
       <w:start w:val="1"/>
       <w:numFmt w:val="none"/>
-      <w:pStyle w:val="Heading2"/>
       <w:suff w:val="nothing"/>
       <w:lvlText w:val=""/>
       <w:lvlJc w:val="start"/>
@@ -4911,11 +4612,11 @@
         </w:tabs>
         <w:ind w:start="0" w:hanging="0"/>
       </w:pPr>
+      <w:rPr/>
     </w:lvl>
     <w:lvl w:ilvl="2">
       <w:start w:val="1"/>
       <w:numFmt w:val="none"/>
-      <w:pStyle w:val="Heading3"/>
       <w:suff w:val="nothing"/>
       <w:lvlText w:val=""/>
       <w:lvlJc w:val="start"/>
@@ -4925,6 +4626,7 @@
         </w:tabs>
         <w:ind w:start="0" w:hanging="0"/>
       </w:pPr>
+      <w:rPr/>
     </w:lvl>
     <w:lvl w:ilvl="3">
       <w:start w:val="1"/>
@@ -4938,6 +4640,7 @@
         </w:tabs>
         <w:ind w:start="0" w:hanging="0"/>
       </w:pPr>
+      <w:rPr/>
     </w:lvl>
     <w:lvl w:ilvl="4">
       <w:start w:val="1"/>
@@ -4951,6 +4654,7 @@
         </w:tabs>
         <w:ind w:start="0" w:hanging="0"/>
       </w:pPr>
+      <w:rPr/>
     </w:lvl>
     <w:lvl w:ilvl="5">
       <w:start w:val="1"/>
@@ -4964,6 +4668,7 @@
         </w:tabs>
         <w:ind w:start="0" w:hanging="0"/>
       </w:pPr>
+      <w:rPr/>
     </w:lvl>
     <w:lvl w:ilvl="6">
       <w:start w:val="1"/>
@@ -4977,6 +4682,7 @@
         </w:tabs>
         <w:ind w:start="0" w:hanging="0"/>
       </w:pPr>
+      <w:rPr/>
     </w:lvl>
     <w:lvl w:ilvl="7">
       <w:start w:val="1"/>
@@ -4990,6 +4696,7 @@
         </w:tabs>
         <w:ind w:start="0" w:hanging="0"/>
       </w:pPr>
+      <w:rPr/>
     </w:lvl>
     <w:lvl w:ilvl="8">
       <w:start w:val="1"/>
@@ -5003,6 +4710,7 @@
         </w:tabs>
         <w:ind w:start="0" w:hanging="0"/>
       </w:pPr>
+      <w:rPr/>
     </w:lvl>
   </w:abstractNum>
   <w:abstractNum w:abstractNumId="2">
@@ -5250,6 +4958,125 @@
         <w:ind w:start="6381" w:hanging="283"/>
       </w:pPr>
       <w:rPr/>
+    </w:lvl>
+  </w:abstractNum>
+  <w:abstractNum w:abstractNumId="4">
+    <w:lvl w:ilvl="0">
+      <w:start w:val="1"/>
+      <w:numFmt w:val="none"/>
+      <w:suff w:val="nothing"/>
+      <w:lvlText w:val=""/>
+      <w:lvlJc w:val="start"/>
+      <w:pPr>
+        <w:tabs>
+          <w:tab w:val="num" w:pos="0"/>
+        </w:tabs>
+        <w:ind w:start="0" w:hanging="0"/>
+      </w:pPr>
+    </w:lvl>
+    <w:lvl w:ilvl="1">
+      <w:start w:val="1"/>
+      <w:numFmt w:val="none"/>
+      <w:suff w:val="nothing"/>
+      <w:lvlText w:val=""/>
+      <w:lvlJc w:val="start"/>
+      <w:pPr>
+        <w:tabs>
+          <w:tab w:val="num" w:pos="0"/>
+        </w:tabs>
+        <w:ind w:start="0" w:hanging="0"/>
+      </w:pPr>
+    </w:lvl>
+    <w:lvl w:ilvl="2">
+      <w:start w:val="1"/>
+      <w:numFmt w:val="none"/>
+      <w:suff w:val="nothing"/>
+      <w:lvlText w:val=""/>
+      <w:lvlJc w:val="start"/>
+      <w:pPr>
+        <w:tabs>
+          <w:tab w:val="num" w:pos="0"/>
+        </w:tabs>
+        <w:ind w:start="0" w:hanging="0"/>
+      </w:pPr>
+    </w:lvl>
+    <w:lvl w:ilvl="3">
+      <w:start w:val="1"/>
+      <w:numFmt w:val="none"/>
+      <w:suff w:val="nothing"/>
+      <w:lvlText w:val=""/>
+      <w:lvlJc w:val="start"/>
+      <w:pPr>
+        <w:tabs>
+          <w:tab w:val="num" w:pos="0"/>
+        </w:tabs>
+        <w:ind w:start="0" w:hanging="0"/>
+      </w:pPr>
+    </w:lvl>
+    <w:lvl w:ilvl="4">
+      <w:start w:val="1"/>
+      <w:numFmt w:val="none"/>
+      <w:suff w:val="nothing"/>
+      <w:lvlText w:val=""/>
+      <w:lvlJc w:val="start"/>
+      <w:pPr>
+        <w:tabs>
+          <w:tab w:val="num" w:pos="0"/>
+        </w:tabs>
+        <w:ind w:start="0" w:hanging="0"/>
+      </w:pPr>
+    </w:lvl>
+    <w:lvl w:ilvl="5">
+      <w:start w:val="1"/>
+      <w:numFmt w:val="none"/>
+      <w:suff w:val="nothing"/>
+      <w:lvlText w:val=""/>
+      <w:lvlJc w:val="start"/>
+      <w:pPr>
+        <w:tabs>
+          <w:tab w:val="num" w:pos="0"/>
+        </w:tabs>
+        <w:ind w:start="0" w:hanging="0"/>
+      </w:pPr>
+    </w:lvl>
+    <w:lvl w:ilvl="6">
+      <w:start w:val="1"/>
+      <w:numFmt w:val="none"/>
+      <w:suff w:val="nothing"/>
+      <w:lvlText w:val=""/>
+      <w:lvlJc w:val="start"/>
+      <w:pPr>
+        <w:tabs>
+          <w:tab w:val="num" w:pos="0"/>
+        </w:tabs>
+        <w:ind w:start="0" w:hanging="0"/>
+      </w:pPr>
+    </w:lvl>
+    <w:lvl w:ilvl="7">
+      <w:start w:val="1"/>
+      <w:numFmt w:val="none"/>
+      <w:suff w:val="nothing"/>
+      <w:lvlText w:val=""/>
+      <w:lvlJc w:val="start"/>
+      <w:pPr>
+        <w:tabs>
+          <w:tab w:val="num" w:pos="0"/>
+        </w:tabs>
+        <w:ind w:start="0" w:hanging="0"/>
+      </w:pPr>
+    </w:lvl>
+    <w:lvl w:ilvl="8">
+      <w:start w:val="1"/>
+      <w:numFmt w:val="none"/>
+      <w:suff w:val="nothing"/>
+      <w:lvlText w:val=""/>
+      <w:lvlJc w:val="start"/>
+      <w:pPr>
+        <w:tabs>
+          <w:tab w:val="num" w:pos="0"/>
+        </w:tabs>
+        <w:ind w:start="0" w:hanging="0"/>
+      </w:pPr>
     </w:lvl>
   </w:abstractNum>
   <w:num w:numId="1">
@@ -5260,6 +5087,9 @@
   </w:num>
   <w:num w:numId="3">
     <w:abstractNumId w:val="3"/>
+  </w:num>
+  <w:num w:numId="4">
+    <w:abstractNumId w:val="4"/>
   </w:num>
 </w:numbering>
 </file>
@@ -5303,7 +5133,7 @@
   </w:style>
   <w:style w:type="paragraph" w:styleId="Heading1">
     <w:name w:val="heading 1"/>
-    <w:basedOn w:val="Ttulouser"/>
+    <w:basedOn w:val="Ttulo"/>
     <w:next w:val="BodyText"/>
     <w:qFormat/>
     <w:pPr>
@@ -5323,7 +5153,7 @@
   </w:style>
   <w:style w:type="paragraph" w:styleId="Heading2">
     <w:name w:val="heading 2"/>
-    <w:basedOn w:val="Ttulo"/>
+    <w:basedOn w:val="Ttulouser"/>
     <w:next w:val="BodyText"/>
     <w:qFormat/>
     <w:pPr>
@@ -5343,7 +5173,7 @@
   </w:style>
   <w:style w:type="paragraph" w:styleId="Heading3">
     <w:name w:val="heading 3"/>
-    <w:basedOn w:val="Ttulo"/>
+    <w:basedOn w:val="Ttulouser"/>
     <w:next w:val="BodyText"/>
     <w:qFormat/>
     <w:pPr>
@@ -5383,8 +5213,8 @@
       <w:iCs/>
     </w:rPr>
   </w:style>
-  <w:style w:type="character" w:styleId="Enlacedelndice">
-    <w:name w:val="Enlace del índice"/>
+  <w:style w:type="character" w:styleId="Enlacedelndiceuser">
+    <w:name w:val="Enlace del índice (user)"/>
     <w:qFormat/>
     <w:rPr/>
   </w:style>
@@ -5472,8 +5302,8 @@
       <w:rFonts w:cs="Arial"/>
     </w:rPr>
   </w:style>
-  <w:style w:type="paragraph" w:styleId="Cabeceraypieuser">
-    <w:name w:val="Cabecera y pie (user)"/>
+  <w:style w:type="paragraph" w:styleId="Cabeceraypie">
+    <w:name w:val="Cabecera y pie"/>
     <w:basedOn w:val="Normal"/>
     <w:qFormat/>
     <w:pPr>
@@ -5486,8 +5316,8 @@
     </w:pPr>
     <w:rPr/>
   </w:style>
-  <w:style w:type="paragraph" w:styleId="Cabeceraypie">
-    <w:name w:val="Cabecera y pie"/>
+  <w:style w:type="paragraph" w:styleId="Cabeceraypieuser">
+    <w:name w:val="Cabecera y pie (user)"/>
     <w:basedOn w:val="Normal"/>
     <w:qFormat/>
     <w:pPr/>
@@ -5495,7 +5325,7 @@
   </w:style>
   <w:style w:type="paragraph" w:styleId="Footer">
     <w:name w:val="footer"/>
-    <w:basedOn w:val="Cabeceraypieuser"/>
+    <w:basedOn w:val="Cabeceraypie"/>
     <w:pPr>
       <w:suppressLineNumbers/>
     </w:pPr>
@@ -5503,7 +5333,7 @@
   </w:style>
   <w:style w:type="paragraph" w:styleId="IndexHeading">
     <w:name w:val="index heading"/>
-    <w:basedOn w:val="Ttulouser"/>
+    <w:basedOn w:val="Ttulo"/>
     <w:pPr>
       <w:suppressLineNumbers/>
       <w:ind w:hanging="0" w:start="0"/>
@@ -5515,8 +5345,8 @@
       <w:szCs w:val="32"/>
     </w:rPr>
   </w:style>
-  <w:style w:type="paragraph" w:styleId="Ttulodelndicedeusuariouser">
-    <w:name w:val="Título del índice de usuario (user)"/>
+  <w:style w:type="paragraph" w:styleId="Ttulodelndicedeusuario">
+    <w:name w:val="Título del índice de usuario"/>
     <w:basedOn w:val="IndexHeading"/>
     <w:qFormat/>
     <w:pPr>
@@ -5529,6 +5359,19 @@
       <w:sz w:val="32"/>
       <w:szCs w:val="32"/>
     </w:rPr>
+  </w:style>
+  <w:style w:type="paragraph" w:styleId="ndicedeusuario1">
+    <w:name w:val="Índice de usuario 1"/>
+    <w:basedOn w:val="ndice"/>
+    <w:qFormat/>
+    <w:pPr>
+      <w:tabs>
+        <w:tab w:val="clear" w:pos="709"/>
+        <w:tab w:val="right" w:pos="9638" w:leader="dot"/>
+      </w:tabs>
+      <w:ind w:hanging="0" w:start="0"/>
+    </w:pPr>
+    <w:rPr/>
   </w:style>
   <w:style w:type="paragraph" w:styleId="ndicedeusuario1user">
     <w:name w:val="Índice de usuario 1 (user)"/>
@@ -5543,22 +5386,9 @@
     </w:pPr>
     <w:rPr/>
   </w:style>
-  <w:style w:type="paragraph" w:styleId="ndicedeusuario1">
-    <w:name w:val="Índice de usuario 1"/>
-    <w:basedOn w:val="ndice"/>
-    <w:qFormat/>
-    <w:pPr>
-      <w:tabs>
-        <w:tab w:val="clear" w:pos="709"/>
-        <w:tab w:val="right" w:pos="9638" w:leader="dot"/>
-      </w:tabs>
-      <w:ind w:hanging="0" w:start="0"/>
-    </w:pPr>
-    <w:rPr/>
-  </w:style>
-  <w:style w:type="paragraph" w:styleId="ndicedeusuario2">
-    <w:name w:val="Índice de usuario 2"/>
-    <w:basedOn w:val="ndice"/>
+  <w:style w:type="paragraph" w:styleId="ndicedeusuario2user">
+    <w:name w:val="Índice de usuario 2 (user)"/>
+    <w:basedOn w:val="ndiceuser"/>
     <w:qFormat/>
     <w:pPr>
       <w:tabs>
@@ -5569,9 +5399,9 @@
     </w:pPr>
     <w:rPr/>
   </w:style>
-  <w:style w:type="paragraph" w:styleId="ndicedeusuario3">
-    <w:name w:val="Índice de usuario 3"/>
-    <w:basedOn w:val="ndice"/>
+  <w:style w:type="paragraph" w:styleId="ndicedeusuario3user">
+    <w:name w:val="Índice de usuario 3 (user)"/>
+    <w:basedOn w:val="ndiceuser"/>
     <w:qFormat/>
     <w:pPr>
       <w:tabs>
@@ -5582,9 +5412,9 @@
     </w:pPr>
     <w:rPr/>
   </w:style>
-  <w:style w:type="paragraph" w:styleId="ndicedeusuario4">
-    <w:name w:val="Índice de usuario 4"/>
-    <w:basedOn w:val="ndice"/>
+  <w:style w:type="paragraph" w:styleId="ndicedeusuario4user">
+    <w:name w:val="Índice de usuario 4 (user)"/>
+    <w:basedOn w:val="ndiceuser"/>
     <w:qFormat/>
     <w:pPr>
       <w:tabs>
@@ -5597,7 +5427,7 @@
   </w:style>
   <w:style w:type="paragraph" w:styleId="Header">
     <w:name w:val="header"/>
-    <w:basedOn w:val="Cabeceraypie"/>
+    <w:basedOn w:val="Cabeceraypieuser"/>
     <w:pPr>
       <w:suppressLineNumbers/>
       <w:tabs>
@@ -5608,15 +5438,15 @@
     </w:pPr>
     <w:rPr/>
   </w:style>
-  <w:style w:type="paragraph" w:styleId="Contenidodelmarco">
-    <w:name w:val="Contenido del marco"/>
+  <w:style w:type="paragraph" w:styleId="Contenidodelmarcouser">
+    <w:name w:val="Contenido del marco (user)"/>
     <w:basedOn w:val="Normal"/>
     <w:qFormat/>
     <w:pPr/>
     <w:rPr/>
   </w:style>
-  <w:style w:type="paragraph" w:styleId="Comentario">
-    <w:name w:val="Comentario"/>
+  <w:style w:type="paragraph" w:styleId="Comentariouser">
+    <w:name w:val="Comentario (user)"/>
     <w:basedOn w:val="Normal"/>
     <w:qFormat/>
     <w:pPr>
@@ -5646,7 +5476,7 @@
   </w:style>
   <w:style w:type="paragraph" w:styleId="TOC1">
     <w:name w:val="toc 1"/>
-    <w:basedOn w:val="ndice"/>
+    <w:basedOn w:val="ndiceuser"/>
     <w:pPr>
       <w:tabs>
         <w:tab w:val="clear" w:pos="709"/>
@@ -5658,7 +5488,7 @@
   </w:style>
   <w:style w:type="paragraph" w:styleId="TOC2">
     <w:name w:val="toc 2"/>
-    <w:basedOn w:val="ndice"/>
+    <w:basedOn w:val="ndiceuser"/>
     <w:pPr>
       <w:tabs>
         <w:tab w:val="clear" w:pos="709"/>
@@ -5670,7 +5500,7 @@
   </w:style>
   <w:style w:type="paragraph" w:styleId="TOC3">
     <w:name w:val="toc 3"/>
-    <w:basedOn w:val="ndice"/>
+    <w:basedOn w:val="ndiceuser"/>
     <w:pPr>
       <w:tabs>
         <w:tab w:val="clear" w:pos="709"/>
